--- a/relatorio_RCD_1F_Grupo9 (2).docx
+++ b/relatorio_RCD_1F_Grupo9 (2).docx
@@ -83,7 +83,7 @@
     <w:p>
       <w:pPr>
         <w:spacing w:before="1800"/>
-        <w:jc w:val="both"/>
+        <w:jc w:val="center"/>
       </w:pPr>
       <w:r>
         <w:rPr>
@@ -99,13 +99,13 @@
     <w:p>
       <w:pPr>
         <w:spacing w:before="60" w:after="600"/>
-        <w:jc w:val="both"/>
+        <w:jc w:val="center"/>
       </w:pPr>
       <w:r>
         <w:rPr>
           <w:color w:val="444444"/>
         </w:rPr>
-        <w:t xml:space="preserve">Redes e Comunicação de Dados </w:t>
+        <w:t>Redes e Comunicação de Dados</w:t>
       </w:r>
     </w:p>
     <w:p>
@@ -119,7 +119,7 @@
     <w:p>
       <w:pPr>
         <w:spacing w:before="600" w:after="100"/>
-        <w:jc w:val="both"/>
+        <w:jc w:val="center"/>
       </w:pPr>
       <w:r>
         <w:rPr>
@@ -135,7 +135,7 @@
     <w:p>
       <w:pPr>
         <w:spacing w:after="600"/>
-        <w:jc w:val="both"/>
+        <w:jc w:val="center"/>
       </w:pPr>
       <w:r>
         <w:rPr>
@@ -280,6 +280,18 @@
         <w:lastRenderedPageBreak/>
         <w:t>Resumo</w:t>
       </w:r>
+    </w:p>
+    <w:p>
+      <w:pPr>
+        <w:pStyle w:val="Ttulo1"/>
+        <w:jc w:val="both"/>
+      </w:pPr>
+    </w:p>
+    <w:p>
+      <w:pPr>
+        <w:pStyle w:val="Ttulo1"/>
+        <w:jc w:val="both"/>
+      </w:pPr>
     </w:p>
     <w:p>
       <w:pPr>
@@ -418,7 +430,21 @@
             <w:rStyle w:val="Hiperligao"/>
             <w:color w:val="000000" w:themeColor="text1"/>
           </w:rPr>
-          <w:t>Introdução</w:t>
+          <w:t>Intro</w:t>
+        </w:r>
+        <w:r>
+          <w:rPr>
+            <w:rStyle w:val="Hiperligao"/>
+            <w:color w:val="000000" w:themeColor="text1"/>
+          </w:rPr>
+          <w:t>d</w:t>
+        </w:r>
+        <w:r>
+          <w:rPr>
+            <w:rStyle w:val="Hiperligao"/>
+            <w:color w:val="000000" w:themeColor="text1"/>
+          </w:rPr>
+          <w:t>ução</w:t>
         </w:r>
       </w:hyperlink>
     </w:p>
@@ -912,7 +938,15 @@
             <w:bCs/>
             <w:color w:val="000000" w:themeColor="text1"/>
           </w:rPr>
-          <w:t xml:space="preserve">NAT </w:t>
+          <w:t>NAT</w:t>
+        </w:r>
+        <w:r>
+          <w:rPr>
+            <w:rStyle w:val="Hiperligao"/>
+            <w:bCs/>
+            <w:color w:val="000000" w:themeColor="text1"/>
+          </w:rPr>
+          <w:t xml:space="preserve"> </w:t>
         </w:r>
         <w:proofErr w:type="spellStart"/>
         <w:r>
@@ -1144,7 +1178,7 @@
           <w:noProof/>
         </w:rPr>
         <w:drawing>
-          <wp:anchor distT="0" distB="0" distL="114300" distR="114300" simplePos="0" relativeHeight="251659264" behindDoc="1" locked="0" layoutInCell="1" allowOverlap="1" wp14:anchorId="67E89F69" wp14:editId="3AF80170">
+          <wp:anchor distT="0" distB="0" distL="114300" distR="114300" simplePos="0" relativeHeight="251659264" behindDoc="1" locked="0" layoutInCell="1" allowOverlap="1" wp14:anchorId="67E89F69" wp14:editId="711E57BC">
             <wp:simplePos x="0" y="0"/>
             <wp:positionH relativeFrom="margin">
               <wp:align>center</wp:align>
@@ -13178,25 +13212,7 @@
           <w:szCs w:val="22"/>
           <w:lang w:val="en-US"/>
         </w:rPr>
-        <w:t xml:space="preserve">Access Points: AVR-AP1 </w:t>
-      </w:r>
-      <w:proofErr w:type="gramStart"/>
-      <w:r>
-        <w:rPr>
-          <w:sz w:val="22"/>
-          <w:szCs w:val="22"/>
-          <w:lang w:val="en-US"/>
-        </w:rPr>
-        <w:t>a</w:t>
-      </w:r>
-      <w:proofErr w:type="gramEnd"/>
-      <w:r>
-        <w:rPr>
-          <w:sz w:val="22"/>
-          <w:szCs w:val="22"/>
-          <w:lang w:val="en-US"/>
-        </w:rPr>
-        <w:t xml:space="preserve"> AVR-AP4 — para a rede wireless;</w:t>
+        <w:t>Access Points: AVR-AP1 a AVR-AP4 — para a rede wireless;</w:t>
       </w:r>
     </w:p>
     <w:p>
@@ -13553,7 +13569,7 @@
           <v:rect id="rectole0000000002" o:spid="_x0000_i1025" style="width:499.2pt;height:216.6pt" o:ole="" o:preferrelative="t" stroked="f">
             <v:imagedata r:id="rId9" o:title=""/>
           </v:rect>
-          <o:OLEObject Type="Embed" ProgID="StaticMetafile" ShapeID="rectole0000000002" DrawAspect="Content" ObjectID="_1840903475" r:id="rId10"/>
+          <o:OLEObject Type="Embed" ProgID="StaticMetafile" ShapeID="rectole0000000002" DrawAspect="Content" ObjectID="_1840955690" r:id="rId10"/>
         </w:object>
       </w:r>
     </w:p>
@@ -13567,7 +13583,7 @@
           <v:rect id="rectole0000000003" o:spid="_x0000_i1026" style="width:502.8pt;height:295.8pt" o:ole="" o:preferrelative="t" stroked="f">
             <v:imagedata r:id="rId11" o:title=""/>
           </v:rect>
-          <o:OLEObject Type="Embed" ProgID="StaticMetafile" ShapeID="rectole0000000003" DrawAspect="Content" ObjectID="_1840903476" r:id="rId12"/>
+          <o:OLEObject Type="Embed" ProgID="StaticMetafile" ShapeID="rectole0000000003" DrawAspect="Content" ObjectID="_1840955691" r:id="rId12"/>
         </w:object>
       </w:r>
     </w:p>
@@ -13620,7 +13636,7 @@
           <v:rect id="rectole0000000004" o:spid="_x0000_i1027" style="width:468pt;height:276pt" o:ole="" o:preferrelative="t" stroked="f">
             <v:imagedata r:id="rId13" o:title=""/>
           </v:rect>
-          <o:OLEObject Type="Embed" ProgID="StaticMetafile" ShapeID="rectole0000000004" DrawAspect="Content" ObjectID="_1840903477" r:id="rId14"/>
+          <o:OLEObject Type="Embed" ProgID="StaticMetafile" ShapeID="rectole0000000004" DrawAspect="Content" ObjectID="_1840955692" r:id="rId14"/>
         </w:object>
       </w:r>
     </w:p>
@@ -13634,7 +13650,7 @@
           <v:rect id="rectole0000000005" o:spid="_x0000_i1028" style="width:468pt;height:339.6pt" o:ole="" o:preferrelative="t" stroked="f">
             <v:imagedata r:id="rId15" o:title=""/>
           </v:rect>
-          <o:OLEObject Type="Embed" ProgID="StaticMetafile" ShapeID="rectole0000000005" DrawAspect="Content" ObjectID="_1840903478" r:id="rId16"/>
+          <o:OLEObject Type="Embed" ProgID="StaticMetafile" ShapeID="rectole0000000005" DrawAspect="Content" ObjectID="_1840955693" r:id="rId16"/>
         </w:object>
       </w:r>
     </w:p>
@@ -13681,7 +13697,7 @@
           <v:rect id="rectole0000000006" o:spid="_x0000_i1029" style="width:468pt;height:177pt" o:ole="" o:preferrelative="t" stroked="f">
             <v:imagedata r:id="rId17" o:title=""/>
           </v:rect>
-          <o:OLEObject Type="Embed" ProgID="StaticMetafile" ShapeID="rectole0000000006" DrawAspect="Content" ObjectID="_1840903479" r:id="rId18"/>
+          <o:OLEObject Type="Embed" ProgID="StaticMetafile" ShapeID="rectole0000000006" DrawAspect="Content" ObjectID="_1840955694" r:id="rId18"/>
         </w:object>
       </w:r>
     </w:p>
@@ -13843,7 +13859,6 @@
         <w:t xml:space="preserve"> 0/0) subdividida em múltiplas </w:t>
       </w:r>
       <w:proofErr w:type="spellStart"/>
-      <w:proofErr w:type="gramStart"/>
       <w:r>
         <w:rPr>
           <w:color w:val="000000"/>
@@ -13853,7 +13868,6 @@
         <w:t>sub-interfaces</w:t>
       </w:r>
       <w:proofErr w:type="spellEnd"/>
-      <w:proofErr w:type="gramEnd"/>
       <w:r>
         <w:rPr>
           <w:color w:val="000000"/>
@@ -13882,7 +13896,6 @@
         <w:t xml:space="preserve">Cada </w:t>
       </w:r>
       <w:proofErr w:type="spellStart"/>
-      <w:proofErr w:type="gramStart"/>
       <w:r>
         <w:rPr>
           <w:color w:val="000000"/>
@@ -13892,7 +13905,6 @@
         <w:t>sub-interface</w:t>
       </w:r>
       <w:proofErr w:type="spellEnd"/>
-      <w:proofErr w:type="gramEnd"/>
       <w:r>
         <w:rPr>
           <w:color w:val="000000"/>
@@ -13924,7 +13936,6 @@
         <w:t xml:space="preserve">Encapsulamento dot1Q: Para associar a </w:t>
       </w:r>
       <w:proofErr w:type="spellStart"/>
-      <w:proofErr w:type="gramStart"/>
       <w:r>
         <w:rPr>
           <w:color w:val="000000"/>
@@ -13934,7 +13945,6 @@
         <w:t>sub-interface</w:t>
       </w:r>
       <w:proofErr w:type="spellEnd"/>
-      <w:proofErr w:type="gramEnd"/>
       <w:r>
         <w:rPr>
           <w:color w:val="000000"/>
@@ -14339,7 +14349,6 @@
         <w:t xml:space="preserve"> no </w:t>
       </w:r>
       <w:proofErr w:type="spellStart"/>
-      <w:proofErr w:type="gramStart"/>
       <w:r>
         <w:rPr>
           <w:color w:val="000000"/>
@@ -14355,16 +14364,7 @@
           <w:sz w:val="20"/>
           <w:szCs w:val="20"/>
         </w:rPr>
-        <w:t xml:space="preserve">  !</w:t>
-      </w:r>
-      <w:proofErr w:type="gramEnd"/>
-      <w:r>
-        <w:rPr>
-          <w:color w:val="000000"/>
-          <w:sz w:val="20"/>
-          <w:szCs w:val="20"/>
-        </w:rPr>
-        <w:t xml:space="preserve"> Ativa a interface </w:t>
+        <w:t xml:space="preserve">  ! Ativa a interface </w:t>
       </w:r>
       <w:proofErr w:type="spellStart"/>
       <w:r>
@@ -14444,9 +14444,9 @@
           <w:szCs w:val="20"/>
           <w:lang w:val="en-US"/>
         </w:rPr>
-        <w:t xml:space="preserve"> </w:t>
-      </w:r>
-      <w:proofErr w:type="gramStart"/>
+        <w:t xml:space="preserve"> description Gateway VLAN 70 - </w:t>
+      </w:r>
+      <w:proofErr w:type="spellStart"/>
       <w:r>
         <w:rPr>
           <w:color w:val="000000"/>
@@ -14454,19 +14454,21 @@
           <w:szCs w:val="20"/>
           <w:lang w:val="en-US"/>
         </w:rPr>
-        <w:t>description</w:t>
-      </w:r>
-      <w:proofErr w:type="gramEnd"/>
-      <w:r>
+        <w:t>Quiosque</w:t>
+      </w:r>
+      <w:proofErr w:type="spellEnd"/>
+    </w:p>
+    <w:p>
+      <w:pPr>
+        <w:spacing w:before="200" w:after="100"/>
+        <w:jc w:val="both"/>
         <w:rPr>
           <w:color w:val="000000"/>
           <w:sz w:val="20"/>
           <w:szCs w:val="20"/>
           <w:lang w:val="en-US"/>
         </w:rPr>
-        <w:t xml:space="preserve"> Gateway VLAN 70 - </w:t>
-      </w:r>
-      <w:proofErr w:type="spellStart"/>
+      </w:pPr>
       <w:r>
         <w:rPr>
           <w:color w:val="000000"/>
@@ -14474,9 +14476,8 @@
           <w:szCs w:val="20"/>
           <w:lang w:val="en-US"/>
         </w:rPr>
-        <w:t>Quiosque</w:t>
-      </w:r>
-      <w:proofErr w:type="spellEnd"/>
+        <w:t xml:space="preserve"> encapsulation dot1Q 70</w:t>
+      </w:r>
     </w:p>
     <w:p>
       <w:pPr>
@@ -14496,20 +14497,19 @@
           <w:szCs w:val="20"/>
           <w:lang w:val="en-US"/>
         </w:rPr>
-        <w:t xml:space="preserve"> encapsulation dot1Q 70</w:t>
-      </w:r>
-    </w:p>
-    <w:p>
-      <w:pPr>
-        <w:spacing w:before="200" w:after="100"/>
-        <w:jc w:val="both"/>
+        <w:t xml:space="preserve"> </w:t>
+      </w:r>
+      <w:proofErr w:type="spellStart"/>
+      <w:r>
         <w:rPr>
           <w:color w:val="000000"/>
           <w:sz w:val="20"/>
           <w:szCs w:val="20"/>
           <w:lang w:val="en-US"/>
         </w:rPr>
-      </w:pPr>
+        <w:t>ip</w:t>
+      </w:r>
+      <w:proofErr w:type="spellEnd"/>
       <w:r>
         <w:rPr>
           <w:color w:val="000000"/>
@@ -14517,19 +14517,20 @@
           <w:szCs w:val="20"/>
           <w:lang w:val="en-US"/>
         </w:rPr>
-        <w:t xml:space="preserve"> </w:t>
-      </w:r>
-      <w:proofErr w:type="spellStart"/>
-      <w:r>
+        <w:t xml:space="preserve"> address 10.99.9.1 255.255.255.192</w:t>
+      </w:r>
+    </w:p>
+    <w:p>
+      <w:pPr>
+        <w:spacing w:before="200" w:after="100"/>
+        <w:jc w:val="both"/>
         <w:rPr>
           <w:color w:val="000000"/>
           <w:sz w:val="20"/>
           <w:szCs w:val="20"/>
           <w:lang w:val="en-US"/>
         </w:rPr>
-        <w:t>ip</w:t>
-      </w:r>
-      <w:proofErr w:type="spellEnd"/>
+      </w:pPr>
       <w:r>
         <w:rPr>
           <w:color w:val="000000"/>
@@ -14537,20 +14538,19 @@
           <w:szCs w:val="20"/>
           <w:lang w:val="en-US"/>
         </w:rPr>
-        <w:t xml:space="preserve"> address 10.99.9.1 255.255.255.192</w:t>
-      </w:r>
-    </w:p>
-    <w:p>
-      <w:pPr>
-        <w:spacing w:before="200" w:after="100"/>
-        <w:jc w:val="both"/>
+        <w:t xml:space="preserve">interface </w:t>
+      </w:r>
+      <w:proofErr w:type="spellStart"/>
+      <w:r>
         <w:rPr>
           <w:color w:val="000000"/>
           <w:sz w:val="20"/>
           <w:szCs w:val="20"/>
           <w:lang w:val="en-US"/>
         </w:rPr>
-      </w:pPr>
+        <w:t>GigabitEthernet</w:t>
+      </w:r>
+      <w:proofErr w:type="spellEnd"/>
       <w:r>
         <w:rPr>
           <w:color w:val="000000"/>
@@ -14558,19 +14558,20 @@
           <w:szCs w:val="20"/>
           <w:lang w:val="en-US"/>
         </w:rPr>
-        <w:t xml:space="preserve">interface </w:t>
-      </w:r>
-      <w:proofErr w:type="spellStart"/>
-      <w:r>
+        <w:t xml:space="preserve"> 0/0.160</w:t>
+      </w:r>
+    </w:p>
+    <w:p>
+      <w:pPr>
+        <w:spacing w:before="200" w:after="100"/>
+        <w:jc w:val="both"/>
         <w:rPr>
           <w:color w:val="000000"/>
           <w:sz w:val="20"/>
           <w:szCs w:val="20"/>
           <w:lang w:val="en-US"/>
         </w:rPr>
-        <w:t>GigabitEthernet</w:t>
-      </w:r>
-      <w:proofErr w:type="spellEnd"/>
+      </w:pPr>
       <w:r>
         <w:rPr>
           <w:color w:val="000000"/>
@@ -14578,48 +14579,7 @@
           <w:szCs w:val="20"/>
           <w:lang w:val="en-US"/>
         </w:rPr>
-        <w:t xml:space="preserve"> 0/0.160</w:t>
-      </w:r>
-    </w:p>
-    <w:p>
-      <w:pPr>
-        <w:spacing w:before="200" w:after="100"/>
-        <w:jc w:val="both"/>
-        <w:rPr>
-          <w:color w:val="000000"/>
-          <w:sz w:val="20"/>
-          <w:szCs w:val="20"/>
-          <w:lang w:val="en-US"/>
-        </w:rPr>
-      </w:pPr>
-      <w:r>
-        <w:rPr>
-          <w:color w:val="000000"/>
-          <w:sz w:val="20"/>
-          <w:szCs w:val="20"/>
-          <w:lang w:val="en-US"/>
-        </w:rPr>
-        <w:t xml:space="preserve"> </w:t>
-      </w:r>
-      <w:proofErr w:type="gramStart"/>
-      <w:r>
-        <w:rPr>
-          <w:color w:val="000000"/>
-          <w:sz w:val="20"/>
-          <w:szCs w:val="20"/>
-          <w:lang w:val="en-US"/>
-        </w:rPr>
-        <w:t>description</w:t>
-      </w:r>
-      <w:proofErr w:type="gramEnd"/>
-      <w:r>
-        <w:rPr>
-          <w:color w:val="000000"/>
-          <w:sz w:val="20"/>
-          <w:szCs w:val="20"/>
-          <w:lang w:val="en-US"/>
-        </w:rPr>
-        <w:t xml:space="preserve"> Gateway VLAN 160 - Servers</w:t>
+        <w:t xml:space="preserve"> description Gateway VLAN 160 - Servers</w:t>
       </w:r>
     </w:p>
     <w:p>
@@ -14866,10 +14826,58 @@
           <w:szCs w:val="20"/>
           <w:lang w:val="en-US"/>
         </w:rPr>
-        <w:t xml:space="preserve"> </w:t>
-      </w:r>
-      <w:proofErr w:type="gramStart"/>
-      <w:r>
+        <w:t xml:space="preserve"> no shutdown</w:t>
+      </w:r>
+    </w:p>
+    <w:p>
+      <w:pPr>
+        <w:spacing w:before="200" w:after="100"/>
+        <w:jc w:val="both"/>
+        <w:rPr>
+          <w:b/>
+          <w:color w:val="2E75B6"/>
+          <w:sz w:val="22"/>
+          <w:szCs w:val="20"/>
+          <w:lang w:val="en-US"/>
+        </w:rPr>
+      </w:pPr>
+      <w:r>
+        <w:rPr>
+          <w:b/>
+          <w:color w:val="2E75B6"/>
+          <w:sz w:val="22"/>
+          <w:szCs w:val="20"/>
+          <w:lang w:val="en-US"/>
+        </w:rPr>
+        <w:t>Interfaces LAN (</w:t>
+      </w:r>
+      <w:proofErr w:type="spellStart"/>
+      <w:r>
+        <w:rPr>
+          <w:b/>
+          <w:color w:val="2E75B6"/>
+          <w:sz w:val="22"/>
+          <w:szCs w:val="20"/>
+          <w:lang w:val="en-US"/>
+        </w:rPr>
+        <w:t>Exemplo</w:t>
+      </w:r>
+      <w:proofErr w:type="spellEnd"/>
+      <w:r>
+        <w:rPr>
+          <w:b/>
+          <w:color w:val="2E75B6"/>
+          <w:sz w:val="22"/>
+          <w:szCs w:val="20"/>
+          <w:lang w:val="en-US"/>
+        </w:rPr>
+        <w:t xml:space="preserve"> para VLAN 30 - Guest e VLAN 500 - Management):</w:t>
+      </w:r>
+    </w:p>
+    <w:p>
+      <w:pPr>
+        <w:spacing w:before="200" w:after="100"/>
+        <w:jc w:val="both"/>
         <w:rPr>
           <w:i/>
           <w:color w:val="000000"/>
@@ -14877,9 +14885,7 @@
           <w:szCs w:val="20"/>
           <w:lang w:val="en-US"/>
         </w:rPr>
-        <w:t>no</w:t>
-      </w:r>
-      <w:proofErr w:type="gramEnd"/>
+      </w:pPr>
       <w:r>
         <w:rPr>
           <w:i/>
@@ -14888,58 +14894,10 @@
           <w:szCs w:val="20"/>
           <w:lang w:val="en-US"/>
         </w:rPr>
-        <w:t xml:space="preserve"> shutdown</w:t>
-      </w:r>
-    </w:p>
-    <w:p>
-      <w:pPr>
-        <w:spacing w:before="200" w:after="100"/>
-        <w:jc w:val="both"/>
-        <w:rPr>
-          <w:b/>
-          <w:color w:val="2E75B6"/>
-          <w:sz w:val="22"/>
-          <w:szCs w:val="20"/>
-          <w:lang w:val="en-US"/>
-        </w:rPr>
-      </w:pPr>
-      <w:r>
-        <w:rPr>
-          <w:b/>
-          <w:color w:val="2E75B6"/>
-          <w:sz w:val="22"/>
-          <w:szCs w:val="20"/>
-          <w:lang w:val="en-US"/>
-        </w:rPr>
-        <w:t>Interfaces LAN (</w:t>
+        <w:t xml:space="preserve">interface </w:t>
       </w:r>
       <w:proofErr w:type="spellStart"/>
       <w:r>
-        <w:rPr>
-          <w:b/>
-          <w:color w:val="2E75B6"/>
-          <w:sz w:val="22"/>
-          <w:szCs w:val="20"/>
-          <w:lang w:val="en-US"/>
-        </w:rPr>
-        <w:t>Exemplo</w:t>
-      </w:r>
-      <w:proofErr w:type="spellEnd"/>
-      <w:r>
-        <w:rPr>
-          <w:b/>
-          <w:color w:val="2E75B6"/>
-          <w:sz w:val="22"/>
-          <w:szCs w:val="20"/>
-          <w:lang w:val="en-US"/>
-        </w:rPr>
-        <w:t xml:space="preserve"> para VLAN 30 - Guest e VLAN 500 - Management):</w:t>
-      </w:r>
-    </w:p>
-    <w:p>
-      <w:pPr>
-        <w:spacing w:before="200" w:after="100"/>
-        <w:jc w:val="both"/>
         <w:rPr>
           <w:i/>
           <w:color w:val="000000"/>
@@ -14947,7 +14905,9 @@
           <w:szCs w:val="20"/>
           <w:lang w:val="en-US"/>
         </w:rPr>
-      </w:pPr>
+        <w:t>GigabitEthernet</w:t>
+      </w:r>
+      <w:proofErr w:type="spellEnd"/>
       <w:r>
         <w:rPr>
           <w:i/>
@@ -14956,10 +14916,13 @@
           <w:szCs w:val="20"/>
           <w:lang w:val="en-US"/>
         </w:rPr>
-        <w:t xml:space="preserve">interface </w:t>
-      </w:r>
-      <w:proofErr w:type="spellStart"/>
-      <w:r>
+        <w:t xml:space="preserve"> 0/0</w:t>
+      </w:r>
+    </w:p>
+    <w:p>
+      <w:pPr>
+        <w:spacing w:before="200" w:after="100"/>
+        <w:jc w:val="both"/>
         <w:rPr>
           <w:i/>
           <w:color w:val="000000"/>
@@ -14967,9 +14930,7 @@
           <w:szCs w:val="20"/>
           <w:lang w:val="en-US"/>
         </w:rPr>
-        <w:t>GigabitEthernet</w:t>
-      </w:r>
-      <w:proofErr w:type="spellEnd"/>
+      </w:pPr>
       <w:r>
         <w:rPr>
           <w:i/>
@@ -14978,7 +14939,7 @@
           <w:szCs w:val="20"/>
           <w:lang w:val="en-US"/>
         </w:rPr>
-        <w:t xml:space="preserve"> 0/0</w:t>
+        <w:t xml:space="preserve"> no shutdown</w:t>
       </w:r>
     </w:p>
     <w:p>
@@ -15001,9 +14962,9 @@
           <w:szCs w:val="20"/>
           <w:lang w:val="en-US"/>
         </w:rPr>
-        <w:t xml:space="preserve"> </w:t>
-      </w:r>
-      <w:proofErr w:type="gramStart"/>
+        <w:t xml:space="preserve">interface </w:t>
+      </w:r>
+      <w:proofErr w:type="spellStart"/>
       <w:r>
         <w:rPr>
           <w:i/>
@@ -15012,9 +14973,9 @@
           <w:szCs w:val="20"/>
           <w:lang w:val="en-US"/>
         </w:rPr>
-        <w:t>no</w:t>
-      </w:r>
-      <w:proofErr w:type="gramEnd"/>
+        <w:t>GigabitEthernet</w:t>
+      </w:r>
+      <w:proofErr w:type="spellEnd"/>
       <w:r>
         <w:rPr>
           <w:i/>
@@ -15023,7 +14984,7 @@
           <w:szCs w:val="20"/>
           <w:lang w:val="en-US"/>
         </w:rPr>
-        <w:t xml:space="preserve"> shutdown</w:t>
+        <w:t xml:space="preserve"> 0/0.30</w:t>
       </w:r>
     </w:p>
     <w:p>
@@ -15046,10 +15007,13 @@
           <w:szCs w:val="20"/>
           <w:lang w:val="en-US"/>
         </w:rPr>
-        <w:t xml:space="preserve">interface </w:t>
-      </w:r>
-      <w:proofErr w:type="spellStart"/>
-      <w:r>
+        <w:t xml:space="preserve"> description Gateway VLAN 30 - Guest</w:t>
+      </w:r>
+    </w:p>
+    <w:p>
+      <w:pPr>
+        <w:spacing w:before="200" w:after="100"/>
+        <w:jc w:val="both"/>
         <w:rPr>
           <w:i/>
           <w:color w:val="000000"/>
@@ -15057,9 +15021,7 @@
           <w:szCs w:val="20"/>
           <w:lang w:val="en-US"/>
         </w:rPr>
-        <w:t>GigabitEthernet</w:t>
-      </w:r>
-      <w:proofErr w:type="spellEnd"/>
+      </w:pPr>
       <w:r>
         <w:rPr>
           <w:i/>
@@ -15068,7 +15030,7 @@
           <w:szCs w:val="20"/>
           <w:lang w:val="en-US"/>
         </w:rPr>
-        <w:t xml:space="preserve"> 0/0.30</w:t>
+        <w:t xml:space="preserve"> encapsulation dot1Q 30</w:t>
       </w:r>
     </w:p>
     <w:p>
@@ -15091,13 +15053,10 @@
           <w:szCs w:val="20"/>
           <w:lang w:val="en-US"/>
         </w:rPr>
-        <w:t xml:space="preserve"> description Gateway VLAN 30 - Guest</w:t>
-      </w:r>
-    </w:p>
-    <w:p>
-      <w:pPr>
-        <w:spacing w:before="200" w:after="100"/>
-        <w:jc w:val="both"/>
+        <w:t xml:space="preserve"> </w:t>
+      </w:r>
+      <w:proofErr w:type="spellStart"/>
+      <w:r>
         <w:rPr>
           <w:i/>
           <w:color w:val="000000"/>
@@ -15105,7 +15064,9 @@
           <w:szCs w:val="20"/>
           <w:lang w:val="en-US"/>
         </w:rPr>
-      </w:pPr>
+        <w:t>ip</w:t>
+      </w:r>
+      <w:proofErr w:type="spellEnd"/>
       <w:r>
         <w:rPr>
           <w:i/>
@@ -15114,7 +15075,7 @@
           <w:szCs w:val="20"/>
           <w:lang w:val="en-US"/>
         </w:rPr>
-        <w:t xml:space="preserve"> encapsulation dot1Q 30</w:t>
+        <w:t xml:space="preserve"> address 10.30.9.1 255.255.255.192</w:t>
       </w:r>
     </w:p>
     <w:p>
@@ -15137,7 +15098,7 @@
           <w:szCs w:val="20"/>
           <w:lang w:val="en-US"/>
         </w:rPr>
-        <w:t xml:space="preserve"> </w:t>
+        <w:t xml:space="preserve">interface </w:t>
       </w:r>
       <w:proofErr w:type="spellStart"/>
       <w:r>
@@ -15148,7 +15109,7 @@
           <w:szCs w:val="20"/>
           <w:lang w:val="en-US"/>
         </w:rPr>
-        <w:t>ip</w:t>
+        <w:t>GigabitEthernet</w:t>
       </w:r>
       <w:proofErr w:type="spellEnd"/>
       <w:r>
@@ -15159,7 +15120,7 @@
           <w:szCs w:val="20"/>
           <w:lang w:val="en-US"/>
         </w:rPr>
-        <w:t xml:space="preserve"> address 10.30.9.1 255.255.255.192</w:t>
+        <w:t xml:space="preserve"> 0/0.500</w:t>
       </w:r>
     </w:p>
     <w:p>
@@ -15182,9 +15143,20 @@
           <w:szCs w:val="20"/>
           <w:lang w:val="en-US"/>
         </w:rPr>
-        <w:t xml:space="preserve">interface </w:t>
-      </w:r>
-      <w:proofErr w:type="spellStart"/>
+        <w:t xml:space="preserve"> description Gateway VLAN 500 - Management</w:t>
+      </w:r>
+    </w:p>
+    <w:p>
+      <w:pPr>
+        <w:spacing w:before="200" w:after="100"/>
+        <w:jc w:val="both"/>
+        <w:rPr>
+          <w:i/>
+          <w:color w:val="000000"/>
+          <w:sz w:val="20"/>
+          <w:szCs w:val="20"/>
+        </w:rPr>
+      </w:pPr>
       <w:r>
         <w:rPr>
           <w:i/>
@@ -15193,65 +15165,60 @@
           <w:szCs w:val="20"/>
           <w:lang w:val="en-US"/>
         </w:rPr>
-        <w:t>GigabitEthernet</w:t>
-      </w:r>
-      <w:proofErr w:type="spellEnd"/>
+        <w:t xml:space="preserve"> </w:t>
+      </w:r>
+      <w:proofErr w:type="spellStart"/>
       <w:r>
         <w:rPr>
           <w:i/>
           <w:color w:val="000000"/>
           <w:sz w:val="20"/>
           <w:szCs w:val="20"/>
-          <w:lang w:val="en-US"/>
-        </w:rPr>
-        <w:t xml:space="preserve"> 0/0.500</w:t>
-      </w:r>
-    </w:p>
-    <w:p>
-      <w:pPr>
-        <w:spacing w:before="200" w:after="100"/>
-        <w:jc w:val="both"/>
+        </w:rPr>
+        <w:t>encapsulation</w:t>
+      </w:r>
+      <w:proofErr w:type="spellEnd"/>
+      <w:r>
         <w:rPr>
           <w:i/>
           <w:color w:val="000000"/>
           <w:sz w:val="20"/>
           <w:szCs w:val="20"/>
-          <w:lang w:val="en-US"/>
-        </w:rPr>
-      </w:pPr>
-      <w:r>
+        </w:rPr>
+        <w:t xml:space="preserve"> dot1Q 500</w:t>
+      </w:r>
+    </w:p>
+    <w:p>
+      <w:pPr>
+        <w:spacing w:before="200" w:after="100"/>
+        <w:jc w:val="both"/>
         <w:rPr>
           <w:i/>
           <w:color w:val="000000"/>
           <w:sz w:val="20"/>
           <w:szCs w:val="20"/>
-          <w:lang w:val="en-US"/>
-        </w:rPr>
-        <w:t xml:space="preserve"> description Gateway VLAN 500 - Management</w:t>
-      </w:r>
-    </w:p>
-    <w:p>
-      <w:pPr>
-        <w:spacing w:before="200" w:after="100"/>
-        <w:jc w:val="both"/>
+        </w:rPr>
+      </w:pPr>
+      <w:r>
         <w:rPr>
           <w:i/>
           <w:color w:val="000000"/>
           <w:sz w:val="20"/>
           <w:szCs w:val="20"/>
         </w:rPr>
-      </w:pPr>
+        <w:t xml:space="preserve"> </w:t>
+      </w:r>
+      <w:proofErr w:type="spellStart"/>
       <w:r>
         <w:rPr>
           <w:i/>
           <w:color w:val="000000"/>
           <w:sz w:val="20"/>
           <w:szCs w:val="20"/>
-          <w:lang w:val="en-US"/>
-        </w:rPr>
-        <w:t xml:space="preserve"> </w:t>
-      </w:r>
-      <w:proofErr w:type="spellStart"/>
+        </w:rPr>
+        <w:t>ip</w:t>
+      </w:r>
+      <w:proofErr w:type="spellEnd"/>
       <w:r>
         <w:rPr>
           <w:i/>
@@ -15259,9 +15226,9 @@
           <w:sz w:val="20"/>
           <w:szCs w:val="20"/>
         </w:rPr>
-        <w:t>encapsulation</w:t>
-      </w:r>
-      <w:proofErr w:type="spellEnd"/>
+        <w:t xml:space="preserve"> </w:t>
+      </w:r>
+      <w:proofErr w:type="spellStart"/>
       <w:r>
         <w:rPr>
           <w:i/>
@@ -15269,67 +15236,16 @@
           <w:sz w:val="20"/>
           <w:szCs w:val="20"/>
         </w:rPr>
-        <w:t xml:space="preserve"> dot1Q 500</w:t>
-      </w:r>
-    </w:p>
-    <w:p>
-      <w:pPr>
-        <w:spacing w:before="200" w:after="100"/>
-        <w:jc w:val="both"/>
+        <w:t>address</w:t>
+      </w:r>
+      <w:proofErr w:type="spellEnd"/>
+      <w:r>
         <w:rPr>
           <w:i/>
           <w:color w:val="000000"/>
           <w:sz w:val="20"/>
           <w:szCs w:val="20"/>
         </w:rPr>
-      </w:pPr>
-      <w:r>
-        <w:rPr>
-          <w:i/>
-          <w:color w:val="000000"/>
-          <w:sz w:val="20"/>
-          <w:szCs w:val="20"/>
-        </w:rPr>
-        <w:t xml:space="preserve"> </w:t>
-      </w:r>
-      <w:proofErr w:type="spellStart"/>
-      <w:r>
-        <w:rPr>
-          <w:i/>
-          <w:color w:val="000000"/>
-          <w:sz w:val="20"/>
-          <w:szCs w:val="20"/>
-        </w:rPr>
-        <w:t>ip</w:t>
-      </w:r>
-      <w:proofErr w:type="spellEnd"/>
-      <w:r>
-        <w:rPr>
-          <w:i/>
-          <w:color w:val="000000"/>
-          <w:sz w:val="20"/>
-          <w:szCs w:val="20"/>
-        </w:rPr>
-        <w:t xml:space="preserve"> </w:t>
-      </w:r>
-      <w:proofErr w:type="spellStart"/>
-      <w:r>
-        <w:rPr>
-          <w:i/>
-          <w:color w:val="000000"/>
-          <w:sz w:val="20"/>
-          <w:szCs w:val="20"/>
-        </w:rPr>
-        <w:t>address</w:t>
-      </w:r>
-      <w:proofErr w:type="spellEnd"/>
-      <w:r>
-        <w:rPr>
-          <w:i/>
-          <w:color w:val="000000"/>
-          <w:sz w:val="20"/>
-          <w:szCs w:val="20"/>
-        </w:rPr>
         <w:t xml:space="preserve"> 10.30.9.65 255.255.255.192</w:t>
       </w:r>
     </w:p>
@@ -15364,7 +15280,6 @@
         <w:t xml:space="preserve">A utilização de </w:t>
       </w:r>
       <w:proofErr w:type="spellStart"/>
-      <w:proofErr w:type="gramStart"/>
       <w:r>
         <w:rPr>
           <w:color w:val="000000"/>
@@ -15374,7 +15289,6 @@
         <w:t>sub-interfaces</w:t>
       </w:r>
       <w:proofErr w:type="spellEnd"/>
-      <w:proofErr w:type="gramEnd"/>
       <w:r>
         <w:rPr>
           <w:color w:val="000000"/>
@@ -16229,7 +16143,7 @@
         </w:rPr>
         <w:lastRenderedPageBreak/>
         <w:drawing>
-          <wp:inline distT="0" distB="0" distL="0" distR="0" wp14:anchorId="3A322386" wp14:editId="6FD434BC">
+          <wp:inline distT="0" distB="0" distL="0" distR="0" wp14:anchorId="3A322386" wp14:editId="2263FE45">
             <wp:extent cx="6195060" cy="1385570"/>
             <wp:effectExtent l="0" t="0" r="0" b="5080"/>
             <wp:docPr id="2030355210" name="Imagem 3"/>
@@ -16474,7 +16388,7 @@
           <w:sz w:val="22"/>
         </w:rPr>
         <w:drawing>
-          <wp:inline distT="0" distB="0" distL="0" distR="0" wp14:anchorId="56F50145" wp14:editId="0F55F63D">
+          <wp:inline distT="0" distB="0" distL="0" distR="0" wp14:anchorId="56F50145" wp14:editId="7DE702D1">
             <wp:extent cx="6316980" cy="1621155"/>
             <wp:effectExtent l="0" t="0" r="7620" b="0"/>
             <wp:docPr id="1189285225" name="Imagem 4"/>
@@ -18439,81 +18353,6 @@
     </w:p>
     <w:p>
       <w:pPr>
-        <w:spacing w:before="200" w:after="100"/>
-        <w:jc w:val="both"/>
-        <w:rPr>
-          <w:bCs/>
-          <w:sz w:val="22"/>
-          <w:szCs w:val="22"/>
-        </w:rPr>
-      </w:pPr>
-    </w:p>
-    <w:p>
-      <w:pPr>
-        <w:pStyle w:val="Ttulo2"/>
-        <w:jc w:val="both"/>
-      </w:pPr>
-      <w:r>
-        <w:t>5.9. Testes e Resultados</w:t>
-      </w:r>
-    </w:p>
-    <w:p>
-      <w:pPr>
-        <w:spacing w:before="80" w:after="80"/>
-        <w:jc w:val="both"/>
-      </w:pPr>
-      <w:r>
-        <w:rPr>
-          <w:i/>
-          <w:color w:val="AAAAAA"/>
-          <w:sz w:val="22"/>
-          <w:szCs w:val="22"/>
-        </w:rPr>
-        <w:t xml:space="preserve">[A preencher — </w:t>
-      </w:r>
-      <w:proofErr w:type="spellStart"/>
-      <w:r>
-        <w:rPr>
-          <w:i/>
-          <w:color w:val="AAAAAA"/>
-          <w:sz w:val="22"/>
-          <w:szCs w:val="22"/>
-        </w:rPr>
-        <w:t>ping</w:t>
-      </w:r>
-      <w:proofErr w:type="spellEnd"/>
-      <w:r>
-        <w:rPr>
-          <w:i/>
-          <w:color w:val="AAAAAA"/>
-          <w:sz w:val="22"/>
-          <w:szCs w:val="22"/>
-        </w:rPr>
-        <w:t xml:space="preserve"> entre </w:t>
-      </w:r>
-      <w:proofErr w:type="spellStart"/>
-      <w:r>
-        <w:rPr>
-          <w:i/>
-          <w:color w:val="AAAAAA"/>
-          <w:sz w:val="22"/>
-          <w:szCs w:val="22"/>
-        </w:rPr>
-        <w:t>hosts</w:t>
-      </w:r>
-      <w:proofErr w:type="spellEnd"/>
-      <w:r>
-        <w:rPr>
-          <w:i/>
-          <w:color w:val="AAAAAA"/>
-          <w:sz w:val="22"/>
-          <w:szCs w:val="22"/>
-        </w:rPr>
-        <w:t>, acesso ao website, testes de conectividade entre Aveiro e Covilhã, NAT, DHCP]</w:t>
-      </w:r>
-    </w:p>
-    <w:p>
-      <w:pPr>
         <w:pStyle w:val="Ttulo1"/>
         <w:jc w:val="both"/>
       </w:pPr>
@@ -18622,7 +18461,19 @@
         <w:rPr>
           <w:color w:val="000000"/>
         </w:rPr>
-        <w:t>A primeira fase do projeto prático foi concluída com sucesso. Conseguimos planear e dimensionar o endereçamento IP para as duas localizações — Aveiro e Covilhã — utilizando corretamente a técnica VLSM, respeitando os requisitos de hosts definidos no enunciado e evitando o desperdício desnecessário de endereços.</w:t>
+        <w:t>A primeira fase do projeto prático foi concluída com sucesso. Conseguimos planear e dimensionar o endereçamento IP para as duas localizações Aveiro e Covilhã</w:t>
+      </w:r>
+      <w:r>
+        <w:rPr>
+          <w:color w:val="000000"/>
+        </w:rPr>
+        <w:t xml:space="preserve"> </w:t>
+      </w:r>
+      <w:r>
+        <w:rPr>
+          <w:color w:val="000000"/>
+        </w:rPr>
+        <w:t>utilizando corretamente a técnica VLSM, respeitando os requisitos de hosts definidos no enunciado e evitando o desperdício desnecessário de endereços.</w:t>
       </w:r>
     </w:p>
     <w:p>
@@ -18841,7 +18692,6 @@
       <w:bookmarkStart w:id="17" w:name="_7._Anexos"/>
       <w:bookmarkEnd w:id="17"/>
       <w:r>
-        <w:lastRenderedPageBreak/>
         <w:t>7. Anexos</w:t>
       </w:r>
     </w:p>
@@ -18865,6 +18715,7 @@
         <w:rPr>
           <w:color w:val="000000"/>
         </w:rPr>
+        <w:lastRenderedPageBreak/>
         <w:br/>
       </w:r>
     </w:p>

--- a/relatorio_RCD_1F_Grupo9 (2).docx
+++ b/relatorio_RCD_1F_Grupo9 (2).docx
@@ -159,7 +159,7 @@
     <w:p>
       <w:pPr>
         <w:spacing w:before="700" w:after="60"/>
-        <w:jc w:val="both"/>
+        <w:jc w:val="center"/>
       </w:pPr>
       <w:r>
         <w:rPr>
@@ -175,7 +175,7 @@
     <w:p>
       <w:pPr>
         <w:spacing w:before="40" w:after="40"/>
-        <w:jc w:val="both"/>
+        <w:jc w:val="center"/>
       </w:pPr>
       <w:r>
         <w:t>Mário Belim — N.º 2173324</w:t>
@@ -184,7 +184,7 @@
     <w:p>
       <w:pPr>
         <w:spacing w:before="40" w:after="40"/>
-        <w:jc w:val="both"/>
+        <w:jc w:val="center"/>
       </w:pPr>
       <w:r>
         <w:t>Lucas Silva — N.º 2146224</w:t>
@@ -193,7 +193,7 @@
     <w:p>
       <w:pPr>
         <w:spacing w:before="40" w:after="300"/>
-        <w:jc w:val="both"/>
+        <w:jc w:val="center"/>
       </w:pPr>
       <w:r>
         <w:t>Francisco Gouveia — N.º 2178724</w:t>
@@ -202,7 +202,7 @@
     <w:p>
       <w:pPr>
         <w:spacing w:before="60" w:after="60"/>
-        <w:jc w:val="both"/>
+        <w:jc w:val="center"/>
       </w:pPr>
       <w:r>
         <w:rPr>
@@ -216,7 +216,7 @@
     <w:p>
       <w:pPr>
         <w:spacing w:before="60" w:after="60"/>
-        <w:jc w:val="both"/>
+        <w:jc w:val="center"/>
       </w:pPr>
       <w:r>
         <w:rPr>
@@ -224,13 +224,49 @@
           <w:sz w:val="22"/>
           <w:szCs w:val="22"/>
         </w:rPr>
-        <w:t>Endereço IP base: 10.99.9.0/24  (Aveiro)    |    10.30.9.0/24  (Covilhã)</w:t>
+        <w:t>Endereço IP base: 10.99.9.0/</w:t>
+      </w:r>
+      <w:proofErr w:type="gramStart"/>
+      <w:r>
+        <w:rPr>
+          <w:color w:val="666666"/>
+          <w:sz w:val="22"/>
+          <w:szCs w:val="22"/>
+        </w:rPr>
+        <w:t xml:space="preserve">24  (Aveiro)   </w:t>
+      </w:r>
+      <w:proofErr w:type="gramEnd"/>
+      <w:r>
+        <w:rPr>
+          <w:color w:val="666666"/>
+          <w:sz w:val="22"/>
+          <w:szCs w:val="22"/>
+        </w:rPr>
+        <w:t xml:space="preserve"> |    10.30.9.0/</w:t>
+      </w:r>
+      <w:proofErr w:type="gramStart"/>
+      <w:r>
+        <w:rPr>
+          <w:color w:val="666666"/>
+          <w:sz w:val="22"/>
+          <w:szCs w:val="22"/>
+        </w:rPr>
+        <w:t>24  (</w:t>
+      </w:r>
+      <w:proofErr w:type="gramEnd"/>
+      <w:r>
+        <w:rPr>
+          <w:color w:val="666666"/>
+          <w:sz w:val="22"/>
+          <w:szCs w:val="22"/>
+        </w:rPr>
+        <w:t>Covilhã)</w:t>
       </w:r>
     </w:p>
     <w:p>
       <w:pPr>
         <w:spacing w:before="300" w:after="60"/>
-        <w:jc w:val="both"/>
+        <w:jc w:val="center"/>
       </w:pPr>
       <w:r>
         <w:rPr>
@@ -246,7 +282,7 @@
     <w:p>
       <w:pPr>
         <w:spacing w:before="40" w:after="40"/>
-        <w:jc w:val="both"/>
+        <w:jc w:val="center"/>
       </w:pPr>
       <w:r>
         <w:t>Lina Leão</w:t>
@@ -255,7 +291,7 @@
     <w:p>
       <w:pPr>
         <w:spacing w:before="40" w:after="400"/>
-        <w:jc w:val="both"/>
+        <w:jc w:val="center"/>
       </w:pPr>
       <w:r>
         <w:t>Lisandro Marote</w:t>
@@ -430,21 +466,7 @@
             <w:rStyle w:val="Hiperligao"/>
             <w:color w:val="000000" w:themeColor="text1"/>
           </w:rPr>
-          <w:t>Intro</w:t>
-        </w:r>
-        <w:r>
-          <w:rPr>
-            <w:rStyle w:val="Hiperligao"/>
-            <w:color w:val="000000" w:themeColor="text1"/>
-          </w:rPr>
-          <w:t>d</w:t>
-        </w:r>
-        <w:r>
-          <w:rPr>
-            <w:rStyle w:val="Hiperligao"/>
-            <w:color w:val="000000" w:themeColor="text1"/>
-          </w:rPr>
-          <w:t>ução</w:t>
+          <w:t>Introdução</w:t>
         </w:r>
       </w:hyperlink>
     </w:p>
@@ -938,15 +960,7 @@
             <w:bCs/>
             <w:color w:val="000000" w:themeColor="text1"/>
           </w:rPr>
-          <w:t>NAT</w:t>
-        </w:r>
-        <w:r>
-          <w:rPr>
-            <w:rStyle w:val="Hiperligao"/>
-            <w:bCs/>
-            <w:color w:val="000000" w:themeColor="text1"/>
-          </w:rPr>
-          <w:t xml:space="preserve"> </w:t>
+          <w:t xml:space="preserve">NAT </w:t>
         </w:r>
         <w:proofErr w:type="spellStart"/>
         <w:r>
@@ -1178,7 +1192,7 @@
           <w:noProof/>
         </w:rPr>
         <w:drawing>
-          <wp:anchor distT="0" distB="0" distL="114300" distR="114300" simplePos="0" relativeHeight="251659264" behindDoc="1" locked="0" layoutInCell="1" allowOverlap="1" wp14:anchorId="67E89F69" wp14:editId="711E57BC">
+          <wp:anchor distT="0" distB="0" distL="114300" distR="114300" simplePos="0" relativeHeight="251659264" behindDoc="1" locked="0" layoutInCell="1" allowOverlap="1" wp14:anchorId="67E89F69" wp14:editId="41E0E93B">
             <wp:simplePos x="0" y="0"/>
             <wp:positionH relativeFrom="margin">
               <wp:align>center</wp:align>
@@ -13118,8 +13132,33 @@
           <w:sz w:val="22"/>
           <w:szCs w:val="22"/>
         </w:rPr>
-        <w:t>Router AVR (2811) — router principal, ligado ao ISP VOD via Serial e aos switches via Gig0/0 ;</w:t>
-      </w:r>
+        <w:t xml:space="preserve">Router AVR (2811) — router principal, ligado ao ISP VOD </w:t>
+      </w:r>
+      <w:proofErr w:type="gramStart"/>
+      <w:r>
+        <w:rPr>
+          <w:sz w:val="22"/>
+          <w:szCs w:val="22"/>
+        </w:rPr>
+        <w:t>via Serial</w:t>
+      </w:r>
+      <w:proofErr w:type="gramEnd"/>
+      <w:r>
+        <w:rPr>
+          <w:sz w:val="22"/>
+          <w:szCs w:val="22"/>
+        </w:rPr>
+        <w:t xml:space="preserve"> e aos switches via Gig0/</w:t>
+      </w:r>
+      <w:proofErr w:type="gramStart"/>
+      <w:r>
+        <w:rPr>
+          <w:sz w:val="22"/>
+          <w:szCs w:val="22"/>
+        </w:rPr>
+        <w:t>0 ;</w:t>
+      </w:r>
+      <w:proofErr w:type="gramEnd"/>
     </w:p>
     <w:p>
       <w:pPr>
@@ -13212,7 +13251,25 @@
           <w:szCs w:val="22"/>
           <w:lang w:val="en-US"/>
         </w:rPr>
-        <w:t>Access Points: AVR-AP1 a AVR-AP4 — para a rede wireless;</w:t>
+        <w:t xml:space="preserve">Access Points: AVR-AP1 </w:t>
+      </w:r>
+      <w:proofErr w:type="gramStart"/>
+      <w:r>
+        <w:rPr>
+          <w:sz w:val="22"/>
+          <w:szCs w:val="22"/>
+          <w:lang w:val="en-US"/>
+        </w:rPr>
+        <w:t>a</w:t>
+      </w:r>
+      <w:proofErr w:type="gramEnd"/>
+      <w:r>
+        <w:rPr>
+          <w:sz w:val="22"/>
+          <w:szCs w:val="22"/>
+          <w:lang w:val="en-US"/>
+        </w:rPr>
+        <w:t xml:space="preserve"> AVR-AP4 — para a rede wireless;</w:t>
       </w:r>
     </w:p>
     <w:p>
@@ -13344,7 +13401,23 @@
           <w:sz w:val="22"/>
           <w:szCs w:val="22"/>
         </w:rPr>
-        <w:t>Router CVL (2811) — router principal, ligado ao ISP MEO via Serial;</w:t>
+        <w:t xml:space="preserve">Router CVL (2811) — router principal, ligado ao ISP MEO </w:t>
+      </w:r>
+      <w:proofErr w:type="gramStart"/>
+      <w:r>
+        <w:rPr>
+          <w:sz w:val="22"/>
+          <w:szCs w:val="22"/>
+        </w:rPr>
+        <w:t>via Serial</w:t>
+      </w:r>
+      <w:proofErr w:type="gramEnd"/>
+      <w:r>
+        <w:rPr>
+          <w:sz w:val="22"/>
+          <w:szCs w:val="22"/>
+        </w:rPr>
+        <w:t>;</w:t>
       </w:r>
     </w:p>
     <w:p>
@@ -13569,7 +13642,7 @@
           <v:rect id="rectole0000000002" o:spid="_x0000_i1025" style="width:499.2pt;height:216.6pt" o:ole="" o:preferrelative="t" stroked="f">
             <v:imagedata r:id="rId9" o:title=""/>
           </v:rect>
-          <o:OLEObject Type="Embed" ProgID="StaticMetafile" ShapeID="rectole0000000002" DrawAspect="Content" ObjectID="_1840955690" r:id="rId10"/>
+          <o:OLEObject Type="Embed" ProgID="StaticMetafile" ShapeID="rectole0000000002" DrawAspect="Content" ObjectID="_1841059497" r:id="rId10"/>
         </w:object>
       </w:r>
     </w:p>
@@ -13583,7 +13656,7 @@
           <v:rect id="rectole0000000003" o:spid="_x0000_i1026" style="width:502.8pt;height:295.8pt" o:ole="" o:preferrelative="t" stroked="f">
             <v:imagedata r:id="rId11" o:title=""/>
           </v:rect>
-          <o:OLEObject Type="Embed" ProgID="StaticMetafile" ShapeID="rectole0000000003" DrawAspect="Content" ObjectID="_1840955691" r:id="rId12"/>
+          <o:OLEObject Type="Embed" ProgID="StaticMetafile" ShapeID="rectole0000000003" DrawAspect="Content" ObjectID="_1841059498" r:id="rId12"/>
         </w:object>
       </w:r>
     </w:p>
@@ -13636,7 +13709,7 @@
           <v:rect id="rectole0000000004" o:spid="_x0000_i1027" style="width:468pt;height:276pt" o:ole="" o:preferrelative="t" stroked="f">
             <v:imagedata r:id="rId13" o:title=""/>
           </v:rect>
-          <o:OLEObject Type="Embed" ProgID="StaticMetafile" ShapeID="rectole0000000004" DrawAspect="Content" ObjectID="_1840955692" r:id="rId14"/>
+          <o:OLEObject Type="Embed" ProgID="StaticMetafile" ShapeID="rectole0000000004" DrawAspect="Content" ObjectID="_1841059499" r:id="rId14"/>
         </w:object>
       </w:r>
     </w:p>
@@ -13650,7 +13723,7 @@
           <v:rect id="rectole0000000005" o:spid="_x0000_i1028" style="width:468pt;height:339.6pt" o:ole="" o:preferrelative="t" stroked="f">
             <v:imagedata r:id="rId15" o:title=""/>
           </v:rect>
-          <o:OLEObject Type="Embed" ProgID="StaticMetafile" ShapeID="rectole0000000005" DrawAspect="Content" ObjectID="_1840955693" r:id="rId16"/>
+          <o:OLEObject Type="Embed" ProgID="StaticMetafile" ShapeID="rectole0000000005" DrawAspect="Content" ObjectID="_1841059500" r:id="rId16"/>
         </w:object>
       </w:r>
     </w:p>
@@ -13697,7 +13770,7 @@
           <v:rect id="rectole0000000006" o:spid="_x0000_i1029" style="width:468pt;height:177pt" o:ole="" o:preferrelative="t" stroked="f">
             <v:imagedata r:id="rId17" o:title=""/>
           </v:rect>
-          <o:OLEObject Type="Embed" ProgID="StaticMetafile" ShapeID="rectole0000000006" DrawAspect="Content" ObjectID="_1840955694" r:id="rId18"/>
+          <o:OLEObject Type="Embed" ProgID="StaticMetafile" ShapeID="rectole0000000006" DrawAspect="Content" ObjectID="_1841059501" r:id="rId18"/>
         </w:object>
       </w:r>
     </w:p>
@@ -13859,6 +13932,7 @@
         <w:t xml:space="preserve"> 0/0) subdividida em múltiplas </w:t>
       </w:r>
       <w:proofErr w:type="spellStart"/>
+      <w:proofErr w:type="gramStart"/>
       <w:r>
         <w:rPr>
           <w:color w:val="000000"/>
@@ -13868,6 +13942,7 @@
         <w:t>sub-interfaces</w:t>
       </w:r>
       <w:proofErr w:type="spellEnd"/>
+      <w:proofErr w:type="gramEnd"/>
       <w:r>
         <w:rPr>
           <w:color w:val="000000"/>
@@ -13896,6 +13971,7 @@
         <w:t xml:space="preserve">Cada </w:t>
       </w:r>
       <w:proofErr w:type="spellStart"/>
+      <w:proofErr w:type="gramStart"/>
       <w:r>
         <w:rPr>
           <w:color w:val="000000"/>
@@ -13905,6 +13981,7 @@
         <w:t>sub-interface</w:t>
       </w:r>
       <w:proofErr w:type="spellEnd"/>
+      <w:proofErr w:type="gramEnd"/>
       <w:r>
         <w:rPr>
           <w:color w:val="000000"/>
@@ -13936,6 +14013,7 @@
         <w:t xml:space="preserve">Encapsulamento dot1Q: Para associar a </w:t>
       </w:r>
       <w:proofErr w:type="spellStart"/>
+      <w:proofErr w:type="gramStart"/>
       <w:r>
         <w:rPr>
           <w:color w:val="000000"/>
@@ -13945,6 +14023,7 @@
         <w:t>sub-interface</w:t>
       </w:r>
       <w:proofErr w:type="spellEnd"/>
+      <w:proofErr w:type="gramEnd"/>
       <w:r>
         <w:rPr>
           <w:color w:val="000000"/>
@@ -14349,6 +14428,7 @@
         <w:t xml:space="preserve"> no </w:t>
       </w:r>
       <w:proofErr w:type="spellStart"/>
+      <w:proofErr w:type="gramStart"/>
       <w:r>
         <w:rPr>
           <w:color w:val="000000"/>
@@ -14364,7 +14444,16 @@
           <w:sz w:val="20"/>
           <w:szCs w:val="20"/>
         </w:rPr>
-        <w:t xml:space="preserve">  ! Ativa a interface </w:t>
+        <w:t xml:space="preserve">  !</w:t>
+      </w:r>
+      <w:proofErr w:type="gramEnd"/>
+      <w:r>
+        <w:rPr>
+          <w:color w:val="000000"/>
+          <w:sz w:val="20"/>
+          <w:szCs w:val="20"/>
+        </w:rPr>
+        <w:t xml:space="preserve"> Ativa a interface </w:t>
       </w:r>
       <w:proofErr w:type="spellStart"/>
       <w:r>
@@ -14444,9 +14533,9 @@
           <w:szCs w:val="20"/>
           <w:lang w:val="en-US"/>
         </w:rPr>
-        <w:t xml:space="preserve"> description Gateway VLAN 70 - </w:t>
-      </w:r>
-      <w:proofErr w:type="spellStart"/>
+        <w:t xml:space="preserve"> </w:t>
+      </w:r>
+      <w:proofErr w:type="gramStart"/>
       <w:r>
         <w:rPr>
           <w:color w:val="000000"/>
@@ -14454,21 +14543,19 @@
           <w:szCs w:val="20"/>
           <w:lang w:val="en-US"/>
         </w:rPr>
-        <w:t>Quiosque</w:t>
-      </w:r>
-      <w:proofErr w:type="spellEnd"/>
-    </w:p>
-    <w:p>
-      <w:pPr>
-        <w:spacing w:before="200" w:after="100"/>
-        <w:jc w:val="both"/>
+        <w:t>description</w:t>
+      </w:r>
+      <w:proofErr w:type="gramEnd"/>
+      <w:r>
         <w:rPr>
           <w:color w:val="000000"/>
           <w:sz w:val="20"/>
           <w:szCs w:val="20"/>
           <w:lang w:val="en-US"/>
         </w:rPr>
-      </w:pPr>
+        <w:t xml:space="preserve"> Gateway VLAN 70 - </w:t>
+      </w:r>
+      <w:proofErr w:type="spellStart"/>
       <w:r>
         <w:rPr>
           <w:color w:val="000000"/>
@@ -14476,8 +14563,9 @@
           <w:szCs w:val="20"/>
           <w:lang w:val="en-US"/>
         </w:rPr>
-        <w:t xml:space="preserve"> encapsulation dot1Q 70</w:t>
-      </w:r>
+        <w:t>Quiosque</w:t>
+      </w:r>
+      <w:proofErr w:type="spellEnd"/>
     </w:p>
     <w:p>
       <w:pPr>
@@ -14497,19 +14585,20 @@
           <w:szCs w:val="20"/>
           <w:lang w:val="en-US"/>
         </w:rPr>
-        <w:t xml:space="preserve"> </w:t>
-      </w:r>
-      <w:proofErr w:type="spellStart"/>
-      <w:r>
+        <w:t xml:space="preserve"> encapsulation dot1Q 70</w:t>
+      </w:r>
+    </w:p>
+    <w:p>
+      <w:pPr>
+        <w:spacing w:before="200" w:after="100"/>
+        <w:jc w:val="both"/>
         <w:rPr>
           <w:color w:val="000000"/>
           <w:sz w:val="20"/>
           <w:szCs w:val="20"/>
           <w:lang w:val="en-US"/>
         </w:rPr>
-        <w:t>ip</w:t>
-      </w:r>
-      <w:proofErr w:type="spellEnd"/>
+      </w:pPr>
       <w:r>
         <w:rPr>
           <w:color w:val="000000"/>
@@ -14517,20 +14606,19 @@
           <w:szCs w:val="20"/>
           <w:lang w:val="en-US"/>
         </w:rPr>
-        <w:t xml:space="preserve"> address 10.99.9.1 255.255.255.192</w:t>
-      </w:r>
-    </w:p>
-    <w:p>
-      <w:pPr>
-        <w:spacing w:before="200" w:after="100"/>
-        <w:jc w:val="both"/>
+        <w:t xml:space="preserve"> </w:t>
+      </w:r>
+      <w:proofErr w:type="spellStart"/>
+      <w:r>
         <w:rPr>
           <w:color w:val="000000"/>
           <w:sz w:val="20"/>
           <w:szCs w:val="20"/>
           <w:lang w:val="en-US"/>
         </w:rPr>
-      </w:pPr>
+        <w:t>ip</w:t>
+      </w:r>
+      <w:proofErr w:type="spellEnd"/>
       <w:r>
         <w:rPr>
           <w:color w:val="000000"/>
@@ -14538,19 +14626,20 @@
           <w:szCs w:val="20"/>
           <w:lang w:val="en-US"/>
         </w:rPr>
-        <w:t xml:space="preserve">interface </w:t>
-      </w:r>
-      <w:proofErr w:type="spellStart"/>
-      <w:r>
+        <w:t xml:space="preserve"> address 10.99.9.1 255.255.255.192</w:t>
+      </w:r>
+    </w:p>
+    <w:p>
+      <w:pPr>
+        <w:spacing w:before="200" w:after="100"/>
+        <w:jc w:val="both"/>
         <w:rPr>
           <w:color w:val="000000"/>
           <w:sz w:val="20"/>
           <w:szCs w:val="20"/>
           <w:lang w:val="en-US"/>
         </w:rPr>
-        <w:t>GigabitEthernet</w:t>
-      </w:r>
-      <w:proofErr w:type="spellEnd"/>
+      </w:pPr>
       <w:r>
         <w:rPr>
           <w:color w:val="000000"/>
@@ -14558,20 +14647,19 @@
           <w:szCs w:val="20"/>
           <w:lang w:val="en-US"/>
         </w:rPr>
-        <w:t xml:space="preserve"> 0/0.160</w:t>
-      </w:r>
-    </w:p>
-    <w:p>
-      <w:pPr>
-        <w:spacing w:before="200" w:after="100"/>
-        <w:jc w:val="both"/>
+        <w:t xml:space="preserve">interface </w:t>
+      </w:r>
+      <w:proofErr w:type="spellStart"/>
+      <w:r>
         <w:rPr>
           <w:color w:val="000000"/>
           <w:sz w:val="20"/>
           <w:szCs w:val="20"/>
           <w:lang w:val="en-US"/>
         </w:rPr>
-      </w:pPr>
+        <w:t>GigabitEthernet</w:t>
+      </w:r>
+      <w:proofErr w:type="spellEnd"/>
       <w:r>
         <w:rPr>
           <w:color w:val="000000"/>
@@ -14579,7 +14667,48 @@
           <w:szCs w:val="20"/>
           <w:lang w:val="en-US"/>
         </w:rPr>
-        <w:t xml:space="preserve"> description Gateway VLAN 160 - Servers</w:t>
+        <w:t xml:space="preserve"> 0/0.160</w:t>
+      </w:r>
+    </w:p>
+    <w:p>
+      <w:pPr>
+        <w:spacing w:before="200" w:after="100"/>
+        <w:jc w:val="both"/>
+        <w:rPr>
+          <w:color w:val="000000"/>
+          <w:sz w:val="20"/>
+          <w:szCs w:val="20"/>
+          <w:lang w:val="en-US"/>
+        </w:rPr>
+      </w:pPr>
+      <w:r>
+        <w:rPr>
+          <w:color w:val="000000"/>
+          <w:sz w:val="20"/>
+          <w:szCs w:val="20"/>
+          <w:lang w:val="en-US"/>
+        </w:rPr>
+        <w:t xml:space="preserve"> </w:t>
+      </w:r>
+      <w:proofErr w:type="gramStart"/>
+      <w:r>
+        <w:rPr>
+          <w:color w:val="000000"/>
+          <w:sz w:val="20"/>
+          <w:szCs w:val="20"/>
+          <w:lang w:val="en-US"/>
+        </w:rPr>
+        <w:t>description</w:t>
+      </w:r>
+      <w:proofErr w:type="gramEnd"/>
+      <w:r>
+        <w:rPr>
+          <w:color w:val="000000"/>
+          <w:sz w:val="20"/>
+          <w:szCs w:val="20"/>
+          <w:lang w:val="en-US"/>
+        </w:rPr>
+        <w:t xml:space="preserve"> Gateway VLAN 160 - Servers</w:t>
       </w:r>
     </w:p>
     <w:p>
@@ -14826,58 +14955,10 @@
           <w:szCs w:val="20"/>
           <w:lang w:val="en-US"/>
         </w:rPr>
-        <w:t xml:space="preserve"> no shutdown</w:t>
-      </w:r>
-    </w:p>
-    <w:p>
-      <w:pPr>
-        <w:spacing w:before="200" w:after="100"/>
-        <w:jc w:val="both"/>
-        <w:rPr>
-          <w:b/>
-          <w:color w:val="2E75B6"/>
-          <w:sz w:val="22"/>
-          <w:szCs w:val="20"/>
-          <w:lang w:val="en-US"/>
-        </w:rPr>
-      </w:pPr>
-      <w:r>
-        <w:rPr>
-          <w:b/>
-          <w:color w:val="2E75B6"/>
-          <w:sz w:val="22"/>
-          <w:szCs w:val="20"/>
-          <w:lang w:val="en-US"/>
-        </w:rPr>
-        <w:t>Interfaces LAN (</w:t>
-      </w:r>
-      <w:proofErr w:type="spellStart"/>
-      <w:r>
-        <w:rPr>
-          <w:b/>
-          <w:color w:val="2E75B6"/>
-          <w:sz w:val="22"/>
-          <w:szCs w:val="20"/>
-          <w:lang w:val="en-US"/>
-        </w:rPr>
-        <w:t>Exemplo</w:t>
-      </w:r>
-      <w:proofErr w:type="spellEnd"/>
-      <w:r>
-        <w:rPr>
-          <w:b/>
-          <w:color w:val="2E75B6"/>
-          <w:sz w:val="22"/>
-          <w:szCs w:val="20"/>
-          <w:lang w:val="en-US"/>
-        </w:rPr>
-        <w:t xml:space="preserve"> para VLAN 30 - Guest e VLAN 500 - Management):</w:t>
-      </w:r>
-    </w:p>
-    <w:p>
-      <w:pPr>
-        <w:spacing w:before="200" w:after="100"/>
-        <w:jc w:val="both"/>
+        <w:t xml:space="preserve"> </w:t>
+      </w:r>
+      <w:proofErr w:type="gramStart"/>
+      <w:r>
         <w:rPr>
           <w:i/>
           <w:color w:val="000000"/>
@@ -14885,7 +14966,9 @@
           <w:szCs w:val="20"/>
           <w:lang w:val="en-US"/>
         </w:rPr>
-      </w:pPr>
+        <w:t>no</w:t>
+      </w:r>
+      <w:proofErr w:type="gramEnd"/>
       <w:r>
         <w:rPr>
           <w:i/>
@@ -14894,10 +14977,58 @@
           <w:szCs w:val="20"/>
           <w:lang w:val="en-US"/>
         </w:rPr>
-        <w:t xml:space="preserve">interface </w:t>
+        <w:t xml:space="preserve"> shutdown</w:t>
+      </w:r>
+    </w:p>
+    <w:p>
+      <w:pPr>
+        <w:spacing w:before="200" w:after="100"/>
+        <w:jc w:val="both"/>
+        <w:rPr>
+          <w:b/>
+          <w:color w:val="2E75B6"/>
+          <w:sz w:val="22"/>
+          <w:szCs w:val="20"/>
+          <w:lang w:val="en-US"/>
+        </w:rPr>
+      </w:pPr>
+      <w:r>
+        <w:rPr>
+          <w:b/>
+          <w:color w:val="2E75B6"/>
+          <w:sz w:val="22"/>
+          <w:szCs w:val="20"/>
+          <w:lang w:val="en-US"/>
+        </w:rPr>
+        <w:t>Interfaces LAN (</w:t>
       </w:r>
       <w:proofErr w:type="spellStart"/>
       <w:r>
+        <w:rPr>
+          <w:b/>
+          <w:color w:val="2E75B6"/>
+          <w:sz w:val="22"/>
+          <w:szCs w:val="20"/>
+          <w:lang w:val="en-US"/>
+        </w:rPr>
+        <w:t>Exemplo</w:t>
+      </w:r>
+      <w:proofErr w:type="spellEnd"/>
+      <w:r>
+        <w:rPr>
+          <w:b/>
+          <w:color w:val="2E75B6"/>
+          <w:sz w:val="22"/>
+          <w:szCs w:val="20"/>
+          <w:lang w:val="en-US"/>
+        </w:rPr>
+        <w:t xml:space="preserve"> para VLAN 30 - Guest e VLAN 500 - Management):</w:t>
+      </w:r>
+    </w:p>
+    <w:p>
+      <w:pPr>
+        <w:spacing w:before="200" w:after="100"/>
+        <w:jc w:val="both"/>
         <w:rPr>
           <w:i/>
           <w:color w:val="000000"/>
@@ -14905,9 +15036,7 @@
           <w:szCs w:val="20"/>
           <w:lang w:val="en-US"/>
         </w:rPr>
-        <w:t>GigabitEthernet</w:t>
-      </w:r>
-      <w:proofErr w:type="spellEnd"/>
+      </w:pPr>
       <w:r>
         <w:rPr>
           <w:i/>
@@ -14916,13 +15045,10 @@
           <w:szCs w:val="20"/>
           <w:lang w:val="en-US"/>
         </w:rPr>
-        <w:t xml:space="preserve"> 0/0</w:t>
-      </w:r>
-    </w:p>
-    <w:p>
-      <w:pPr>
-        <w:spacing w:before="200" w:after="100"/>
-        <w:jc w:val="both"/>
+        <w:t xml:space="preserve">interface </w:t>
+      </w:r>
+      <w:proofErr w:type="spellStart"/>
+      <w:r>
         <w:rPr>
           <w:i/>
           <w:color w:val="000000"/>
@@ -14930,7 +15056,9 @@
           <w:szCs w:val="20"/>
           <w:lang w:val="en-US"/>
         </w:rPr>
-      </w:pPr>
+        <w:t>GigabitEthernet</w:t>
+      </w:r>
+      <w:proofErr w:type="spellEnd"/>
       <w:r>
         <w:rPr>
           <w:i/>
@@ -14939,7 +15067,7 @@
           <w:szCs w:val="20"/>
           <w:lang w:val="en-US"/>
         </w:rPr>
-        <w:t xml:space="preserve"> no shutdown</w:t>
+        <w:t xml:space="preserve"> 0/0</w:t>
       </w:r>
     </w:p>
     <w:p>
@@ -14962,9 +15090,9 @@
           <w:szCs w:val="20"/>
           <w:lang w:val="en-US"/>
         </w:rPr>
-        <w:t xml:space="preserve">interface </w:t>
-      </w:r>
-      <w:proofErr w:type="spellStart"/>
+        <w:t xml:space="preserve"> </w:t>
+      </w:r>
+      <w:proofErr w:type="gramStart"/>
       <w:r>
         <w:rPr>
           <w:i/>
@@ -14973,9 +15101,9 @@
           <w:szCs w:val="20"/>
           <w:lang w:val="en-US"/>
         </w:rPr>
-        <w:t>GigabitEthernet</w:t>
-      </w:r>
-      <w:proofErr w:type="spellEnd"/>
+        <w:t>no</w:t>
+      </w:r>
+      <w:proofErr w:type="gramEnd"/>
       <w:r>
         <w:rPr>
           <w:i/>
@@ -14984,7 +15112,7 @@
           <w:szCs w:val="20"/>
           <w:lang w:val="en-US"/>
         </w:rPr>
-        <w:t xml:space="preserve"> 0/0.30</w:t>
+        <w:t xml:space="preserve"> shutdown</w:t>
       </w:r>
     </w:p>
     <w:p>
@@ -15007,13 +15135,10 @@
           <w:szCs w:val="20"/>
           <w:lang w:val="en-US"/>
         </w:rPr>
-        <w:t xml:space="preserve"> description Gateway VLAN 30 - Guest</w:t>
-      </w:r>
-    </w:p>
-    <w:p>
-      <w:pPr>
-        <w:spacing w:before="200" w:after="100"/>
-        <w:jc w:val="both"/>
+        <w:t xml:space="preserve">interface </w:t>
+      </w:r>
+      <w:proofErr w:type="spellStart"/>
+      <w:r>
         <w:rPr>
           <w:i/>
           <w:color w:val="000000"/>
@@ -15021,7 +15146,9 @@
           <w:szCs w:val="20"/>
           <w:lang w:val="en-US"/>
         </w:rPr>
-      </w:pPr>
+        <w:t>GigabitEthernet</w:t>
+      </w:r>
+      <w:proofErr w:type="spellEnd"/>
       <w:r>
         <w:rPr>
           <w:i/>
@@ -15030,7 +15157,7 @@
           <w:szCs w:val="20"/>
           <w:lang w:val="en-US"/>
         </w:rPr>
-        <w:t xml:space="preserve"> encapsulation dot1Q 30</w:t>
+        <w:t xml:space="preserve"> 0/0.30</w:t>
       </w:r>
     </w:p>
     <w:p>
@@ -15053,10 +15180,13 @@
           <w:szCs w:val="20"/>
           <w:lang w:val="en-US"/>
         </w:rPr>
-        <w:t xml:space="preserve"> </w:t>
-      </w:r>
-      <w:proofErr w:type="spellStart"/>
-      <w:r>
+        <w:t xml:space="preserve"> description Gateway VLAN 30 - Guest</w:t>
+      </w:r>
+    </w:p>
+    <w:p>
+      <w:pPr>
+        <w:spacing w:before="200" w:after="100"/>
+        <w:jc w:val="both"/>
         <w:rPr>
           <w:i/>
           <w:color w:val="000000"/>
@@ -15064,9 +15194,7 @@
           <w:szCs w:val="20"/>
           <w:lang w:val="en-US"/>
         </w:rPr>
-        <w:t>ip</w:t>
-      </w:r>
-      <w:proofErr w:type="spellEnd"/>
+      </w:pPr>
       <w:r>
         <w:rPr>
           <w:i/>
@@ -15075,7 +15203,7 @@
           <w:szCs w:val="20"/>
           <w:lang w:val="en-US"/>
         </w:rPr>
-        <w:t xml:space="preserve"> address 10.30.9.1 255.255.255.192</w:t>
+        <w:t xml:space="preserve"> encapsulation dot1Q 30</w:t>
       </w:r>
     </w:p>
     <w:p>
@@ -15098,7 +15226,7 @@
           <w:szCs w:val="20"/>
           <w:lang w:val="en-US"/>
         </w:rPr>
-        <w:t xml:space="preserve">interface </w:t>
+        <w:t xml:space="preserve"> </w:t>
       </w:r>
       <w:proofErr w:type="spellStart"/>
       <w:r>
@@ -15109,7 +15237,7 @@
           <w:szCs w:val="20"/>
           <w:lang w:val="en-US"/>
         </w:rPr>
-        <w:t>GigabitEthernet</w:t>
+        <w:t>ip</w:t>
       </w:r>
       <w:proofErr w:type="spellEnd"/>
       <w:r>
@@ -15120,7 +15248,7 @@
           <w:szCs w:val="20"/>
           <w:lang w:val="en-US"/>
         </w:rPr>
-        <w:t xml:space="preserve"> 0/0.500</w:t>
+        <w:t xml:space="preserve"> address 10.30.9.1 255.255.255.192</w:t>
       </w:r>
     </w:p>
     <w:p>
@@ -15143,20 +15271,9 @@
           <w:szCs w:val="20"/>
           <w:lang w:val="en-US"/>
         </w:rPr>
-        <w:t xml:space="preserve"> description Gateway VLAN 500 - Management</w:t>
-      </w:r>
-    </w:p>
-    <w:p>
-      <w:pPr>
-        <w:spacing w:before="200" w:after="100"/>
-        <w:jc w:val="both"/>
-        <w:rPr>
-          <w:i/>
-          <w:color w:val="000000"/>
-          <w:sz w:val="20"/>
-          <w:szCs w:val="20"/>
-        </w:rPr>
-      </w:pPr>
+        <w:t xml:space="preserve">interface </w:t>
+      </w:r>
+      <w:proofErr w:type="spellStart"/>
       <w:r>
         <w:rPr>
           <w:i/>
@@ -15165,60 +15282,65 @@
           <w:szCs w:val="20"/>
           <w:lang w:val="en-US"/>
         </w:rPr>
-        <w:t xml:space="preserve"> </w:t>
-      </w:r>
-      <w:proofErr w:type="spellStart"/>
+        <w:t>GigabitEthernet</w:t>
+      </w:r>
+      <w:proofErr w:type="spellEnd"/>
       <w:r>
         <w:rPr>
           <w:i/>
           <w:color w:val="000000"/>
           <w:sz w:val="20"/>
           <w:szCs w:val="20"/>
-        </w:rPr>
-        <w:t>encapsulation</w:t>
-      </w:r>
-      <w:proofErr w:type="spellEnd"/>
-      <w:r>
+          <w:lang w:val="en-US"/>
+        </w:rPr>
+        <w:t xml:space="preserve"> 0/0.500</w:t>
+      </w:r>
+    </w:p>
+    <w:p>
+      <w:pPr>
+        <w:spacing w:before="200" w:after="100"/>
+        <w:jc w:val="both"/>
         <w:rPr>
           <w:i/>
           <w:color w:val="000000"/>
           <w:sz w:val="20"/>
           <w:szCs w:val="20"/>
-        </w:rPr>
-        <w:t xml:space="preserve"> dot1Q 500</w:t>
-      </w:r>
-    </w:p>
-    <w:p>
-      <w:pPr>
-        <w:spacing w:before="200" w:after="100"/>
-        <w:jc w:val="both"/>
+          <w:lang w:val="en-US"/>
+        </w:rPr>
+      </w:pPr>
+      <w:r>
         <w:rPr>
           <w:i/>
           <w:color w:val="000000"/>
           <w:sz w:val="20"/>
           <w:szCs w:val="20"/>
-        </w:rPr>
-      </w:pPr>
-      <w:r>
+          <w:lang w:val="en-US"/>
+        </w:rPr>
+        <w:t xml:space="preserve"> description Gateway VLAN 500 - Management</w:t>
+      </w:r>
+    </w:p>
+    <w:p>
+      <w:pPr>
+        <w:spacing w:before="200" w:after="100"/>
+        <w:jc w:val="both"/>
         <w:rPr>
           <w:i/>
           <w:color w:val="000000"/>
           <w:sz w:val="20"/>
           <w:szCs w:val="20"/>
         </w:rPr>
-        <w:t xml:space="preserve"> </w:t>
-      </w:r>
-      <w:proofErr w:type="spellStart"/>
+      </w:pPr>
       <w:r>
         <w:rPr>
           <w:i/>
           <w:color w:val="000000"/>
           <w:sz w:val="20"/>
           <w:szCs w:val="20"/>
-        </w:rPr>
-        <w:t>ip</w:t>
-      </w:r>
-      <w:proofErr w:type="spellEnd"/>
+          <w:lang w:val="en-US"/>
+        </w:rPr>
+        <w:t xml:space="preserve"> </w:t>
+      </w:r>
+      <w:proofErr w:type="spellStart"/>
       <w:r>
         <w:rPr>
           <w:i/>
@@ -15226,9 +15348,9 @@
           <w:sz w:val="20"/>
           <w:szCs w:val="20"/>
         </w:rPr>
-        <w:t xml:space="preserve"> </w:t>
-      </w:r>
-      <w:proofErr w:type="spellStart"/>
+        <w:t>encapsulation</w:t>
+      </w:r>
+      <w:proofErr w:type="spellEnd"/>
       <w:r>
         <w:rPr>
           <w:i/>
@@ -15236,16 +15358,67 @@
           <w:sz w:val="20"/>
           <w:szCs w:val="20"/>
         </w:rPr>
-        <w:t>address</w:t>
-      </w:r>
-      <w:proofErr w:type="spellEnd"/>
-      <w:r>
+        <w:t xml:space="preserve"> dot1Q 500</w:t>
+      </w:r>
+    </w:p>
+    <w:p>
+      <w:pPr>
+        <w:spacing w:before="200" w:after="100"/>
+        <w:jc w:val="both"/>
         <w:rPr>
           <w:i/>
           <w:color w:val="000000"/>
           <w:sz w:val="20"/>
           <w:szCs w:val="20"/>
         </w:rPr>
+      </w:pPr>
+      <w:r>
+        <w:rPr>
+          <w:i/>
+          <w:color w:val="000000"/>
+          <w:sz w:val="20"/>
+          <w:szCs w:val="20"/>
+        </w:rPr>
+        <w:t xml:space="preserve"> </w:t>
+      </w:r>
+      <w:proofErr w:type="spellStart"/>
+      <w:r>
+        <w:rPr>
+          <w:i/>
+          <w:color w:val="000000"/>
+          <w:sz w:val="20"/>
+          <w:szCs w:val="20"/>
+        </w:rPr>
+        <w:t>ip</w:t>
+      </w:r>
+      <w:proofErr w:type="spellEnd"/>
+      <w:r>
+        <w:rPr>
+          <w:i/>
+          <w:color w:val="000000"/>
+          <w:sz w:val="20"/>
+          <w:szCs w:val="20"/>
+        </w:rPr>
+        <w:t xml:space="preserve"> </w:t>
+      </w:r>
+      <w:proofErr w:type="spellStart"/>
+      <w:r>
+        <w:rPr>
+          <w:i/>
+          <w:color w:val="000000"/>
+          <w:sz w:val="20"/>
+          <w:szCs w:val="20"/>
+        </w:rPr>
+        <w:t>address</w:t>
+      </w:r>
+      <w:proofErr w:type="spellEnd"/>
+      <w:r>
+        <w:rPr>
+          <w:i/>
+          <w:color w:val="000000"/>
+          <w:sz w:val="20"/>
+          <w:szCs w:val="20"/>
+        </w:rPr>
         <w:t xml:space="preserve"> 10.30.9.65 255.255.255.192</w:t>
       </w:r>
     </w:p>
@@ -15280,6 +15453,7 @@
         <w:t xml:space="preserve">A utilização de </w:t>
       </w:r>
       <w:proofErr w:type="spellStart"/>
+      <w:proofErr w:type="gramStart"/>
       <w:r>
         <w:rPr>
           <w:color w:val="000000"/>
@@ -15289,6 +15463,7 @@
         <w:t>sub-interfaces</w:t>
       </w:r>
       <w:proofErr w:type="spellEnd"/>
+      <w:proofErr w:type="gramEnd"/>
       <w:r>
         <w:rPr>
           <w:color w:val="000000"/>
@@ -15395,6 +15570,93 @@
     </w:p>
     <w:p>
       <w:pPr>
+        <w:pStyle w:val="Ttulo2"/>
+        <w:jc w:val="both"/>
+        <w:rPr>
+          <w:b w:val="0"/>
+          <w:bCs w:val="0"/>
+          <w:color w:val="auto"/>
+          <w:sz w:val="22"/>
+          <w:szCs w:val="22"/>
+        </w:rPr>
+      </w:pPr>
+      <w:r>
+        <w:rPr>
+          <w:b w:val="0"/>
+          <w:bCs w:val="0"/>
+          <w:color w:val="auto"/>
+          <w:sz w:val="22"/>
+          <w:szCs w:val="22"/>
+        </w:rPr>
+        <w:t>Para garantir uma gestão eficiente, centralizada e segura do endereçamento IP, foram implementados servidores DHCP dedicados em ambas as localidades</w:t>
+      </w:r>
+      <w:r>
+        <w:rPr>
+          <w:b w:val="0"/>
+          <w:bCs w:val="0"/>
+          <w:color w:val="auto"/>
+          <w:sz w:val="22"/>
+          <w:szCs w:val="22"/>
+        </w:rPr>
+        <w:t>. O</w:t>
+      </w:r>
+      <w:r>
+        <w:rPr>
+          <w:b w:val="0"/>
+          <w:bCs w:val="0"/>
+          <w:color w:val="auto"/>
+          <w:sz w:val="22"/>
+          <w:szCs w:val="22"/>
+        </w:rPr>
+        <w:t xml:space="preserve"> fornecimento dinâmico de </w:t>
+      </w:r>
+      <w:proofErr w:type="spellStart"/>
+      <w:r>
+        <w:rPr>
+          <w:b w:val="0"/>
+          <w:bCs w:val="0"/>
+          <w:color w:val="auto"/>
+          <w:sz w:val="22"/>
+          <w:szCs w:val="22"/>
+        </w:rPr>
+        <w:t>IPs</w:t>
+      </w:r>
+      <w:proofErr w:type="spellEnd"/>
+      <w:r>
+        <w:rPr>
+          <w:b w:val="0"/>
+          <w:bCs w:val="0"/>
+          <w:color w:val="auto"/>
+          <w:sz w:val="22"/>
+          <w:szCs w:val="22"/>
+        </w:rPr>
+        <w:t xml:space="preserve"> foi ativado exclusivamente para as </w:t>
+      </w:r>
+      <w:proofErr w:type="spellStart"/>
+      <w:r>
+        <w:rPr>
+          <w:b w:val="0"/>
+          <w:bCs w:val="0"/>
+          <w:color w:val="auto"/>
+          <w:sz w:val="22"/>
+          <w:szCs w:val="22"/>
+        </w:rPr>
+        <w:t>VLANs</w:t>
+      </w:r>
+      <w:proofErr w:type="spellEnd"/>
+      <w:r>
+        <w:rPr>
+          <w:b w:val="0"/>
+          <w:bCs w:val="0"/>
+          <w:color w:val="auto"/>
+          <w:sz w:val="22"/>
+          <w:szCs w:val="22"/>
+        </w:rPr>
+        <w:t xml:space="preserve"> de utilizadores finais e dispositivos móveis. Equipamentos de infraestrutura, servidores, impressoras e sistemas de segurança física foram configurados com endereçamento estático.</w:t>
+      </w:r>
+    </w:p>
+    <w:p>
+      <w:pPr>
         <w:spacing w:before="200" w:after="100"/>
         <w:jc w:val="both"/>
         <w:rPr>
@@ -15417,19 +15679,250 @@
         <w:spacing w:before="200" w:after="100"/>
         <w:jc w:val="both"/>
         <w:rPr>
+          <w:bCs/>
+          <w:sz w:val="22"/>
+          <w:szCs w:val="22"/>
+        </w:rPr>
+      </w:pPr>
+      <w:r>
+        <w:rPr>
+          <w:bCs/>
+          <w:sz w:val="22"/>
+          <w:szCs w:val="22"/>
+        </w:rPr>
+        <w:t>No polo de Aveiro, o servidor foi configurado para distribuir endereços às seguintes redes:</w:t>
+      </w:r>
+    </w:p>
+    <w:p>
+      <w:pPr>
+        <w:numPr>
+          <w:ilvl w:val="0"/>
+          <w:numId w:val="10"/>
+        </w:numPr>
+        <w:spacing w:before="200" w:after="100"/>
+        <w:jc w:val="both"/>
+        <w:rPr>
+          <w:bCs/>
+          <w:sz w:val="22"/>
+          <w:szCs w:val="22"/>
+        </w:rPr>
+      </w:pPr>
+      <w:proofErr w:type="spellStart"/>
+      <w:r>
+        <w:rPr>
+          <w:bCs/>
+          <w:sz w:val="22"/>
+          <w:szCs w:val="22"/>
+        </w:rPr>
+        <w:t>GuestPool</w:t>
+      </w:r>
+      <w:proofErr w:type="spellEnd"/>
+      <w:r>
+        <w:rPr>
+          <w:bCs/>
+          <w:sz w:val="22"/>
+          <w:szCs w:val="22"/>
+        </w:rPr>
+        <w:t xml:space="preserve"> (VLAN 30): Rede destinada a visitantes e dispositivos móveis (comunicando através dos Access </w:t>
+      </w:r>
+      <w:proofErr w:type="spellStart"/>
+      <w:r>
+        <w:rPr>
+          <w:bCs/>
+          <w:sz w:val="22"/>
+          <w:szCs w:val="22"/>
+        </w:rPr>
+        <w:t>Points</w:t>
+      </w:r>
+      <w:proofErr w:type="spellEnd"/>
+      <w:r>
+        <w:rPr>
+          <w:bCs/>
+          <w:sz w:val="22"/>
+          <w:szCs w:val="22"/>
+        </w:rPr>
+        <w:t xml:space="preserve">). Foi configurada com o </w:t>
+      </w:r>
+      <w:proofErr w:type="spellStart"/>
+      <w:r>
+        <w:rPr>
+          <w:bCs/>
+          <w:sz w:val="22"/>
+          <w:szCs w:val="22"/>
+        </w:rPr>
+        <w:t>Default</w:t>
+      </w:r>
+      <w:proofErr w:type="spellEnd"/>
+      <w:r>
+        <w:rPr>
+          <w:bCs/>
+          <w:sz w:val="22"/>
+          <w:szCs w:val="22"/>
+        </w:rPr>
+        <w:t xml:space="preserve"> Gateway 10.99.9.65, máscara de sub-rede /27 (255.255.255.224) e capacidade para 30 dispositivos.</w:t>
+      </w:r>
+    </w:p>
+    <w:p>
+      <w:pPr>
+        <w:numPr>
+          <w:ilvl w:val="0"/>
+          <w:numId w:val="10"/>
+        </w:numPr>
+        <w:spacing w:before="200" w:after="100"/>
+        <w:jc w:val="both"/>
+        <w:rPr>
+          <w:bCs/>
+          <w:sz w:val="22"/>
+          <w:szCs w:val="22"/>
+        </w:rPr>
+      </w:pPr>
+      <w:proofErr w:type="spellStart"/>
+      <w:r>
+        <w:rPr>
+          <w:bCs/>
+          <w:sz w:val="22"/>
+          <w:szCs w:val="22"/>
+        </w:rPr>
+        <w:t>QuiosquePool</w:t>
+      </w:r>
+      <w:proofErr w:type="spellEnd"/>
+      <w:r>
+        <w:rPr>
+          <w:bCs/>
+          <w:sz w:val="22"/>
+          <w:szCs w:val="22"/>
+        </w:rPr>
+        <w:t xml:space="preserve"> (VLAN 70): Rede dedicada aos postos de trabalho fixos de acesso público. Foi configurada com o </w:t>
+      </w:r>
+      <w:proofErr w:type="spellStart"/>
+      <w:r>
+        <w:rPr>
+          <w:bCs/>
+          <w:sz w:val="22"/>
+          <w:szCs w:val="22"/>
+        </w:rPr>
+        <w:t>Default</w:t>
+      </w:r>
+      <w:proofErr w:type="spellEnd"/>
+      <w:r>
+        <w:rPr>
+          <w:bCs/>
+          <w:sz w:val="22"/>
+          <w:szCs w:val="22"/>
+        </w:rPr>
+        <w:t xml:space="preserve"> Gateway 10.99.9.1, máscara de sub-rede /26 (255.255.255.192) e capacidade para 62 dispositivos.</w:t>
+      </w:r>
+      <w:r>
+        <w:t xml:space="preserve"> </w:t>
+      </w:r>
+    </w:p>
+    <w:p>
+      <w:pPr>
+        <w:spacing w:before="200" w:after="100"/>
+        <w:jc w:val="both"/>
+      </w:pPr>
+      <w:r>
+        <w:drawing>
+          <wp:anchor distT="0" distB="0" distL="114300" distR="114300" simplePos="0" relativeHeight="251661312" behindDoc="0" locked="0" layoutInCell="1" allowOverlap="1" wp14:anchorId="22672AEB" wp14:editId="7629EFC9">
+            <wp:simplePos x="0" y="0"/>
+            <wp:positionH relativeFrom="margin">
+              <wp:align>center</wp:align>
+            </wp:positionH>
+            <wp:positionV relativeFrom="paragraph">
+              <wp:posOffset>19685</wp:posOffset>
+            </wp:positionV>
+            <wp:extent cx="4632960" cy="2172335"/>
+            <wp:effectExtent l="0" t="0" r="0" b="0"/>
+            <wp:wrapNone/>
+            <wp:docPr id="1371855909" name="Imagem 1"/>
+            <wp:cNvGraphicFramePr>
+              <a:graphicFrameLocks xmlns:a="http://schemas.openxmlformats.org/drawingml/2006/main" noChangeAspect="1"/>
+            </wp:cNvGraphicFramePr>
+            <a:graphic xmlns:a="http://schemas.openxmlformats.org/drawingml/2006/main">
+              <a:graphicData uri="http://schemas.openxmlformats.org/drawingml/2006/picture">
+                <pic:pic xmlns:pic="http://schemas.openxmlformats.org/drawingml/2006/picture">
+                  <pic:nvPicPr>
+                    <pic:cNvPr id="1371855909" name=""/>
+                    <pic:cNvPicPr/>
+                  </pic:nvPicPr>
+                  <pic:blipFill>
+                    <a:blip r:embed="rId19" cstate="print">
+                      <a:extLst>
+                        <a:ext uri="{28A0092B-C50C-407E-A947-70E740481C1C}">
+                          <a14:useLocalDpi xmlns:a14="http://schemas.microsoft.com/office/drawing/2010/main" val="0"/>
+                        </a:ext>
+                      </a:extLst>
+                    </a:blip>
+                    <a:stretch>
+                      <a:fillRect/>
+                    </a:stretch>
+                  </pic:blipFill>
+                  <pic:spPr>
+                    <a:xfrm>
+                      <a:off x="0" y="0"/>
+                      <a:ext cx="4632960" cy="2172335"/>
+                    </a:xfrm>
+                    <a:prstGeom prst="rect">
+                      <a:avLst/>
+                    </a:prstGeom>
+                  </pic:spPr>
+                </pic:pic>
+              </a:graphicData>
+            </a:graphic>
+            <wp14:sizeRelH relativeFrom="margin">
+              <wp14:pctWidth>0</wp14:pctWidth>
+            </wp14:sizeRelH>
+            <wp14:sizeRelV relativeFrom="margin">
+              <wp14:pctHeight>0</wp14:pctHeight>
+            </wp14:sizeRelV>
+          </wp:anchor>
+        </w:drawing>
+      </w:r>
+    </w:p>
+    <w:p>
+      <w:pPr>
+        <w:spacing w:before="200" w:after="100"/>
+        <w:jc w:val="both"/>
+      </w:pPr>
+    </w:p>
+    <w:p>
+      <w:pPr>
+        <w:spacing w:before="200" w:after="100"/>
+        <w:jc w:val="both"/>
+      </w:pPr>
+    </w:p>
+    <w:p>
+      <w:pPr>
+        <w:spacing w:before="200" w:after="100"/>
+        <w:jc w:val="both"/>
+        <w:rPr>
+          <w:bCs/>
+          <w:sz w:val="22"/>
+          <w:szCs w:val="22"/>
+        </w:rPr>
+      </w:pPr>
+    </w:p>
+    <w:p>
+      <w:pPr>
+        <w:spacing w:before="200" w:after="100"/>
+        <w:jc w:val="both"/>
+        <w:rPr>
           <w:b/>
           <w:color w:val="2E75B6"/>
           <w:sz w:val="28"/>
         </w:rPr>
       </w:pPr>
-      <w:r>
+    </w:p>
+    <w:p>
+      <w:pPr>
+        <w:spacing w:before="200" w:after="100"/>
+        <w:jc w:val="both"/>
         <w:rPr>
           <w:b/>
           <w:color w:val="2E75B6"/>
           <w:sz w:val="28"/>
         </w:rPr>
-        <w:t>METER TEXTO AQUI</w:t>
-      </w:r>
+      </w:pPr>
     </w:p>
     <w:p>
       <w:pPr>
@@ -15441,25 +15934,25 @@
           <w:sz w:val="28"/>
         </w:rPr>
       </w:pPr>
-      <w:r>
+    </w:p>
+    <w:p>
+      <w:pPr>
+        <w:spacing w:before="200" w:after="100"/>
+        <w:jc w:val="both"/>
         <w:rPr>
           <w:b/>
           <w:color w:val="2E75B6"/>
           <w:sz w:val="28"/>
         </w:rPr>
-        <w:t>Covilhã (CVL-DHCP)</w:t>
-      </w:r>
-    </w:p>
-    <w:p>
-      <w:pPr>
-        <w:spacing w:before="200" w:after="100"/>
-        <w:jc w:val="both"/>
+      </w:pPr>
+      <w:r>
         <w:rPr>
           <w:b/>
           <w:color w:val="2E75B6"/>
           <w:sz w:val="28"/>
         </w:rPr>
-      </w:pPr>
+        <w:t xml:space="preserve">Covilhã </w:t>
+      </w:r>
     </w:p>
     <w:p>
       <w:pPr>
@@ -15471,17 +15964,199 @@
           <w:sz w:val="28"/>
         </w:rPr>
       </w:pPr>
-    </w:p>
-    <w:p>
-      <w:pPr>
-        <w:spacing w:before="200" w:after="100"/>
-        <w:jc w:val="both"/>
+      <w:r>
         <w:rPr>
           <w:b/>
           <w:color w:val="2E75B6"/>
           <w:sz w:val="28"/>
         </w:rPr>
-      </w:pPr>
+        <w:t>(CVL-DHCP)</w:t>
+      </w:r>
+    </w:p>
+    <w:p>
+      <w:pPr>
+        <w:spacing w:before="200" w:after="100"/>
+        <w:jc w:val="both"/>
+        <w:rPr>
+          <w:bCs/>
+          <w:sz w:val="22"/>
+          <w:szCs w:val="22"/>
+        </w:rPr>
+      </w:pPr>
+      <w:r>
+        <w:rPr>
+          <w:bCs/>
+          <w:sz w:val="22"/>
+          <w:szCs w:val="22"/>
+        </w:rPr>
+        <w:t>No polo da Covilhã, a configuração foi adaptada à topologia local para servir as seguintes redes:</w:t>
+      </w:r>
+    </w:p>
+    <w:p>
+      <w:pPr>
+        <w:numPr>
+          <w:ilvl w:val="0"/>
+          <w:numId w:val="11"/>
+        </w:numPr>
+        <w:spacing w:before="200" w:after="100"/>
+        <w:jc w:val="both"/>
+        <w:rPr>
+          <w:bCs/>
+          <w:sz w:val="22"/>
+          <w:szCs w:val="22"/>
+        </w:rPr>
+      </w:pPr>
+      <w:proofErr w:type="spellStart"/>
+      <w:r>
+        <w:rPr>
+          <w:bCs/>
+          <w:sz w:val="22"/>
+          <w:szCs w:val="22"/>
+        </w:rPr>
+        <w:t>GuestPool</w:t>
+      </w:r>
+      <w:proofErr w:type="spellEnd"/>
+      <w:r>
+        <w:rPr>
+          <w:bCs/>
+          <w:sz w:val="22"/>
+          <w:szCs w:val="22"/>
+        </w:rPr>
+        <w:t xml:space="preserve"> (VLAN 30): Rede de acesso para visitantes locais. Foi configurada com o </w:t>
+      </w:r>
+      <w:proofErr w:type="spellStart"/>
+      <w:r>
+        <w:rPr>
+          <w:bCs/>
+          <w:sz w:val="22"/>
+          <w:szCs w:val="22"/>
+        </w:rPr>
+        <w:t>Default</w:t>
+      </w:r>
+      <w:proofErr w:type="spellEnd"/>
+      <w:r>
+        <w:rPr>
+          <w:bCs/>
+          <w:sz w:val="22"/>
+          <w:szCs w:val="22"/>
+        </w:rPr>
+        <w:t xml:space="preserve"> Gateway 10.30.9.1, máscara de sub-rede /26 (255.255.255.192) e capacidade para 62 dispositivos.</w:t>
+      </w:r>
+    </w:p>
+    <w:p>
+      <w:pPr>
+        <w:numPr>
+          <w:ilvl w:val="0"/>
+          <w:numId w:val="11"/>
+        </w:numPr>
+        <w:spacing w:before="200" w:after="100"/>
+        <w:jc w:val="both"/>
+        <w:rPr>
+          <w:bCs/>
+          <w:sz w:val="22"/>
+          <w:szCs w:val="22"/>
+        </w:rPr>
+      </w:pPr>
+      <w:proofErr w:type="spellStart"/>
+      <w:r>
+        <w:rPr>
+          <w:bCs/>
+          <w:sz w:val="22"/>
+          <w:szCs w:val="22"/>
+        </w:rPr>
+        <w:t>SocPool</w:t>
+      </w:r>
+      <w:proofErr w:type="spellEnd"/>
+      <w:r>
+        <w:rPr>
+          <w:bCs/>
+          <w:sz w:val="22"/>
+          <w:szCs w:val="22"/>
+        </w:rPr>
+        <w:t xml:space="preserve"> (VLAN 100): Rede dedicada aos postos de trabalho dos analistas do </w:t>
+      </w:r>
+      <w:proofErr w:type="spellStart"/>
+      <w:r>
+        <w:rPr>
+          <w:bCs/>
+          <w:i/>
+          <w:iCs/>
+          <w:sz w:val="22"/>
+          <w:szCs w:val="22"/>
+        </w:rPr>
+        <w:t>Security</w:t>
+      </w:r>
+      <w:proofErr w:type="spellEnd"/>
+      <w:r>
+        <w:rPr>
+          <w:bCs/>
+          <w:i/>
+          <w:iCs/>
+          <w:sz w:val="22"/>
+          <w:szCs w:val="22"/>
+        </w:rPr>
+        <w:t xml:space="preserve"> </w:t>
+      </w:r>
+      <w:proofErr w:type="spellStart"/>
+      <w:r>
+        <w:rPr>
+          <w:bCs/>
+          <w:i/>
+          <w:iCs/>
+          <w:sz w:val="22"/>
+          <w:szCs w:val="22"/>
+        </w:rPr>
+        <w:t>Operations</w:t>
+      </w:r>
+      <w:proofErr w:type="spellEnd"/>
+      <w:r>
+        <w:rPr>
+          <w:bCs/>
+          <w:i/>
+          <w:iCs/>
+          <w:sz w:val="22"/>
+          <w:szCs w:val="22"/>
+        </w:rPr>
+        <w:t xml:space="preserve"> </w:t>
+      </w:r>
+      <w:proofErr w:type="spellStart"/>
+      <w:r>
+        <w:rPr>
+          <w:bCs/>
+          <w:i/>
+          <w:iCs/>
+          <w:sz w:val="22"/>
+          <w:szCs w:val="22"/>
+        </w:rPr>
+        <w:t>Center</w:t>
+      </w:r>
+      <w:proofErr w:type="spellEnd"/>
+      <w:r>
+        <w:rPr>
+          <w:bCs/>
+          <w:sz w:val="22"/>
+          <w:szCs w:val="22"/>
+        </w:rPr>
+        <w:t xml:space="preserve"> (SOC). Foi configurada com o </w:t>
+      </w:r>
+      <w:proofErr w:type="spellStart"/>
+      <w:r>
+        <w:rPr>
+          <w:bCs/>
+          <w:sz w:val="22"/>
+          <w:szCs w:val="22"/>
+        </w:rPr>
+        <w:t>Default</w:t>
+      </w:r>
+      <w:proofErr w:type="spellEnd"/>
+      <w:r>
+        <w:rPr>
+          <w:bCs/>
+          <w:sz w:val="22"/>
+          <w:szCs w:val="22"/>
+        </w:rPr>
+        <w:t xml:space="preserve"> Gateway 10.30.9.193, máscara de sub-rede /27 (255.255.255.224) e capacidade para 30 dispositivos.</w:t>
+      </w:r>
     </w:p>
     <w:p>
       <w:pPr>
@@ -15493,215 +16168,48 @@
           <w:sz w:val="28"/>
         </w:rPr>
       </w:pPr>
-    </w:p>
-    <w:p>
-      <w:pPr>
-        <w:spacing w:before="200" w:after="100"/>
-        <w:jc w:val="both"/>
+      <w:r>
         <w:rPr>
           <w:b/>
           <w:color w:val="2E75B6"/>
           <w:sz w:val="28"/>
         </w:rPr>
-      </w:pPr>
-    </w:p>
-    <w:p>
-      <w:pPr>
-        <w:spacing w:before="200" w:after="100"/>
-        <w:jc w:val="both"/>
-        <w:rPr>
-          <w:b/>
-          <w:color w:val="2E75B6"/>
-          <w:sz w:val="28"/>
-        </w:rPr>
-      </w:pPr>
-    </w:p>
-    <w:p>
-      <w:pPr>
-        <w:spacing w:before="200" w:after="100"/>
-        <w:jc w:val="both"/>
-        <w:rPr>
-          <w:b/>
-          <w:color w:val="2E75B6"/>
-          <w:sz w:val="28"/>
-        </w:rPr>
-      </w:pPr>
-    </w:p>
-    <w:p>
-      <w:pPr>
-        <w:spacing w:before="200" w:after="100"/>
-        <w:jc w:val="both"/>
-        <w:rPr>
-          <w:b/>
-          <w:color w:val="2E75B6"/>
-          <w:sz w:val="28"/>
-        </w:rPr>
-      </w:pPr>
-    </w:p>
-    <w:p>
-      <w:pPr>
-        <w:spacing w:before="200" w:after="100"/>
-        <w:jc w:val="both"/>
-        <w:rPr>
-          <w:b/>
-          <w:color w:val="2E75B6"/>
-          <w:sz w:val="28"/>
-        </w:rPr>
-      </w:pPr>
-    </w:p>
-    <w:p>
-      <w:pPr>
-        <w:spacing w:before="200" w:after="100"/>
-        <w:jc w:val="both"/>
-        <w:rPr>
-          <w:b/>
-          <w:color w:val="2E75B6"/>
-          <w:sz w:val="28"/>
-        </w:rPr>
-      </w:pPr>
-    </w:p>
-    <w:p>
-      <w:pPr>
-        <w:spacing w:before="200" w:after="100"/>
-        <w:jc w:val="both"/>
-        <w:rPr>
-          <w:b/>
-          <w:color w:val="2E75B6"/>
-          <w:sz w:val="28"/>
-        </w:rPr>
-      </w:pPr>
-    </w:p>
-    <w:p>
-      <w:pPr>
-        <w:spacing w:before="200" w:after="100"/>
-        <w:jc w:val="both"/>
-        <w:rPr>
-          <w:b/>
-          <w:color w:val="2E75B6"/>
-          <w:sz w:val="28"/>
-        </w:rPr>
-      </w:pPr>
-    </w:p>
-    <w:p>
-      <w:pPr>
-        <w:spacing w:before="200" w:after="100"/>
-        <w:jc w:val="both"/>
-        <w:rPr>
-          <w:b/>
-          <w:color w:val="2E75B6"/>
-          <w:sz w:val="28"/>
-        </w:rPr>
-      </w:pPr>
-    </w:p>
-    <w:p>
-      <w:pPr>
-        <w:spacing w:before="200" w:after="100"/>
-        <w:jc w:val="both"/>
-        <w:rPr>
-          <w:b/>
-          <w:color w:val="2E75B6"/>
-          <w:sz w:val="28"/>
-        </w:rPr>
-      </w:pPr>
-    </w:p>
-    <w:p>
-      <w:pPr>
-        <w:spacing w:before="200" w:after="100"/>
-        <w:jc w:val="both"/>
-        <w:rPr>
-          <w:b/>
-          <w:color w:val="2E75B6"/>
-          <w:sz w:val="28"/>
-        </w:rPr>
-      </w:pPr>
-    </w:p>
-    <w:p>
-      <w:pPr>
-        <w:spacing w:before="200" w:after="100"/>
-        <w:jc w:val="both"/>
-        <w:rPr>
-          <w:b/>
-          <w:color w:val="2E75B6"/>
-          <w:sz w:val="28"/>
-        </w:rPr>
-      </w:pPr>
-    </w:p>
-    <w:p>
-      <w:pPr>
-        <w:spacing w:before="200" w:after="100"/>
-        <w:jc w:val="both"/>
-        <w:rPr>
-          <w:b/>
-          <w:color w:val="2E75B6"/>
-          <w:sz w:val="28"/>
-        </w:rPr>
-      </w:pPr>
-    </w:p>
-    <w:p>
-      <w:pPr>
-        <w:spacing w:before="200" w:after="100"/>
-        <w:jc w:val="both"/>
-        <w:rPr>
-          <w:b/>
-          <w:color w:val="2E75B6"/>
-          <w:sz w:val="28"/>
-        </w:rPr>
-      </w:pPr>
-    </w:p>
-    <w:p>
-      <w:pPr>
-        <w:spacing w:before="200" w:after="100"/>
-        <w:jc w:val="both"/>
-        <w:rPr>
-          <w:b/>
-          <w:color w:val="2E75B6"/>
-          <w:sz w:val="28"/>
-        </w:rPr>
-      </w:pPr>
-    </w:p>
-    <w:p>
-      <w:pPr>
-        <w:spacing w:before="200" w:after="100"/>
-        <w:jc w:val="both"/>
-        <w:rPr>
-          <w:b/>
-          <w:color w:val="2E75B6"/>
-          <w:sz w:val="28"/>
-        </w:rPr>
-      </w:pPr>
-    </w:p>
-    <w:p>
-      <w:pPr>
-        <w:spacing w:before="200" w:after="100"/>
-        <w:jc w:val="both"/>
-        <w:rPr>
-          <w:b/>
-          <w:color w:val="2E75B6"/>
-          <w:sz w:val="28"/>
-        </w:rPr>
-      </w:pPr>
-    </w:p>
-    <w:p>
-      <w:pPr>
-        <w:spacing w:before="200" w:after="100"/>
-        <w:jc w:val="both"/>
-        <w:rPr>
-          <w:b/>
-          <w:color w:val="2E75B6"/>
-          <w:sz w:val="28"/>
-        </w:rPr>
-      </w:pPr>
-    </w:p>
-    <w:p>
-      <w:pPr>
-        <w:spacing w:before="200" w:after="100"/>
-        <w:jc w:val="both"/>
-        <w:rPr>
-          <w:b/>
-          <w:color w:val="2E75B6"/>
-          <w:sz w:val="28"/>
-        </w:rPr>
-      </w:pPr>
+        <w:drawing>
+          <wp:inline distT="0" distB="0" distL="0" distR="0" wp14:anchorId="059F0F3C" wp14:editId="4B682152">
+            <wp:extent cx="6188710" cy="1172210"/>
+            <wp:effectExtent l="0" t="0" r="2540" b="8890"/>
+            <wp:docPr id="572047374" name="Imagem 1"/>
+            <wp:cNvGraphicFramePr>
+              <a:graphicFrameLocks xmlns:a="http://schemas.openxmlformats.org/drawingml/2006/main" noChangeAspect="1"/>
+            </wp:cNvGraphicFramePr>
+            <a:graphic xmlns:a="http://schemas.openxmlformats.org/drawingml/2006/main">
+              <a:graphicData uri="http://schemas.openxmlformats.org/drawingml/2006/picture">
+                <pic:pic xmlns:pic="http://schemas.openxmlformats.org/drawingml/2006/picture">
+                  <pic:nvPicPr>
+                    <pic:cNvPr id="572047374" name=""/>
+                    <pic:cNvPicPr/>
+                  </pic:nvPicPr>
+                  <pic:blipFill>
+                    <a:blip r:embed="rId20"/>
+                    <a:stretch>
+                      <a:fillRect/>
+                    </a:stretch>
+                  </pic:blipFill>
+                  <pic:spPr>
+                    <a:xfrm>
+                      <a:off x="0" y="0"/>
+                      <a:ext cx="6188710" cy="1172210"/>
+                    </a:xfrm>
+                    <a:prstGeom prst="rect">
+                      <a:avLst/>
+                    </a:prstGeom>
+                  </pic:spPr>
+                </pic:pic>
+              </a:graphicData>
+            </a:graphic>
+          </wp:inline>
+        </w:drawing>
+      </w:r>
     </w:p>
     <w:p>
       <w:pPr>
@@ -15883,7 +16391,7 @@
                     </pic:cNvPicPr>
                   </pic:nvPicPr>
                   <pic:blipFill>
-                    <a:blip r:embed="rId19" cstate="print">
+                    <a:blip r:embed="rId21" cstate="print">
                       <a:extLst>
                         <a:ext uri="{28A0092B-C50C-407E-A947-70E740481C1C}">
                           <a14:useLocalDpi xmlns:a14="http://schemas.microsoft.com/office/drawing/2010/main" val="0"/>
@@ -15988,7 +16496,7 @@
                     </pic:cNvPicPr>
                   </pic:nvPicPr>
                   <pic:blipFill>
-                    <a:blip r:embed="rId20" cstate="print">
+                    <a:blip r:embed="rId22" cstate="print">
                       <a:extLst>
                         <a:ext uri="{28A0092B-C50C-407E-A947-70E740481C1C}">
                           <a14:useLocalDpi xmlns:a14="http://schemas.microsoft.com/office/drawing/2010/main" val="0"/>
@@ -16143,7 +16651,7 @@
         </w:rPr>
         <w:lastRenderedPageBreak/>
         <w:drawing>
-          <wp:inline distT="0" distB="0" distL="0" distR="0" wp14:anchorId="3A322386" wp14:editId="2263FE45">
+          <wp:inline distT="0" distB="0" distL="0" distR="0" wp14:anchorId="3A322386" wp14:editId="5F8E6E4A">
             <wp:extent cx="6195060" cy="1385570"/>
             <wp:effectExtent l="0" t="0" r="0" b="5080"/>
             <wp:docPr id="2030355210" name="Imagem 3"/>
@@ -16160,7 +16668,7 @@
                     </pic:cNvPicPr>
                   </pic:nvPicPr>
                   <pic:blipFill>
-                    <a:blip r:embed="rId21" cstate="print">
+                    <a:blip r:embed="rId23" cstate="print">
                       <a:extLst>
                         <a:ext uri="{28A0092B-C50C-407E-A947-70E740481C1C}">
                           <a14:useLocalDpi xmlns:a14="http://schemas.microsoft.com/office/drawing/2010/main" val="0"/>
@@ -16388,7 +16896,7 @@
           <w:sz w:val="22"/>
         </w:rPr>
         <w:drawing>
-          <wp:inline distT="0" distB="0" distL="0" distR="0" wp14:anchorId="56F50145" wp14:editId="7DE702D1">
+          <wp:inline distT="0" distB="0" distL="0" distR="0" wp14:anchorId="56F50145" wp14:editId="46EBCFC4">
             <wp:extent cx="6316980" cy="1621155"/>
             <wp:effectExtent l="0" t="0" r="7620" b="0"/>
             <wp:docPr id="1189285225" name="Imagem 4"/>
@@ -16405,7 +16913,7 @@
                     </pic:cNvPicPr>
                   </pic:nvPicPr>
                   <pic:blipFill>
-                    <a:blip r:embed="rId22" cstate="print">
+                    <a:blip r:embed="rId24" cstate="print">
                       <a:extLst>
                         <a:ext uri="{28A0092B-C50C-407E-A947-70E740481C1C}">
                           <a14:useLocalDpi xmlns:a14="http://schemas.microsoft.com/office/drawing/2010/main" val="0"/>
@@ -16500,7 +17008,7 @@
         </w:rPr>
         <w:t xml:space="preserve">Ao introduzir o URL </w:t>
       </w:r>
-      <w:hyperlink r:id="rId23">
+      <w:hyperlink r:id="rId25">
         <w:r>
           <w:rPr>
             <w:color w:val="0000FF"/>
@@ -16548,7 +17056,7 @@
                     </pic:cNvPicPr>
                   </pic:nvPicPr>
                   <pic:blipFill>
-                    <a:blip r:embed="rId24" cstate="print">
+                    <a:blip r:embed="rId26" cstate="print">
                       <a:extLst>
                         <a:ext uri="{28A0092B-C50C-407E-A947-70E740481C1C}">
                           <a14:useLocalDpi xmlns:a14="http://schemas.microsoft.com/office/drawing/2010/main" val="0"/>
@@ -16584,28 +17092,11 @@
       <w:pPr>
         <w:pStyle w:val="Ttulo2"/>
         <w:jc w:val="both"/>
-        <w:rPr>
-          <w:color w:val="000000" w:themeColor="text1"/>
-        </w:rPr>
-      </w:pPr>
-    </w:p>
-    <w:p>
-      <w:pPr>
-        <w:pStyle w:val="Ttulo2"/>
-        <w:jc w:val="both"/>
-        <w:rPr>
-          <w:color w:val="000000" w:themeColor="text1"/>
-        </w:rPr>
-      </w:pPr>
-    </w:p>
-    <w:p>
-      <w:pPr>
-        <w:pStyle w:val="Ttulo2"/>
-        <w:jc w:val="both"/>
       </w:pPr>
       <w:bookmarkStart w:id="12" w:name="_5.5._Configuração_VLANs"/>
       <w:bookmarkEnd w:id="12"/>
       <w:r>
+        <w:lastRenderedPageBreak/>
         <w:t xml:space="preserve">5.5. Configuração </w:t>
       </w:r>
       <w:proofErr w:type="spellStart"/>
@@ -17113,7 +17604,24 @@
           <w:sz w:val="20"/>
           <w:szCs w:val="20"/>
         </w:rPr>
-        <w:t xml:space="preserve"> Management) </w:t>
+        <w:t xml:space="preserve"> Management)</w:t>
+      </w:r>
+    </w:p>
+    <w:p>
+      <w:pPr>
+        <w:spacing w:before="200" w:after="100"/>
+        <w:jc w:val="both"/>
+        <w:rPr>
+          <w:sz w:val="20"/>
+          <w:szCs w:val="20"/>
+        </w:rPr>
+      </w:pPr>
+      <w:r>
+        <w:rPr>
+          <w:sz w:val="20"/>
+          <w:szCs w:val="20"/>
+        </w:rPr>
+        <w:t xml:space="preserve"> </w:t>
       </w:r>
     </w:p>
     <w:p>
@@ -17147,7 +17655,7 @@
                     </pic:cNvPicPr>
                   </pic:nvPicPr>
                   <pic:blipFill>
-                    <a:blip r:embed="rId25">
+                    <a:blip r:embed="rId27">
                       <a:extLst>
                         <a:ext uri="{28A0092B-C50C-407E-A947-70E740481C1C}">
                           <a14:useLocalDpi xmlns:a14="http://schemas.microsoft.com/office/drawing/2010/main" val="0"/>
@@ -17205,6 +17713,24 @@
           <w:sz w:val="22"/>
         </w:rPr>
       </w:pPr>
+    </w:p>
+    <w:p>
+      <w:pPr>
+        <w:spacing w:before="200" w:after="100"/>
+        <w:jc w:val="both"/>
+        <w:rPr>
+          <w:sz w:val="22"/>
+        </w:rPr>
+      </w:pPr>
+    </w:p>
+    <w:p>
+      <w:pPr>
+        <w:spacing w:before="200" w:after="100"/>
+        <w:jc w:val="both"/>
+        <w:rPr>
+          <w:sz w:val="22"/>
+        </w:rPr>
+      </w:pPr>
       <w:r>
         <w:rPr>
           <w:sz w:val="22"/>
@@ -17422,9 +17948,17 @@
           <w:sz w:val="22"/>
         </w:rPr>
         <w:drawing>
-          <wp:inline distT="0" distB="0" distL="0" distR="0" wp14:anchorId="67052E4D" wp14:editId="632C121B">
-            <wp:extent cx="6545580" cy="2720340"/>
-            <wp:effectExtent l="0" t="0" r="7620" b="3810"/>
+          <wp:anchor distT="0" distB="0" distL="114300" distR="114300" simplePos="0" relativeHeight="251662336" behindDoc="0" locked="0" layoutInCell="1" allowOverlap="1" wp14:anchorId="67052E4D" wp14:editId="5DED22EA">
+            <wp:simplePos x="0" y="0"/>
+            <wp:positionH relativeFrom="column">
+              <wp:posOffset>327660</wp:posOffset>
+            </wp:positionH>
+            <wp:positionV relativeFrom="paragraph">
+              <wp:posOffset>-635</wp:posOffset>
+            </wp:positionV>
+            <wp:extent cx="5760720" cy="2393950"/>
+            <wp:effectExtent l="0" t="0" r="0" b="6350"/>
+            <wp:wrapNone/>
             <wp:docPr id="1535519117" name="Imagem 8"/>
             <wp:cNvGraphicFramePr>
               <a:graphicFrameLocks xmlns:a="http://schemas.openxmlformats.org/drawingml/2006/main" noChangeAspect="1"/>
@@ -17439,7 +17973,7 @@
                     </pic:cNvPicPr>
                   </pic:nvPicPr>
                   <pic:blipFill>
-                    <a:blip r:embed="rId26">
+                    <a:blip r:embed="rId28">
                       <a:extLst>
                         <a:ext uri="{28A0092B-C50C-407E-A947-70E740481C1C}">
                           <a14:useLocalDpi xmlns:a14="http://schemas.microsoft.com/office/drawing/2010/main" val="0"/>
@@ -17454,7 +17988,7 @@
                   <pic:spPr bwMode="auto">
                     <a:xfrm>
                       <a:off x="0" y="0"/>
-                      <a:ext cx="6545580" cy="2720340"/>
+                      <a:ext cx="5760720" cy="2393950"/>
                     </a:xfrm>
                     <a:prstGeom prst="rect">
                       <a:avLst/>
@@ -17467,7 +18001,7 @@
                 </pic:pic>
               </a:graphicData>
             </a:graphic>
-          </wp:inline>
+          </wp:anchor>
         </w:drawing>
       </w:r>
     </w:p>
@@ -17479,22 +18013,158 @@
           <w:sz w:val="22"/>
         </w:rPr>
       </w:pPr>
+    </w:p>
+    <w:p>
+      <w:pPr>
+        <w:spacing w:before="200" w:after="100"/>
+        <w:jc w:val="both"/>
+        <w:rPr>
+          <w:sz w:val="22"/>
+        </w:rPr>
+      </w:pPr>
+    </w:p>
+    <w:p>
+      <w:pPr>
+        <w:spacing w:before="200" w:after="100"/>
+        <w:jc w:val="both"/>
+        <w:rPr>
+          <w:sz w:val="22"/>
+        </w:rPr>
+      </w:pPr>
+    </w:p>
+    <w:p>
+      <w:pPr>
+        <w:spacing w:before="200" w:after="100"/>
+        <w:jc w:val="both"/>
+        <w:rPr>
+          <w:sz w:val="22"/>
+        </w:rPr>
+      </w:pPr>
+    </w:p>
+    <w:p>
+      <w:pPr>
+        <w:spacing w:before="200" w:after="100"/>
+        <w:jc w:val="both"/>
+        <w:rPr>
+          <w:sz w:val="22"/>
+        </w:rPr>
+      </w:pPr>
+    </w:p>
+    <w:p>
+      <w:pPr>
+        <w:spacing w:before="200" w:after="100"/>
+        <w:jc w:val="both"/>
+        <w:rPr>
+          <w:sz w:val="22"/>
+        </w:rPr>
+      </w:pPr>
+    </w:p>
+    <w:p>
+      <w:pPr>
+        <w:spacing w:before="200" w:after="100"/>
+        <w:jc w:val="both"/>
+        <w:rPr>
+          <w:sz w:val="22"/>
+        </w:rPr>
+      </w:pPr>
+    </w:p>
+    <w:p>
+      <w:pPr>
+        <w:spacing w:before="200" w:after="100"/>
+        <w:jc w:val="both"/>
+        <w:rPr>
+          <w:sz w:val="22"/>
+        </w:rPr>
+      </w:pPr>
+    </w:p>
+    <w:p>
+      <w:pPr>
+        <w:spacing w:before="200" w:after="100"/>
+        <w:jc w:val="both"/>
+        <w:rPr>
+          <w:sz w:val="22"/>
+        </w:rPr>
+      </w:pPr>
+      <w:r>
+        <w:rPr>
+          <w:b/>
+          <w:sz w:val="22"/>
+        </w:rPr>
+        <w:t>Auditoria de Memória de Execução (CLI)</w:t>
+      </w:r>
+      <w:r>
+        <w:rPr>
+          <w:sz w:val="22"/>
+        </w:rPr>
+        <w:t xml:space="preserve">: Através do comando privilegiado show </w:t>
+      </w:r>
+      <w:proofErr w:type="spellStart"/>
+      <w:r>
+        <w:rPr>
+          <w:sz w:val="22"/>
+        </w:rPr>
+        <w:t>running-config</w:t>
+      </w:r>
+      <w:proofErr w:type="spellEnd"/>
+      <w:r>
+        <w:rPr>
+          <w:sz w:val="22"/>
+        </w:rPr>
+        <w:t xml:space="preserve">, atestou-se a retenção permanente das métricas inseridas. A navegação sequencial pelo ficheiro de configuração comprova a correta sintaxe do bloco interface Vlan500 e a presença imperativa da instrução global de encaminhamento </w:t>
+      </w:r>
+      <w:proofErr w:type="spellStart"/>
+      <w:r>
+        <w:rPr>
+          <w:sz w:val="22"/>
+        </w:rPr>
+        <w:t>ip</w:t>
+      </w:r>
+      <w:proofErr w:type="spellEnd"/>
+      <w:r>
+        <w:rPr>
+          <w:sz w:val="22"/>
+        </w:rPr>
+        <w:t xml:space="preserve"> </w:t>
+      </w:r>
+      <w:proofErr w:type="spellStart"/>
+      <w:r>
+        <w:rPr>
+          <w:sz w:val="22"/>
+        </w:rPr>
+        <w:t>default-gateway</w:t>
+      </w:r>
+      <w:proofErr w:type="spellEnd"/>
+      <w:r>
+        <w:rPr>
+          <w:sz w:val="22"/>
+        </w:rPr>
+        <w:t xml:space="preserve"> 10.30.9.</w:t>
+      </w:r>
+    </w:p>
+    <w:p>
+      <w:pPr>
+        <w:spacing w:before="200" w:after="100"/>
+        <w:jc w:val="both"/>
+        <w:rPr>
+          <w:sz w:val="22"/>
+        </w:rPr>
+      </w:pPr>
       <w:r>
         <w:rPr>
           <w:noProof/>
           <w:sz w:val="22"/>
         </w:rPr>
         <w:drawing>
-          <wp:anchor distT="0" distB="0" distL="114300" distR="114300" simplePos="0" relativeHeight="251660288" behindDoc="0" locked="0" layoutInCell="1" allowOverlap="1" wp14:anchorId="4630AEEB" wp14:editId="2E6D9D86">
+          <wp:anchor distT="0" distB="0" distL="114300" distR="114300" simplePos="0" relativeHeight="251660288" behindDoc="0" locked="0" layoutInCell="1" allowOverlap="1" wp14:anchorId="4630AEEB" wp14:editId="6CC1D0C9">
             <wp:simplePos x="0" y="0"/>
             <wp:positionH relativeFrom="margin">
               <wp:align>center</wp:align>
             </wp:positionH>
             <wp:positionV relativeFrom="paragraph">
-              <wp:posOffset>1217295</wp:posOffset>
+              <wp:posOffset>38100</wp:posOffset>
             </wp:positionV>
-            <wp:extent cx="3825240" cy="2253615"/>
-            <wp:effectExtent l="0" t="0" r="3810" b="0"/>
+            <wp:extent cx="3921770" cy="2989162"/>
+            <wp:effectExtent l="0" t="0" r="2540" b="1905"/>
             <wp:wrapNone/>
             <wp:docPr id="1660089321" name="Imagem 9"/>
             <wp:cNvGraphicFramePr>
@@ -17510,7 +18180,7 @@
                     </pic:cNvPicPr>
                   </pic:nvPicPr>
                   <pic:blipFill>
-                    <a:blip r:embed="rId27">
+                    <a:blip r:embed="rId29">
                       <a:extLst>
                         <a:ext uri="{28A0092B-C50C-407E-A947-70E740481C1C}">
                           <a14:useLocalDpi xmlns:a14="http://schemas.microsoft.com/office/drawing/2010/main" val="0"/>
@@ -17525,7 +18195,7 @@
                   <pic:spPr bwMode="auto">
                     <a:xfrm>
                       <a:off x="0" y="0"/>
-                      <a:ext cx="3825240" cy="2253615"/>
+                      <a:ext cx="3921770" cy="2989162"/>
                     </a:xfrm>
                     <a:prstGeom prst="rect">
                       <a:avLst/>
@@ -17547,103 +18217,15 @@
           </wp:anchor>
         </w:drawing>
       </w:r>
-      <w:r>
-        <w:rPr>
-          <w:b/>
-          <w:sz w:val="22"/>
-        </w:rPr>
-        <w:t>Auditoria de Memória de Execução (CLI)</w:t>
-      </w:r>
-      <w:r>
-        <w:rPr>
-          <w:sz w:val="22"/>
-        </w:rPr>
-        <w:t xml:space="preserve">: Através do comando privilegiado show </w:t>
-      </w:r>
-      <w:proofErr w:type="spellStart"/>
-      <w:r>
-        <w:rPr>
-          <w:sz w:val="22"/>
-        </w:rPr>
-        <w:t>running-config</w:t>
-      </w:r>
-      <w:proofErr w:type="spellEnd"/>
-      <w:r>
-        <w:rPr>
-          <w:sz w:val="22"/>
-        </w:rPr>
-        <w:t xml:space="preserve">, atestou-se a retenção permanente das métricas inseridas. A navegação sequencial pelo ficheiro de configuração comprova a correta sintaxe do bloco interface Vlan500 e a presença imperativa da instrução global de encaminhamento </w:t>
-      </w:r>
-      <w:proofErr w:type="spellStart"/>
-      <w:r>
-        <w:rPr>
-          <w:sz w:val="22"/>
-        </w:rPr>
-        <w:t>ip</w:t>
-      </w:r>
-      <w:proofErr w:type="spellEnd"/>
-      <w:r>
-        <w:rPr>
-          <w:sz w:val="22"/>
-        </w:rPr>
-        <w:t xml:space="preserve"> </w:t>
-      </w:r>
-      <w:proofErr w:type="spellStart"/>
-      <w:r>
-        <w:rPr>
-          <w:sz w:val="22"/>
-        </w:rPr>
-        <w:t>default-gateway</w:t>
-      </w:r>
-      <w:proofErr w:type="spellEnd"/>
-      <w:r>
-        <w:rPr>
-          <w:sz w:val="22"/>
-        </w:rPr>
-        <w:t xml:space="preserve"> 10.30.9.65 (Figura C - Output </w:t>
-      </w:r>
-      <w:proofErr w:type="spellStart"/>
-      <w:r>
-        <w:rPr>
-          <w:sz w:val="22"/>
-        </w:rPr>
-        <w:t>Running-Config</w:t>
-      </w:r>
-      <w:proofErr w:type="spellEnd"/>
-      <w:r>
-        <w:rPr>
-          <w:sz w:val="22"/>
-        </w:rPr>
-        <w:t xml:space="preserve"> CVL-S1). Como reforço de segurança adicional, comprova-se o isolamento da interface nativa de fábrica (interface Vlan1 comutada para </w:t>
-      </w:r>
-      <w:proofErr w:type="spellStart"/>
-      <w:r>
-        <w:rPr>
-          <w:sz w:val="22"/>
-        </w:rPr>
-        <w:t>shutdown</w:t>
-      </w:r>
-      <w:proofErr w:type="spellEnd"/>
-      <w:r>
-        <w:rPr>
-          <w:sz w:val="22"/>
-        </w:rPr>
-        <w:t xml:space="preserve">) e a injeção do </w:t>
-      </w:r>
-      <w:proofErr w:type="spellStart"/>
-      <w:r>
-        <w:rPr>
-          <w:sz w:val="22"/>
-        </w:rPr>
-        <w:t>banner</w:t>
-      </w:r>
-      <w:proofErr w:type="spellEnd"/>
-      <w:r>
-        <w:rPr>
-          <w:sz w:val="22"/>
-        </w:rPr>
-        <w:t xml:space="preserve"> de restrição legal de acessos corporativos.</w:t>
-      </w:r>
+    </w:p>
+    <w:p>
+      <w:pPr>
+        <w:spacing w:before="200" w:after="100"/>
+        <w:jc w:val="both"/>
+        <w:rPr>
+          <w:sz w:val="22"/>
+        </w:rPr>
+      </w:pPr>
     </w:p>
     <w:p>
       <w:pPr>
@@ -17725,6 +18307,7 @@
       <w:bookmarkStart w:id="13" w:name="_5.6._Agregação_de"/>
       <w:bookmarkEnd w:id="13"/>
       <w:r>
+        <w:lastRenderedPageBreak/>
         <w:t>5.6. Agregação de Links (</w:t>
       </w:r>
       <w:proofErr w:type="spellStart"/>
@@ -17904,7 +18487,7 @@
                     <pic:cNvPicPr/>
                   </pic:nvPicPr>
                   <pic:blipFill>
-                    <a:blip r:embed="rId28"/>
+                    <a:blip r:embed="rId30"/>
                     <a:stretch>
                       <a:fillRect/>
                     </a:stretch>
@@ -18086,7 +18669,7 @@
                     <pic:cNvPicPr/>
                   </pic:nvPicPr>
                   <pic:blipFill>
-                    <a:blip r:embed="rId29">
+                    <a:blip r:embed="rId31">
                       <a:extLst>
                         <a:ext uri="{28A0092B-C50C-407E-A947-70E740481C1C}">
                           <a14:useLocalDpi xmlns:a14="http://schemas.microsoft.com/office/drawing/2010/main" val="0"/>
@@ -18127,6 +18710,7 @@
       <w:bookmarkStart w:id="15" w:name="_5.8._NAT_Overload"/>
       <w:bookmarkEnd w:id="15"/>
       <w:r>
+        <w:lastRenderedPageBreak/>
         <w:t xml:space="preserve">5.8. NAT </w:t>
       </w:r>
       <w:proofErr w:type="spellStart"/>
@@ -18313,7 +18897,7 @@
                     <pic:cNvPicPr/>
                   </pic:nvPicPr>
                   <pic:blipFill>
-                    <a:blip r:embed="rId30">
+                    <a:blip r:embed="rId32">
                       <a:extLst>
                         <a:ext uri="{28A0092B-C50C-407E-A947-70E740481C1C}">
                           <a14:useLocalDpi xmlns:a14="http://schemas.microsoft.com/office/drawing/2010/main" val="0"/>
@@ -18356,6 +18940,9 @@
         <w:pStyle w:val="Ttulo1"/>
         <w:jc w:val="both"/>
       </w:pPr>
+      <w:r>
+        <w:t xml:space="preserve"> EXTRAS :FTP E PC ADMIN AQUI</w:t>
+      </w:r>
     </w:p>
     <w:p>
       <w:pPr>
@@ -18448,9 +19035,27 @@
       </w:pPr>
       <w:bookmarkStart w:id="16" w:name="_4._Conclusão"/>
       <w:bookmarkEnd w:id="16"/>
+    </w:p>
+    <w:p>
+      <w:pPr>
+        <w:pStyle w:val="Ttulo1"/>
+        <w:jc w:val="both"/>
+      </w:pPr>
       <w:r>
         <w:t>4. Conclusão</w:t>
       </w:r>
+    </w:p>
+    <w:p>
+      <w:pPr>
+        <w:pStyle w:val="Ttulo1"/>
+        <w:jc w:val="both"/>
+      </w:pPr>
+    </w:p>
+    <w:p>
+      <w:pPr>
+        <w:pStyle w:val="Ttulo1"/>
+        <w:jc w:val="both"/>
+      </w:pPr>
     </w:p>
     <w:p>
       <w:pPr>
@@ -18686,6 +19291,15 @@
     </w:p>
     <w:p>
       <w:pPr>
+        <w:spacing w:before="60" w:after="100"/>
+        <w:jc w:val="both"/>
+        <w:rPr>
+          <w:color w:val="000000"/>
+        </w:rPr>
+      </w:pPr>
+    </w:p>
+    <w:p>
+      <w:pPr>
         <w:pStyle w:val="Ttulo1"/>
         <w:jc w:val="both"/>
       </w:pPr>
@@ -18711,22 +19325,1975 @@
         <w:pStyle w:val="Ttulo1"/>
         <w:jc w:val="both"/>
       </w:pPr>
+    </w:p>
+    <w:p>
+      <w:pPr>
+        <w:pStyle w:val="Ttulo1"/>
+        <w:jc w:val="both"/>
+        <w:rPr>
+          <w:color w:val="auto"/>
+        </w:rPr>
+      </w:pPr>
+      <w:bookmarkStart w:id="19" w:name="_Ping_básico_dentro"/>
+      <w:bookmarkEnd w:id="19"/>
+      <w:proofErr w:type="spellStart"/>
       <w:r>
         <w:rPr>
           <w:color w:val="000000"/>
         </w:rPr>
+        <w:t>Ping</w:t>
+      </w:r>
+      <w:proofErr w:type="spellEnd"/>
+      <w:r>
+        <w:rPr>
+          <w:color w:val="000000"/>
+        </w:rPr>
+        <w:t xml:space="preserve"> </w:t>
+      </w:r>
+      <w:r>
+        <w:rPr>
+          <w:color w:val="auto"/>
+        </w:rPr>
+        <w:t>básico dentro da mesma VLAN</w:t>
+      </w:r>
+      <w:r>
+        <w:rPr>
+          <w:color w:val="auto"/>
+        </w:rPr>
+        <w:t xml:space="preserve"> || </w:t>
+      </w:r>
+      <w:proofErr w:type="spellStart"/>
+      <w:r>
+        <w:rPr>
+          <w:color w:val="auto"/>
+        </w:rPr>
+        <w:t>Ping</w:t>
+      </w:r>
+      <w:proofErr w:type="spellEnd"/>
+      <w:r>
+        <w:rPr>
+          <w:color w:val="auto"/>
+        </w:rPr>
+        <w:t xml:space="preserve"> entre </w:t>
+      </w:r>
+      <w:proofErr w:type="spellStart"/>
+      <w:r>
+        <w:rPr>
+          <w:color w:val="auto"/>
+        </w:rPr>
+        <w:t>VLANs</w:t>
+      </w:r>
+      <w:proofErr w:type="spellEnd"/>
+      <w:r>
+        <w:rPr>
+          <w:color w:val="auto"/>
+        </w:rPr>
+        <w:t xml:space="preserve"> de Aveiro</w:t>
+      </w:r>
+      <w:r>
+        <w:t xml:space="preserve"> </w:t>
+      </w:r>
+      <w:r>
+        <w:rPr>
+          <w:color w:val="auto"/>
+        </w:rPr>
+        <w:t>(1.0)</w:t>
+      </w:r>
+    </w:p>
+    <w:p>
+      <w:pPr>
+        <w:pStyle w:val="Ttulo1"/>
+        <w:jc w:val="both"/>
+        <w:rPr>
+          <w:color w:val="auto"/>
+          <w:sz w:val="28"/>
+          <w:szCs w:val="28"/>
+        </w:rPr>
+      </w:pPr>
+    </w:p>
+    <w:p>
+      <w:pPr>
+        <w:pStyle w:val="Ttulo1"/>
+        <w:ind w:left="720"/>
+        <w:jc w:val="both"/>
+        <w:rPr>
+          <w:b w:val="0"/>
+          <w:bCs w:val="0"/>
+          <w:color w:val="auto"/>
+          <w:sz w:val="22"/>
+          <w:szCs w:val="22"/>
+        </w:rPr>
+      </w:pPr>
+      <w:r>
+        <w:rPr>
+          <w:b w:val="0"/>
+          <w:bCs w:val="0"/>
+          <w:noProof/>
+          <w:color w:val="auto"/>
+          <w:sz w:val="22"/>
+          <w:szCs w:val="22"/>
+        </w:rPr>
+        <w:drawing>
+          <wp:inline distT="0" distB="0" distL="0" distR="0" wp14:anchorId="0AAB8751" wp14:editId="7DD75212">
+            <wp:extent cx="4152900" cy="1809750"/>
+            <wp:effectExtent l="0" t="0" r="0" b="0"/>
+            <wp:docPr id="609505820" name="Imagem 34"/>
+            <wp:cNvGraphicFramePr>
+              <a:graphicFrameLocks xmlns:a="http://schemas.openxmlformats.org/drawingml/2006/main" noChangeAspect="1"/>
+            </wp:cNvGraphicFramePr>
+            <a:graphic xmlns:a="http://schemas.openxmlformats.org/drawingml/2006/main">
+              <a:graphicData uri="http://schemas.openxmlformats.org/drawingml/2006/picture">
+                <pic:pic xmlns:pic="http://schemas.openxmlformats.org/drawingml/2006/picture">
+                  <pic:nvPicPr>
+                    <pic:cNvPr id="0" name="Picture 8"/>
+                    <pic:cNvPicPr>
+                      <a:picLocks noChangeAspect="1" noChangeArrowheads="1"/>
+                    </pic:cNvPicPr>
+                  </pic:nvPicPr>
+                  <pic:blipFill>
+                    <a:blip r:embed="rId33">
+                      <a:extLst>
+                        <a:ext uri="{28A0092B-C50C-407E-A947-70E740481C1C}">
+                          <a14:useLocalDpi xmlns:a14="http://schemas.microsoft.com/office/drawing/2010/main" val="0"/>
+                        </a:ext>
+                      </a:extLst>
+                    </a:blip>
+                    <a:srcRect/>
+                    <a:stretch>
+                      <a:fillRect/>
+                    </a:stretch>
+                  </pic:blipFill>
+                  <pic:spPr bwMode="auto">
+                    <a:xfrm>
+                      <a:off x="0" y="0"/>
+                      <a:ext cx="4152900" cy="1809750"/>
+                    </a:xfrm>
+                    <a:prstGeom prst="rect">
+                      <a:avLst/>
+                    </a:prstGeom>
+                    <a:noFill/>
+                  </pic:spPr>
+                </pic:pic>
+              </a:graphicData>
+            </a:graphic>
+          </wp:inline>
+        </w:drawing>
+      </w:r>
+    </w:p>
+    <w:p>
+      <w:pPr>
+        <w:pStyle w:val="Ttulo1"/>
+        <w:jc w:val="both"/>
+        <w:rPr>
+          <w:color w:val="auto"/>
+        </w:rPr>
+      </w:pPr>
+      <w:proofErr w:type="spellStart"/>
+      <w:r>
+        <w:rPr>
+          <w:color w:val="auto"/>
+        </w:rPr>
+        <w:t>LaCP</w:t>
+      </w:r>
+      <w:proofErr w:type="spellEnd"/>
+      <w:r>
+        <w:rPr>
+          <w:color w:val="auto"/>
+        </w:rPr>
+        <w:t xml:space="preserve"> (1.1)</w:t>
+      </w:r>
+    </w:p>
+    <w:p>
+      <w:pPr>
+        <w:pStyle w:val="Ttulo1"/>
+        <w:jc w:val="both"/>
+        <w:rPr>
+          <w:color w:val="auto"/>
+          <w:sz w:val="28"/>
+          <w:szCs w:val="28"/>
+        </w:rPr>
+      </w:pPr>
+      <w:r>
+        <w:rPr>
+          <w:noProof/>
+          <w:color w:val="auto"/>
+          <w:sz w:val="28"/>
+          <w:szCs w:val="28"/>
+        </w:rPr>
+        <w:drawing>
+          <wp:inline distT="0" distB="0" distL="0" distR="0" wp14:anchorId="34EBA034" wp14:editId="38C6872B">
+            <wp:extent cx="4914900" cy="2505075"/>
+            <wp:effectExtent l="0" t="0" r="0" b="9525"/>
+            <wp:docPr id="218952577" name="Imagem 36"/>
+            <wp:cNvGraphicFramePr>
+              <a:graphicFrameLocks xmlns:a="http://schemas.openxmlformats.org/drawingml/2006/main" noChangeAspect="1"/>
+            </wp:cNvGraphicFramePr>
+            <a:graphic xmlns:a="http://schemas.openxmlformats.org/drawingml/2006/main">
+              <a:graphicData uri="http://schemas.openxmlformats.org/drawingml/2006/picture">
+                <pic:pic xmlns:pic="http://schemas.openxmlformats.org/drawingml/2006/picture">
+                  <pic:nvPicPr>
+                    <pic:cNvPr id="0" name="Picture 9"/>
+                    <pic:cNvPicPr>
+                      <a:picLocks noChangeAspect="1" noChangeArrowheads="1"/>
+                    </pic:cNvPicPr>
+                  </pic:nvPicPr>
+                  <pic:blipFill>
+                    <a:blip r:embed="rId34">
+                      <a:extLst>
+                        <a:ext uri="{28A0092B-C50C-407E-A947-70E740481C1C}">
+                          <a14:useLocalDpi xmlns:a14="http://schemas.microsoft.com/office/drawing/2010/main" val="0"/>
+                        </a:ext>
+                      </a:extLst>
+                    </a:blip>
+                    <a:srcRect/>
+                    <a:stretch>
+                      <a:fillRect/>
+                    </a:stretch>
+                  </pic:blipFill>
+                  <pic:spPr bwMode="auto">
+                    <a:xfrm>
+                      <a:off x="0" y="0"/>
+                      <a:ext cx="4914900" cy="2505075"/>
+                    </a:xfrm>
+                    <a:prstGeom prst="rect">
+                      <a:avLst/>
+                    </a:prstGeom>
+                    <a:noFill/>
+                  </pic:spPr>
+                </pic:pic>
+              </a:graphicData>
+            </a:graphic>
+          </wp:inline>
+        </w:drawing>
+      </w:r>
+    </w:p>
+    <w:p>
+      <w:pPr>
+        <w:jc w:val="both"/>
+      </w:pPr>
+    </w:p>
+    <w:p>
+      <w:pPr>
+        <w:jc w:val="both"/>
+        <w:rPr>
+          <w:rFonts w:ascii="inherit" w:eastAsia="Times New Roman" w:hAnsi="inherit" w:cs="Noto Sans"/>
+          <w:bdr w:val="none" w:sz="0" w:space="0" w:color="auto" w:frame="1"/>
+        </w:rPr>
+      </w:pPr>
+    </w:p>
+    <w:p>
+      <w:pPr>
+        <w:jc w:val="both"/>
+        <w:rPr>
+          <w:rFonts w:ascii="inherit" w:eastAsia="Times New Roman" w:hAnsi="inherit" w:cs="Noto Sans"/>
+          <w:bdr w:val="none" w:sz="0" w:space="0" w:color="auto" w:frame="1"/>
+        </w:rPr>
+      </w:pPr>
+    </w:p>
+    <w:p>
+      <w:pPr>
+        <w:jc w:val="both"/>
+        <w:rPr>
+          <w:rFonts w:ascii="inherit" w:eastAsia="Times New Roman" w:hAnsi="inherit" w:cs="Noto Sans"/>
+          <w:bdr w:val="none" w:sz="0" w:space="0" w:color="auto" w:frame="1"/>
+        </w:rPr>
+      </w:pPr>
+    </w:p>
+    <w:p>
+      <w:pPr>
+        <w:jc w:val="both"/>
+        <w:rPr>
+          <w:rFonts w:ascii="inherit" w:eastAsia="Times New Roman" w:hAnsi="inherit" w:cs="Noto Sans"/>
+          <w:bdr w:val="none" w:sz="0" w:space="0" w:color="auto" w:frame="1"/>
+        </w:rPr>
+      </w:pPr>
+    </w:p>
+    <w:p>
+      <w:pPr>
+        <w:jc w:val="both"/>
+        <w:rPr>
+          <w:rFonts w:ascii="inherit" w:eastAsia="Times New Roman" w:hAnsi="inherit" w:cs="Noto Sans"/>
+          <w:bdr w:val="none" w:sz="0" w:space="0" w:color="auto" w:frame="1"/>
+        </w:rPr>
+      </w:pPr>
+    </w:p>
+    <w:p>
+      <w:pPr>
+        <w:jc w:val="both"/>
+        <w:rPr>
+          <w:rFonts w:ascii="inherit" w:eastAsia="Times New Roman" w:hAnsi="inherit" w:cs="Noto Sans"/>
+          <w:bdr w:val="none" w:sz="0" w:space="0" w:color="auto" w:frame="1"/>
+        </w:rPr>
+      </w:pPr>
+    </w:p>
+    <w:p>
+      <w:pPr>
+        <w:jc w:val="both"/>
+        <w:rPr>
+          <w:rFonts w:ascii="inherit" w:eastAsia="Times New Roman" w:hAnsi="inherit" w:cs="Noto Sans"/>
+          <w:bdr w:val="none" w:sz="0" w:space="0" w:color="auto" w:frame="1"/>
+        </w:rPr>
+      </w:pPr>
+    </w:p>
+    <w:p>
+      <w:pPr>
+        <w:jc w:val="both"/>
+        <w:rPr>
+          <w:rFonts w:ascii="inherit" w:eastAsia="Times New Roman" w:hAnsi="inherit" w:cs="Noto Sans"/>
+          <w:bdr w:val="none" w:sz="0" w:space="0" w:color="auto" w:frame="1"/>
+        </w:rPr>
+      </w:pPr>
+    </w:p>
+    <w:p>
+      <w:pPr>
+        <w:jc w:val="both"/>
+        <w:rPr>
+          <w:rFonts w:ascii="inherit" w:eastAsia="Times New Roman" w:hAnsi="inherit" w:cs="Noto Sans"/>
+          <w:bdr w:val="none" w:sz="0" w:space="0" w:color="auto" w:frame="1"/>
+        </w:rPr>
+      </w:pPr>
+    </w:p>
+    <w:p>
+      <w:pPr>
+        <w:jc w:val="both"/>
+        <w:rPr>
+          <w:rFonts w:ascii="inherit" w:eastAsia="Times New Roman" w:hAnsi="inherit" w:cs="Noto Sans"/>
+          <w:bdr w:val="none" w:sz="0" w:space="0" w:color="auto" w:frame="1"/>
+        </w:rPr>
+      </w:pPr>
+    </w:p>
+    <w:p>
+      <w:pPr>
+        <w:jc w:val="both"/>
+        <w:rPr>
+          <w:rFonts w:ascii="inherit" w:eastAsia="Times New Roman" w:hAnsi="inherit" w:cs="Noto Sans"/>
+          <w:bdr w:val="none" w:sz="0" w:space="0" w:color="auto" w:frame="1"/>
+        </w:rPr>
+      </w:pPr>
+    </w:p>
+    <w:p>
+      <w:pPr>
+        <w:jc w:val="both"/>
+        <w:rPr>
+          <w:rFonts w:ascii="inherit" w:eastAsia="Times New Roman" w:hAnsi="inherit" w:cs="Noto Sans"/>
+          <w:bdr w:val="none" w:sz="0" w:space="0" w:color="auto" w:frame="1"/>
+        </w:rPr>
+      </w:pPr>
+    </w:p>
+    <w:p>
+      <w:pPr>
+        <w:jc w:val="both"/>
+        <w:rPr>
+          <w:rFonts w:ascii="inherit" w:eastAsia="Times New Roman" w:hAnsi="inherit" w:cs="Noto Sans"/>
+          <w:bdr w:val="none" w:sz="0" w:space="0" w:color="auto" w:frame="1"/>
+        </w:rPr>
+      </w:pPr>
+    </w:p>
+    <w:p>
+      <w:pPr>
+        <w:jc w:val="both"/>
+        <w:rPr>
+          <w:rFonts w:ascii="inherit" w:eastAsia="Times New Roman" w:hAnsi="inherit" w:cs="Noto Sans"/>
+          <w:bdr w:val="none" w:sz="0" w:space="0" w:color="auto" w:frame="1"/>
+        </w:rPr>
+      </w:pPr>
+    </w:p>
+    <w:p>
+      <w:pPr>
+        <w:jc w:val="both"/>
+        <w:rPr>
+          <w:rFonts w:ascii="inherit" w:eastAsia="Times New Roman" w:hAnsi="inherit" w:cs="Noto Sans"/>
+          <w:bdr w:val="none" w:sz="0" w:space="0" w:color="auto" w:frame="1"/>
+        </w:rPr>
+      </w:pPr>
+    </w:p>
+    <w:p>
+      <w:pPr>
+        <w:jc w:val="both"/>
+        <w:rPr>
+          <w:rFonts w:ascii="inherit" w:eastAsia="Times New Roman" w:hAnsi="inherit" w:cs="Noto Sans"/>
+          <w:bdr w:val="none" w:sz="0" w:space="0" w:color="auto" w:frame="1"/>
+        </w:rPr>
+      </w:pPr>
+    </w:p>
+    <w:p>
+      <w:pPr>
+        <w:jc w:val="both"/>
+        <w:rPr>
+          <w:b/>
+          <w:bCs/>
+          <w:sz w:val="32"/>
+          <w:szCs w:val="32"/>
+        </w:rPr>
+      </w:pPr>
+      <w:r>
+        <w:rPr>
+          <w:rFonts w:ascii="inherit" w:eastAsia="Times New Roman" w:hAnsi="inherit" w:cs="Noto Sans"/>
+          <w:b/>
+          <w:bCs/>
+          <w:sz w:val="30"/>
+          <w:szCs w:val="32"/>
+          <w:bdr w:val="none" w:sz="0" w:space="0" w:color="auto" w:frame="1"/>
+        </w:rPr>
+        <w:t xml:space="preserve"> </w:t>
+      </w:r>
+      <w:r>
+        <w:rPr>
+          <w:b/>
+          <w:bCs/>
+          <w:sz w:val="32"/>
+          <w:szCs w:val="32"/>
+        </w:rPr>
+        <w:t xml:space="preserve">Configuração de </w:t>
+      </w:r>
+      <w:proofErr w:type="spellStart"/>
+      <w:proofErr w:type="gramStart"/>
+      <w:r>
+        <w:rPr>
+          <w:b/>
+          <w:bCs/>
+          <w:sz w:val="32"/>
+          <w:szCs w:val="32"/>
+        </w:rPr>
+        <w:t>Trunks</w:t>
+      </w:r>
+      <w:proofErr w:type="spellEnd"/>
+      <w:r>
+        <w:rPr>
+          <w:b/>
+          <w:bCs/>
+          <w:sz w:val="32"/>
+          <w:szCs w:val="32"/>
+        </w:rPr>
+        <w:t>(</w:t>
+      </w:r>
+      <w:proofErr w:type="gramEnd"/>
+      <w:r>
+        <w:rPr>
+          <w:b/>
+          <w:bCs/>
+          <w:sz w:val="32"/>
+          <w:szCs w:val="32"/>
+        </w:rPr>
+        <w:t>1.2)</w:t>
+      </w:r>
+    </w:p>
+    <w:p>
+      <w:pPr>
+        <w:jc w:val="both"/>
+      </w:pPr>
+    </w:p>
+    <w:p>
+      <w:pPr>
+        <w:jc w:val="both"/>
+      </w:pPr>
+      <w:r>
+        <w:rPr>
+          <w:noProof/>
+        </w:rPr>
+        <w:drawing>
+          <wp:inline distT="0" distB="0" distL="0" distR="0" wp14:anchorId="6AC4C8C5" wp14:editId="052B7D26">
+            <wp:extent cx="5600700" cy="2571750"/>
+            <wp:effectExtent l="0" t="0" r="0" b="0"/>
+            <wp:docPr id="123853599" name="Imagem 37"/>
+            <wp:cNvGraphicFramePr>
+              <a:graphicFrameLocks xmlns:a="http://schemas.openxmlformats.org/drawingml/2006/main" noChangeAspect="1"/>
+            </wp:cNvGraphicFramePr>
+            <a:graphic xmlns:a="http://schemas.openxmlformats.org/drawingml/2006/main">
+              <a:graphicData uri="http://schemas.openxmlformats.org/drawingml/2006/picture">
+                <pic:pic xmlns:pic="http://schemas.openxmlformats.org/drawingml/2006/picture">
+                  <pic:nvPicPr>
+                    <pic:cNvPr id="0" name="Picture 10"/>
+                    <pic:cNvPicPr>
+                      <a:picLocks noChangeAspect="1" noChangeArrowheads="1"/>
+                    </pic:cNvPicPr>
+                  </pic:nvPicPr>
+                  <pic:blipFill>
+                    <a:blip r:embed="rId35">
+                      <a:extLst>
+                        <a:ext uri="{28A0092B-C50C-407E-A947-70E740481C1C}">
+                          <a14:useLocalDpi xmlns:a14="http://schemas.microsoft.com/office/drawing/2010/main" val="0"/>
+                        </a:ext>
+                      </a:extLst>
+                    </a:blip>
+                    <a:srcRect/>
+                    <a:stretch>
+                      <a:fillRect/>
+                    </a:stretch>
+                  </pic:blipFill>
+                  <pic:spPr bwMode="auto">
+                    <a:xfrm>
+                      <a:off x="0" y="0"/>
+                      <a:ext cx="5600700" cy="2571750"/>
+                    </a:xfrm>
+                    <a:prstGeom prst="rect">
+                      <a:avLst/>
+                    </a:prstGeom>
+                    <a:noFill/>
+                  </pic:spPr>
+                </pic:pic>
+              </a:graphicData>
+            </a:graphic>
+          </wp:inline>
+        </w:drawing>
+      </w:r>
+    </w:p>
+    <w:p>
+      <w:pPr>
+        <w:jc w:val="both"/>
+      </w:pPr>
+    </w:p>
+    <w:p>
+      <w:pPr>
+        <w:jc w:val="both"/>
+      </w:pPr>
+    </w:p>
+    <w:p>
+      <w:pPr>
+        <w:jc w:val="both"/>
+        <w:rPr>
+          <w:b/>
+          <w:bCs/>
+          <w:sz w:val="32"/>
+          <w:szCs w:val="32"/>
+        </w:rPr>
+      </w:pPr>
+      <w:r>
+        <w:rPr>
+          <w:b/>
+          <w:bCs/>
+          <w:sz w:val="32"/>
+          <w:szCs w:val="32"/>
+        </w:rPr>
+        <w:t>Segurança de Portas (</w:t>
+      </w:r>
+      <w:proofErr w:type="spellStart"/>
+      <w:r>
+        <w:rPr>
+          <w:b/>
+          <w:bCs/>
+          <w:sz w:val="32"/>
+          <w:szCs w:val="32"/>
+        </w:rPr>
+        <w:t>Unused</w:t>
+      </w:r>
+      <w:proofErr w:type="spellEnd"/>
+      <w:r>
+        <w:rPr>
+          <w:b/>
+          <w:bCs/>
+          <w:sz w:val="32"/>
+          <w:szCs w:val="32"/>
+        </w:rPr>
+        <w:t xml:space="preserve"> </w:t>
+      </w:r>
+      <w:proofErr w:type="spellStart"/>
+      <w:r>
+        <w:rPr>
+          <w:b/>
+          <w:bCs/>
+          <w:sz w:val="32"/>
+          <w:szCs w:val="32"/>
+        </w:rPr>
+        <w:t>Ports</w:t>
+      </w:r>
+      <w:proofErr w:type="spellEnd"/>
+      <w:r>
+        <w:rPr>
+          <w:b/>
+          <w:bCs/>
+          <w:sz w:val="32"/>
+          <w:szCs w:val="32"/>
+        </w:rPr>
+        <w:t>) ligado a porta fa0/14</w:t>
+      </w:r>
+      <w:r>
+        <w:rPr>
+          <w:b/>
+          <w:bCs/>
+          <w:sz w:val="32"/>
+          <w:szCs w:val="32"/>
+        </w:rPr>
+        <w:t xml:space="preserve"> (1.3)</w:t>
+      </w:r>
+    </w:p>
+    <w:p>
+      <w:pPr>
+        <w:jc w:val="both"/>
+        <w:rPr>
+          <w:sz w:val="22"/>
+          <w:szCs w:val="22"/>
+        </w:rPr>
+      </w:pPr>
+    </w:p>
+    <w:p>
+      <w:pPr>
+        <w:jc w:val="both"/>
+        <w:rPr>
+          <w:b/>
+          <w:bCs/>
+          <w:sz w:val="28"/>
+          <w:szCs w:val="28"/>
+        </w:rPr>
+      </w:pPr>
+      <w:r>
+        <w:rPr>
+          <w:b/>
+          <w:bCs/>
+          <w:noProof/>
+          <w:sz w:val="28"/>
+          <w:szCs w:val="28"/>
+        </w:rPr>
+        <w:drawing>
+          <wp:inline distT="0" distB="0" distL="0" distR="0" wp14:anchorId="45438298" wp14:editId="01AADF7F">
+            <wp:extent cx="3429000" cy="2847975"/>
+            <wp:effectExtent l="0" t="0" r="0" b="9525"/>
+            <wp:docPr id="520879889" name="Imagem 38"/>
+            <wp:cNvGraphicFramePr>
+              <a:graphicFrameLocks xmlns:a="http://schemas.openxmlformats.org/drawingml/2006/main" noChangeAspect="1"/>
+            </wp:cNvGraphicFramePr>
+            <a:graphic xmlns:a="http://schemas.openxmlformats.org/drawingml/2006/main">
+              <a:graphicData uri="http://schemas.openxmlformats.org/drawingml/2006/picture">
+                <pic:pic xmlns:pic="http://schemas.openxmlformats.org/drawingml/2006/picture">
+                  <pic:nvPicPr>
+                    <pic:cNvPr id="0" name="Picture 11"/>
+                    <pic:cNvPicPr>
+                      <a:picLocks noChangeAspect="1" noChangeArrowheads="1"/>
+                    </pic:cNvPicPr>
+                  </pic:nvPicPr>
+                  <pic:blipFill>
+                    <a:blip r:embed="rId36">
+                      <a:extLst>
+                        <a:ext uri="{28A0092B-C50C-407E-A947-70E740481C1C}">
+                          <a14:useLocalDpi xmlns:a14="http://schemas.microsoft.com/office/drawing/2010/main" val="0"/>
+                        </a:ext>
+                      </a:extLst>
+                    </a:blip>
+                    <a:srcRect/>
+                    <a:stretch>
+                      <a:fillRect/>
+                    </a:stretch>
+                  </pic:blipFill>
+                  <pic:spPr bwMode="auto">
+                    <a:xfrm>
+                      <a:off x="0" y="0"/>
+                      <a:ext cx="3429000" cy="2847975"/>
+                    </a:xfrm>
+                    <a:prstGeom prst="rect">
+                      <a:avLst/>
+                    </a:prstGeom>
+                    <a:noFill/>
+                  </pic:spPr>
+                </pic:pic>
+              </a:graphicData>
+            </a:graphic>
+          </wp:inline>
+        </w:drawing>
+      </w:r>
+    </w:p>
+    <w:p>
+      <w:pPr>
+        <w:jc w:val="both"/>
+        <w:rPr>
+          <w:b/>
+          <w:bCs/>
+          <w:sz w:val="28"/>
+          <w:szCs w:val="28"/>
+        </w:rPr>
+      </w:pPr>
+    </w:p>
+    <w:p>
+      <w:pPr>
+        <w:ind w:left="720"/>
+        <w:jc w:val="both"/>
+        <w:rPr>
+          <w:b/>
+          <w:bCs/>
+          <w:sz w:val="28"/>
+          <w:szCs w:val="28"/>
+        </w:rPr>
+      </w:pPr>
+    </w:p>
+    <w:p>
+      <w:pPr>
+        <w:ind w:left="360"/>
+        <w:jc w:val="both"/>
+        <w:rPr>
+          <w:sz w:val="22"/>
+          <w:szCs w:val="22"/>
+        </w:rPr>
+      </w:pPr>
+      <w:r>
+        <w:rPr>
+          <w:sz w:val="22"/>
+          <w:szCs w:val="22"/>
+        </w:rPr>
+        <w:t>ligado a porta fa0/5</w:t>
+      </w:r>
+    </w:p>
+    <w:p>
+      <w:pPr>
+        <w:ind w:left="360"/>
+        <w:jc w:val="both"/>
+        <w:rPr>
+          <w:sz w:val="22"/>
+          <w:szCs w:val="22"/>
+        </w:rPr>
+      </w:pPr>
+      <w:r>
+        <w:rPr>
+          <w:sz w:val="22"/>
+          <w:szCs w:val="22"/>
+        </w:rPr>
+        <w:t xml:space="preserve">A "bolinha" no cabo no </w:t>
+      </w:r>
+      <w:proofErr w:type="spellStart"/>
+      <w:r>
+        <w:rPr>
+          <w:sz w:val="22"/>
+          <w:szCs w:val="22"/>
+        </w:rPr>
+        <w:t>Packet</w:t>
+      </w:r>
+      <w:proofErr w:type="spellEnd"/>
+      <w:r>
+        <w:rPr>
+          <w:sz w:val="22"/>
+          <w:szCs w:val="22"/>
+        </w:rPr>
+        <w:t xml:space="preserve"> </w:t>
+      </w:r>
+      <w:proofErr w:type="spellStart"/>
+      <w:r>
+        <w:rPr>
+          <w:sz w:val="22"/>
+          <w:szCs w:val="22"/>
+        </w:rPr>
+        <w:t>Tracer</w:t>
+      </w:r>
+      <w:proofErr w:type="spellEnd"/>
+      <w:r>
+        <w:rPr>
+          <w:sz w:val="22"/>
+          <w:szCs w:val="22"/>
+        </w:rPr>
+        <w:t xml:space="preserve"> a ficou vermelha, provando que o </w:t>
+      </w:r>
+      <w:proofErr w:type="spellStart"/>
+      <w:r>
+        <w:rPr>
+          <w:sz w:val="22"/>
+          <w:szCs w:val="22"/>
+        </w:rPr>
+        <w:t>shutdown</w:t>
+      </w:r>
+      <w:proofErr w:type="spellEnd"/>
+      <w:r>
+        <w:rPr>
+          <w:sz w:val="22"/>
+          <w:szCs w:val="22"/>
+        </w:rPr>
+        <w:t xml:space="preserve"> administrativo nas portas não utilizadas está configurado para evitar intrusões </w:t>
+      </w:r>
+    </w:p>
+    <w:p>
+      <w:pPr>
+        <w:jc w:val="both"/>
+        <w:rPr>
+          <w:b/>
+          <w:bCs/>
+          <w:sz w:val="28"/>
+          <w:szCs w:val="28"/>
+        </w:rPr>
+      </w:pPr>
+    </w:p>
+    <w:p>
+      <w:pPr>
+        <w:jc w:val="both"/>
+        <w:rPr>
+          <w:b/>
+          <w:bCs/>
+          <w:sz w:val="28"/>
+          <w:szCs w:val="28"/>
+        </w:rPr>
+      </w:pPr>
+    </w:p>
+    <w:p>
+      <w:pPr>
+        <w:jc w:val="both"/>
+        <w:rPr>
+          <w:b/>
+          <w:bCs/>
+          <w:sz w:val="28"/>
+          <w:szCs w:val="28"/>
+        </w:rPr>
+      </w:pPr>
+    </w:p>
+    <w:p>
+      <w:pPr>
+        <w:jc w:val="both"/>
+        <w:rPr>
+          <w:b/>
+          <w:bCs/>
+          <w:sz w:val="28"/>
+          <w:szCs w:val="28"/>
+        </w:rPr>
+      </w:pPr>
+    </w:p>
+    <w:p>
+      <w:pPr>
+        <w:jc w:val="both"/>
+        <w:rPr>
+          <w:b/>
+          <w:bCs/>
+          <w:sz w:val="28"/>
+          <w:szCs w:val="28"/>
+        </w:rPr>
+      </w:pPr>
+    </w:p>
+    <w:p>
+      <w:pPr>
+        <w:jc w:val="both"/>
+        <w:rPr>
+          <w:b/>
+          <w:bCs/>
+          <w:sz w:val="28"/>
+          <w:szCs w:val="28"/>
+        </w:rPr>
+      </w:pPr>
+    </w:p>
+    <w:p>
+      <w:pPr>
+        <w:jc w:val="both"/>
+        <w:rPr>
+          <w:b/>
+          <w:bCs/>
+          <w:sz w:val="28"/>
+          <w:szCs w:val="28"/>
+        </w:rPr>
+      </w:pPr>
+    </w:p>
+    <w:p>
+      <w:pPr>
+        <w:jc w:val="both"/>
+        <w:rPr>
+          <w:b/>
+          <w:bCs/>
+          <w:sz w:val="28"/>
+          <w:szCs w:val="28"/>
+        </w:rPr>
+      </w:pPr>
+    </w:p>
+    <w:p>
+      <w:pPr>
+        <w:jc w:val="both"/>
+        <w:rPr>
+          <w:b/>
+          <w:bCs/>
+          <w:sz w:val="32"/>
+          <w:szCs w:val="32"/>
+        </w:rPr>
+      </w:pPr>
+      <w:r>
+        <w:rPr>
+          <w:b/>
+          <w:bCs/>
+          <w:sz w:val="32"/>
+          <w:szCs w:val="32"/>
+        </w:rPr>
+        <w:t xml:space="preserve">Atribuição de IP por </w:t>
+      </w:r>
+      <w:proofErr w:type="gramStart"/>
+      <w:r>
+        <w:rPr>
+          <w:b/>
+          <w:bCs/>
+          <w:sz w:val="32"/>
+          <w:szCs w:val="32"/>
+        </w:rPr>
+        <w:t>DHCP</w:t>
+      </w:r>
+      <w:r>
+        <w:rPr>
+          <w:b/>
+          <w:bCs/>
+          <w:sz w:val="32"/>
+          <w:szCs w:val="32"/>
+        </w:rPr>
+        <w:t>(</w:t>
+      </w:r>
+      <w:proofErr w:type="gramEnd"/>
+      <w:r>
+        <w:rPr>
+          <w:b/>
+          <w:bCs/>
+          <w:sz w:val="32"/>
+          <w:szCs w:val="32"/>
+        </w:rPr>
+        <w:t>2.0)</w:t>
+      </w:r>
+    </w:p>
+    <w:p>
+      <w:pPr>
+        <w:jc w:val="both"/>
+        <w:rPr>
+          <w:sz w:val="22"/>
+          <w:szCs w:val="22"/>
+        </w:rPr>
+      </w:pPr>
+    </w:p>
+    <w:p>
+      <w:pPr>
+        <w:jc w:val="both"/>
+        <w:rPr>
+          <w:sz w:val="22"/>
+          <w:szCs w:val="22"/>
+        </w:rPr>
+      </w:pPr>
+      <w:r>
+        <w:rPr>
+          <w:sz w:val="22"/>
+          <w:szCs w:val="22"/>
+        </w:rPr>
+        <w:t>O PC a recebeu um IP correto (</w:t>
+      </w:r>
+      <w:proofErr w:type="spellStart"/>
+      <w:r>
+        <w:rPr>
+          <w:sz w:val="22"/>
+          <w:szCs w:val="22"/>
+        </w:rPr>
+        <w:t>ex</w:t>
+      </w:r>
+      <w:proofErr w:type="spellEnd"/>
+      <w:r>
+        <w:rPr>
+          <w:sz w:val="22"/>
+          <w:szCs w:val="22"/>
+        </w:rPr>
+        <w:t xml:space="preserve">: 10.99.9.3), a máscara de sub-rede certa, o Gateway da sua VLAN, e o Servidor DNS </w:t>
+      </w:r>
+      <w:proofErr w:type="gramStart"/>
+      <w:r>
+        <w:rPr>
+          <w:sz w:val="22"/>
+          <w:szCs w:val="22"/>
+        </w:rPr>
+        <w:t>está</w:t>
+      </w:r>
+      <w:proofErr w:type="gramEnd"/>
+      <w:r>
+        <w:rPr>
+          <w:sz w:val="22"/>
+          <w:szCs w:val="22"/>
+        </w:rPr>
+        <w:t xml:space="preserve"> apontar para o </w:t>
+      </w:r>
+      <w:proofErr w:type="spellStart"/>
+      <w:r>
+        <w:rPr>
+          <w:sz w:val="22"/>
+          <w:szCs w:val="22"/>
+        </w:rPr>
+        <w:t>ip</w:t>
+      </w:r>
+      <w:proofErr w:type="spellEnd"/>
+      <w:r>
+        <w:rPr>
+          <w:sz w:val="22"/>
+          <w:szCs w:val="22"/>
+        </w:rPr>
+        <w:t xml:space="preserve"> 10.99.9.132</w:t>
+      </w:r>
+    </w:p>
+    <w:p>
+      <w:pPr>
+        <w:jc w:val="both"/>
+        <w:rPr>
+          <w:sz w:val="22"/>
+          <w:szCs w:val="22"/>
+        </w:rPr>
+      </w:pPr>
+    </w:p>
+    <w:p>
+      <w:pPr>
+        <w:jc w:val="both"/>
+        <w:rPr>
+          <w:sz w:val="22"/>
+          <w:szCs w:val="22"/>
+        </w:rPr>
+      </w:pPr>
+      <w:r>
+        <w:rPr>
+          <w:noProof/>
+          <w:sz w:val="22"/>
+          <w:szCs w:val="22"/>
+        </w:rPr>
+        <w:drawing>
+          <wp:inline distT="0" distB="0" distL="0" distR="0" wp14:anchorId="1EDACEFA" wp14:editId="772A73E9">
+            <wp:extent cx="5762625" cy="4486275"/>
+            <wp:effectExtent l="0" t="0" r="9525" b="9525"/>
+            <wp:docPr id="1352092535" name="Imagem 39"/>
+            <wp:cNvGraphicFramePr>
+              <a:graphicFrameLocks xmlns:a="http://schemas.openxmlformats.org/drawingml/2006/main" noChangeAspect="1"/>
+            </wp:cNvGraphicFramePr>
+            <a:graphic xmlns:a="http://schemas.openxmlformats.org/drawingml/2006/main">
+              <a:graphicData uri="http://schemas.openxmlformats.org/drawingml/2006/picture">
+                <pic:pic xmlns:pic="http://schemas.openxmlformats.org/drawingml/2006/picture">
+                  <pic:nvPicPr>
+                    <pic:cNvPr id="0" name="Picture 12"/>
+                    <pic:cNvPicPr>
+                      <a:picLocks noChangeAspect="1" noChangeArrowheads="1"/>
+                    </pic:cNvPicPr>
+                  </pic:nvPicPr>
+                  <pic:blipFill>
+                    <a:blip r:embed="rId37">
+                      <a:extLst>
+                        <a:ext uri="{28A0092B-C50C-407E-A947-70E740481C1C}">
+                          <a14:useLocalDpi xmlns:a14="http://schemas.microsoft.com/office/drawing/2010/main" val="0"/>
+                        </a:ext>
+                      </a:extLst>
+                    </a:blip>
+                    <a:srcRect/>
+                    <a:stretch>
+                      <a:fillRect/>
+                    </a:stretch>
+                  </pic:blipFill>
+                  <pic:spPr bwMode="auto">
+                    <a:xfrm>
+                      <a:off x="0" y="0"/>
+                      <a:ext cx="5762625" cy="4486275"/>
+                    </a:xfrm>
+                    <a:prstGeom prst="rect">
+                      <a:avLst/>
+                    </a:prstGeom>
+                    <a:noFill/>
+                  </pic:spPr>
+                </pic:pic>
+              </a:graphicData>
+            </a:graphic>
+          </wp:inline>
+        </w:drawing>
+      </w:r>
+    </w:p>
+    <w:p>
+      <w:pPr>
+        <w:jc w:val="both"/>
+        <w:rPr>
+          <w:sz w:val="22"/>
+          <w:szCs w:val="22"/>
+        </w:rPr>
+      </w:pPr>
+    </w:p>
+    <w:p>
+      <w:pPr>
+        <w:jc w:val="both"/>
+        <w:rPr>
+          <w:b/>
+          <w:bCs/>
+          <w:sz w:val="28"/>
+          <w:szCs w:val="28"/>
+        </w:rPr>
+      </w:pPr>
+    </w:p>
+    <w:p>
+      <w:pPr>
+        <w:jc w:val="both"/>
+        <w:rPr>
+          <w:b/>
+          <w:bCs/>
+          <w:sz w:val="28"/>
+          <w:szCs w:val="28"/>
+        </w:rPr>
+      </w:pPr>
+    </w:p>
+    <w:p>
+      <w:pPr>
+        <w:jc w:val="both"/>
+        <w:rPr>
+          <w:b/>
+          <w:bCs/>
+          <w:sz w:val="28"/>
+          <w:szCs w:val="28"/>
+        </w:rPr>
+      </w:pPr>
+    </w:p>
+    <w:p>
+      <w:pPr>
+        <w:jc w:val="both"/>
+        <w:rPr>
+          <w:b/>
+          <w:bCs/>
+          <w:sz w:val="28"/>
+          <w:szCs w:val="28"/>
+        </w:rPr>
+      </w:pPr>
+    </w:p>
+    <w:p>
+      <w:pPr>
+        <w:jc w:val="both"/>
+        <w:rPr>
+          <w:b/>
+          <w:bCs/>
+          <w:sz w:val="28"/>
+          <w:szCs w:val="28"/>
+        </w:rPr>
+      </w:pPr>
+    </w:p>
+    <w:p>
+      <w:pPr>
+        <w:jc w:val="both"/>
+        <w:rPr>
+          <w:b/>
+          <w:bCs/>
+          <w:sz w:val="28"/>
+          <w:szCs w:val="28"/>
+        </w:rPr>
+      </w:pPr>
+    </w:p>
+    <w:p>
+      <w:pPr>
+        <w:jc w:val="both"/>
+        <w:rPr>
+          <w:b/>
+          <w:bCs/>
+          <w:sz w:val="28"/>
+          <w:szCs w:val="28"/>
+        </w:rPr>
+      </w:pPr>
+    </w:p>
+    <w:p>
+      <w:pPr>
+        <w:jc w:val="both"/>
+        <w:rPr>
+          <w:b/>
+          <w:bCs/>
+          <w:sz w:val="28"/>
+          <w:szCs w:val="28"/>
+        </w:rPr>
+      </w:pPr>
+    </w:p>
+    <w:p>
+      <w:pPr>
+        <w:jc w:val="both"/>
+        <w:rPr>
+          <w:b/>
+          <w:bCs/>
+          <w:sz w:val="28"/>
+          <w:szCs w:val="28"/>
+        </w:rPr>
+      </w:pPr>
+    </w:p>
+    <w:p>
+      <w:pPr>
+        <w:jc w:val="both"/>
+        <w:rPr>
+          <w:b/>
+          <w:bCs/>
+          <w:sz w:val="28"/>
+          <w:szCs w:val="28"/>
+        </w:rPr>
+      </w:pPr>
+    </w:p>
+    <w:p>
+      <w:pPr>
+        <w:jc w:val="both"/>
+        <w:rPr>
+          <w:b/>
+          <w:bCs/>
+          <w:sz w:val="28"/>
+          <w:szCs w:val="28"/>
+        </w:rPr>
+      </w:pPr>
+    </w:p>
+    <w:p>
+      <w:pPr>
+        <w:jc w:val="both"/>
+        <w:rPr>
+          <w:b/>
+          <w:bCs/>
+          <w:sz w:val="28"/>
+          <w:szCs w:val="28"/>
+        </w:rPr>
+      </w:pPr>
+    </w:p>
+    <w:p>
+      <w:pPr>
+        <w:jc w:val="both"/>
+        <w:rPr>
+          <w:b/>
+          <w:bCs/>
+          <w:sz w:val="28"/>
+          <w:szCs w:val="28"/>
+        </w:rPr>
+      </w:pPr>
+    </w:p>
+    <w:p>
+      <w:pPr>
+        <w:jc w:val="both"/>
+        <w:rPr>
+          <w:b/>
+          <w:bCs/>
+          <w:sz w:val="28"/>
+          <w:szCs w:val="28"/>
+        </w:rPr>
+      </w:pPr>
+    </w:p>
+    <w:p>
+      <w:pPr>
+        <w:jc w:val="both"/>
+        <w:rPr>
+          <w:b/>
+          <w:bCs/>
+          <w:sz w:val="28"/>
+          <w:szCs w:val="28"/>
+        </w:rPr>
+      </w:pPr>
+    </w:p>
+    <w:p>
+      <w:pPr>
+        <w:jc w:val="both"/>
+        <w:rPr>
+          <w:b/>
+          <w:bCs/>
+          <w:sz w:val="28"/>
+          <w:szCs w:val="28"/>
+        </w:rPr>
+      </w:pPr>
+    </w:p>
+    <w:p>
+      <w:pPr>
+        <w:jc w:val="both"/>
+        <w:rPr>
+          <w:b/>
+          <w:bCs/>
+          <w:sz w:val="32"/>
+          <w:szCs w:val="32"/>
+        </w:rPr>
+      </w:pPr>
+      <w:r>
+        <w:rPr>
+          <w:b/>
+          <w:bCs/>
+          <w:sz w:val="32"/>
+          <w:szCs w:val="32"/>
+        </w:rPr>
+        <w:t>Tabela de Encaminhamento (RIPv2)</w:t>
+      </w:r>
+      <w:r>
+        <w:rPr>
+          <w:b/>
+          <w:bCs/>
+          <w:sz w:val="32"/>
+          <w:szCs w:val="32"/>
+        </w:rPr>
+        <w:t xml:space="preserve"> (2.1)</w:t>
+      </w:r>
+    </w:p>
+    <w:p>
+      <w:pPr>
+        <w:jc w:val="both"/>
+        <w:rPr>
+          <w:b/>
+          <w:bCs/>
+          <w:sz w:val="28"/>
+          <w:szCs w:val="28"/>
+        </w:rPr>
+      </w:pPr>
+    </w:p>
+    <w:p>
+      <w:pPr>
+        <w:jc w:val="both"/>
+        <w:rPr>
+          <w:b/>
+          <w:bCs/>
+          <w:sz w:val="28"/>
+          <w:szCs w:val="28"/>
+        </w:rPr>
+      </w:pPr>
+      <w:r>
+        <w:rPr>
+          <w:b/>
+          <w:bCs/>
+          <w:noProof/>
+          <w:sz w:val="28"/>
+          <w:szCs w:val="28"/>
+        </w:rPr>
+        <w:drawing>
+          <wp:inline distT="0" distB="0" distL="0" distR="0" wp14:anchorId="4A0F4D68" wp14:editId="513A8C09">
+            <wp:extent cx="5962650" cy="4772025"/>
+            <wp:effectExtent l="0" t="0" r="0" b="9525"/>
+            <wp:docPr id="738465965" name="Imagem 40"/>
+            <wp:cNvGraphicFramePr>
+              <a:graphicFrameLocks xmlns:a="http://schemas.openxmlformats.org/drawingml/2006/main" noChangeAspect="1"/>
+            </wp:cNvGraphicFramePr>
+            <a:graphic xmlns:a="http://schemas.openxmlformats.org/drawingml/2006/main">
+              <a:graphicData uri="http://schemas.openxmlformats.org/drawingml/2006/picture">
+                <pic:pic xmlns:pic="http://schemas.openxmlformats.org/drawingml/2006/picture">
+                  <pic:nvPicPr>
+                    <pic:cNvPr id="0" name="Picture 13"/>
+                    <pic:cNvPicPr>
+                      <a:picLocks noChangeAspect="1" noChangeArrowheads="1"/>
+                    </pic:cNvPicPr>
+                  </pic:nvPicPr>
+                  <pic:blipFill>
+                    <a:blip r:embed="rId38">
+                      <a:extLst>
+                        <a:ext uri="{28A0092B-C50C-407E-A947-70E740481C1C}">
+                          <a14:useLocalDpi xmlns:a14="http://schemas.microsoft.com/office/drawing/2010/main" val="0"/>
+                        </a:ext>
+                      </a:extLst>
+                    </a:blip>
+                    <a:srcRect/>
+                    <a:stretch>
+                      <a:fillRect/>
+                    </a:stretch>
+                  </pic:blipFill>
+                  <pic:spPr bwMode="auto">
+                    <a:xfrm>
+                      <a:off x="0" y="0"/>
+                      <a:ext cx="5962650" cy="4772025"/>
+                    </a:xfrm>
+                    <a:prstGeom prst="rect">
+                      <a:avLst/>
+                    </a:prstGeom>
+                    <a:noFill/>
+                  </pic:spPr>
+                </pic:pic>
+              </a:graphicData>
+            </a:graphic>
+          </wp:inline>
+        </w:drawing>
+      </w:r>
+    </w:p>
+    <w:p>
+      <w:pPr>
+        <w:jc w:val="both"/>
+        <w:rPr>
+          <w:b/>
+          <w:bCs/>
+          <w:sz w:val="28"/>
+          <w:szCs w:val="28"/>
+        </w:rPr>
+      </w:pPr>
+    </w:p>
+    <w:p>
+      <w:pPr>
+        <w:jc w:val="both"/>
+        <w:rPr>
+          <w:b/>
+          <w:bCs/>
+          <w:sz w:val="32"/>
+          <w:szCs w:val="32"/>
+        </w:rPr>
+      </w:pPr>
+      <w:proofErr w:type="spellStart"/>
+      <w:r>
+        <w:rPr>
+          <w:b/>
+          <w:bCs/>
+          <w:sz w:val="32"/>
+          <w:szCs w:val="32"/>
+        </w:rPr>
+        <w:t>Traceroute</w:t>
+      </w:r>
+      <w:proofErr w:type="spellEnd"/>
+      <w:r>
+        <w:rPr>
+          <w:b/>
+          <w:bCs/>
+          <w:sz w:val="32"/>
+          <w:szCs w:val="32"/>
+        </w:rPr>
+        <w:t xml:space="preserve"> </w:t>
+      </w:r>
+      <w:proofErr w:type="spellStart"/>
+      <w:r>
+        <w:rPr>
+          <w:b/>
+          <w:bCs/>
+          <w:sz w:val="32"/>
+          <w:szCs w:val="32"/>
+        </w:rPr>
+        <w:t>Aveiro↔Covilhã</w:t>
+      </w:r>
+      <w:proofErr w:type="spellEnd"/>
+      <w:r>
+        <w:rPr>
+          <w:b/>
+          <w:bCs/>
+          <w:sz w:val="32"/>
+          <w:szCs w:val="32"/>
+        </w:rPr>
+        <w:t xml:space="preserve"> (2.2)</w:t>
+      </w:r>
+    </w:p>
+    <w:p>
+      <w:pPr>
+        <w:jc w:val="both"/>
+        <w:rPr>
+          <w:b/>
+          <w:bCs/>
+          <w:sz w:val="28"/>
+          <w:szCs w:val="28"/>
+        </w:rPr>
+      </w:pPr>
+    </w:p>
+    <w:p>
+      <w:pPr>
+        <w:jc w:val="both"/>
+        <w:rPr>
+          <w:b/>
+          <w:bCs/>
+          <w:sz w:val="28"/>
+          <w:szCs w:val="28"/>
+        </w:rPr>
+      </w:pPr>
+      <w:r>
+        <w:rPr>
+          <w:b/>
+          <w:bCs/>
+          <w:noProof/>
+          <w:sz w:val="28"/>
+          <w:szCs w:val="28"/>
+        </w:rPr>
         <w:lastRenderedPageBreak/>
-        <w:br/>
-      </w:r>
-    </w:p>
-    <w:p>
-      <w:pPr>
-        <w:jc w:val="both"/>
-      </w:pPr>
+        <w:drawing>
+          <wp:inline distT="0" distB="0" distL="0" distR="0" wp14:anchorId="363A8C76" wp14:editId="2CB496BC">
+            <wp:extent cx="5543550" cy="1733550"/>
+            <wp:effectExtent l="0" t="0" r="0" b="0"/>
+            <wp:docPr id="1035003187" name="Imagem 42"/>
+            <wp:cNvGraphicFramePr>
+              <a:graphicFrameLocks xmlns:a="http://schemas.openxmlformats.org/drawingml/2006/main" noChangeAspect="1"/>
+            </wp:cNvGraphicFramePr>
+            <a:graphic xmlns:a="http://schemas.openxmlformats.org/drawingml/2006/main">
+              <a:graphicData uri="http://schemas.openxmlformats.org/drawingml/2006/picture">
+                <pic:pic xmlns:pic="http://schemas.openxmlformats.org/drawingml/2006/picture">
+                  <pic:nvPicPr>
+                    <pic:cNvPr id="0" name="Picture 14"/>
+                    <pic:cNvPicPr>
+                      <a:picLocks noChangeAspect="1" noChangeArrowheads="1"/>
+                    </pic:cNvPicPr>
+                  </pic:nvPicPr>
+                  <pic:blipFill>
+                    <a:blip r:embed="rId39">
+                      <a:extLst>
+                        <a:ext uri="{28A0092B-C50C-407E-A947-70E740481C1C}">
+                          <a14:useLocalDpi xmlns:a14="http://schemas.microsoft.com/office/drawing/2010/main" val="0"/>
+                        </a:ext>
+                      </a:extLst>
+                    </a:blip>
+                    <a:srcRect/>
+                    <a:stretch>
+                      <a:fillRect/>
+                    </a:stretch>
+                  </pic:blipFill>
+                  <pic:spPr bwMode="auto">
+                    <a:xfrm>
+                      <a:off x="0" y="0"/>
+                      <a:ext cx="5543550" cy="1733550"/>
+                    </a:xfrm>
+                    <a:prstGeom prst="rect">
+                      <a:avLst/>
+                    </a:prstGeom>
+                    <a:noFill/>
+                  </pic:spPr>
+                </pic:pic>
+              </a:graphicData>
+            </a:graphic>
+          </wp:inline>
+        </w:drawing>
+      </w:r>
+    </w:p>
+    <w:p>
+      <w:pPr>
+        <w:jc w:val="both"/>
+        <w:rPr>
+          <w:b/>
+          <w:bCs/>
+          <w:sz w:val="28"/>
+          <w:szCs w:val="28"/>
+        </w:rPr>
+      </w:pPr>
+    </w:p>
+    <w:p>
+      <w:pPr>
+        <w:jc w:val="both"/>
+        <w:rPr>
+          <w:b/>
+          <w:bCs/>
+          <w:sz w:val="28"/>
+          <w:szCs w:val="28"/>
+        </w:rPr>
+      </w:pPr>
+    </w:p>
+    <w:p>
+      <w:pPr>
+        <w:jc w:val="both"/>
+        <w:rPr>
+          <w:b/>
+          <w:bCs/>
+          <w:sz w:val="28"/>
+          <w:szCs w:val="28"/>
+        </w:rPr>
+      </w:pPr>
+    </w:p>
+    <w:p>
+      <w:pPr>
+        <w:jc w:val="both"/>
+        <w:rPr>
+          <w:b/>
+          <w:bCs/>
+          <w:sz w:val="28"/>
+          <w:szCs w:val="28"/>
+        </w:rPr>
+      </w:pPr>
+    </w:p>
+    <w:p>
+      <w:pPr>
+        <w:jc w:val="both"/>
+        <w:rPr>
+          <w:b/>
+          <w:bCs/>
+          <w:sz w:val="28"/>
+          <w:szCs w:val="28"/>
+        </w:rPr>
+      </w:pPr>
+    </w:p>
+    <w:p>
+      <w:pPr>
+        <w:jc w:val="both"/>
+        <w:rPr>
+          <w:b/>
+          <w:bCs/>
+          <w:sz w:val="28"/>
+          <w:szCs w:val="28"/>
+        </w:rPr>
+      </w:pPr>
+    </w:p>
+    <w:p>
+      <w:pPr>
+        <w:jc w:val="both"/>
+        <w:rPr>
+          <w:b/>
+          <w:bCs/>
+          <w:sz w:val="32"/>
+          <w:szCs w:val="32"/>
+        </w:rPr>
+      </w:pPr>
+      <w:r>
+        <w:rPr>
+          <w:b/>
+          <w:bCs/>
+          <w:sz w:val="32"/>
+          <w:szCs w:val="32"/>
+        </w:rPr>
+        <w:t>Criação</w:t>
+      </w:r>
+      <w:r>
+        <w:rPr>
+          <w:b/>
+          <w:bCs/>
+          <w:sz w:val="32"/>
+          <w:szCs w:val="32"/>
+        </w:rPr>
+        <w:t xml:space="preserve"> de Tráfego Externo e Tabela NAT A tabela de traduções do </w:t>
+      </w:r>
+      <w:proofErr w:type="gramStart"/>
+      <w:r>
+        <w:rPr>
+          <w:b/>
+          <w:bCs/>
+          <w:sz w:val="32"/>
+          <w:szCs w:val="32"/>
+        </w:rPr>
+        <w:t>router</w:t>
+      </w:r>
+      <w:r>
+        <w:rPr>
+          <w:b/>
+          <w:bCs/>
+          <w:sz w:val="32"/>
+          <w:szCs w:val="32"/>
+        </w:rPr>
+        <w:t>(</w:t>
+      </w:r>
+      <w:proofErr w:type="gramEnd"/>
+      <w:r>
+        <w:rPr>
+          <w:b/>
+          <w:bCs/>
+          <w:sz w:val="32"/>
+          <w:szCs w:val="32"/>
+        </w:rPr>
+        <w:t>3.0)</w:t>
+      </w:r>
+    </w:p>
+    <w:p>
+      <w:pPr>
+        <w:jc w:val="both"/>
+        <w:rPr>
+          <w:sz w:val="28"/>
+          <w:szCs w:val="28"/>
+        </w:rPr>
+      </w:pPr>
+    </w:p>
+    <w:p>
+      <w:pPr>
+        <w:jc w:val="both"/>
+        <w:rPr>
+          <w:sz w:val="22"/>
+          <w:szCs w:val="22"/>
+        </w:rPr>
+      </w:pPr>
+      <w:r>
+        <w:rPr>
+          <w:sz w:val="22"/>
+          <w:szCs w:val="22"/>
+        </w:rPr>
+        <w:t>mostra o IP interno do nosso PC (</w:t>
+      </w:r>
+      <w:proofErr w:type="spellStart"/>
+      <w:r>
+        <w:rPr>
+          <w:sz w:val="22"/>
+          <w:szCs w:val="22"/>
+        </w:rPr>
+        <w:t>Inside</w:t>
+      </w:r>
+      <w:proofErr w:type="spellEnd"/>
+      <w:r>
+        <w:rPr>
+          <w:sz w:val="22"/>
+          <w:szCs w:val="22"/>
+        </w:rPr>
+        <w:t xml:space="preserve"> local) a ser traduzido para o IP público da interface Serial do CVL (</w:t>
+      </w:r>
+      <w:proofErr w:type="spellStart"/>
+      <w:r>
+        <w:rPr>
+          <w:sz w:val="22"/>
+          <w:szCs w:val="22"/>
+        </w:rPr>
+        <w:t>Inside</w:t>
+      </w:r>
+      <w:proofErr w:type="spellEnd"/>
+      <w:r>
+        <w:rPr>
+          <w:sz w:val="22"/>
+          <w:szCs w:val="22"/>
+        </w:rPr>
+        <w:t xml:space="preserve"> global)</w:t>
+      </w:r>
+    </w:p>
+    <w:p>
+      <w:pPr>
+        <w:jc w:val="both"/>
+        <w:rPr>
+          <w:sz w:val="28"/>
+          <w:szCs w:val="28"/>
+        </w:rPr>
+      </w:pPr>
+    </w:p>
+    <w:p>
+      <w:pPr>
+        <w:jc w:val="both"/>
+        <w:rPr>
+          <w:sz w:val="28"/>
+          <w:szCs w:val="28"/>
+        </w:rPr>
+      </w:pPr>
+      <w:r>
+        <w:rPr>
+          <w:noProof/>
+          <w:sz w:val="28"/>
+          <w:szCs w:val="28"/>
+        </w:rPr>
+        <w:drawing>
+          <wp:inline distT="0" distB="0" distL="0" distR="0" wp14:anchorId="14FD3356" wp14:editId="0C79710C">
+            <wp:extent cx="6124575" cy="1295400"/>
+            <wp:effectExtent l="0" t="0" r="9525" b="0"/>
+            <wp:docPr id="7623402" name="Imagem 44"/>
+            <wp:cNvGraphicFramePr>
+              <a:graphicFrameLocks xmlns:a="http://schemas.openxmlformats.org/drawingml/2006/main" noChangeAspect="1"/>
+            </wp:cNvGraphicFramePr>
+            <a:graphic xmlns:a="http://schemas.openxmlformats.org/drawingml/2006/main">
+              <a:graphicData uri="http://schemas.openxmlformats.org/drawingml/2006/picture">
+                <pic:pic xmlns:pic="http://schemas.openxmlformats.org/drawingml/2006/picture">
+                  <pic:nvPicPr>
+                    <pic:cNvPr id="0" name="Picture 15"/>
+                    <pic:cNvPicPr>
+                      <a:picLocks noChangeAspect="1" noChangeArrowheads="1"/>
+                    </pic:cNvPicPr>
+                  </pic:nvPicPr>
+                  <pic:blipFill>
+                    <a:blip r:embed="rId40">
+                      <a:extLst>
+                        <a:ext uri="{28A0092B-C50C-407E-A947-70E740481C1C}">
+                          <a14:useLocalDpi xmlns:a14="http://schemas.microsoft.com/office/drawing/2010/main" val="0"/>
+                        </a:ext>
+                      </a:extLst>
+                    </a:blip>
+                    <a:srcRect/>
+                    <a:stretch>
+                      <a:fillRect/>
+                    </a:stretch>
+                  </pic:blipFill>
+                  <pic:spPr bwMode="auto">
+                    <a:xfrm>
+                      <a:off x="0" y="0"/>
+                      <a:ext cx="6124575" cy="1295400"/>
+                    </a:xfrm>
+                    <a:prstGeom prst="rect">
+                      <a:avLst/>
+                    </a:prstGeom>
+                    <a:noFill/>
+                  </pic:spPr>
+                </pic:pic>
+              </a:graphicData>
+            </a:graphic>
+          </wp:inline>
+        </w:drawing>
+      </w:r>
+    </w:p>
+    <w:p>
+      <w:pPr>
+        <w:jc w:val="both"/>
+        <w:rPr>
+          <w:sz w:val="28"/>
+          <w:szCs w:val="28"/>
+        </w:rPr>
+      </w:pPr>
+    </w:p>
+    <w:p>
+      <w:pPr>
+        <w:jc w:val="both"/>
+        <w:rPr>
+          <w:b/>
+          <w:bCs/>
+          <w:sz w:val="32"/>
+          <w:szCs w:val="32"/>
+        </w:rPr>
+      </w:pPr>
+      <w:r>
+        <w:rPr>
+          <w:b/>
+          <w:bCs/>
+          <w:sz w:val="32"/>
+          <w:szCs w:val="32"/>
+        </w:rPr>
+        <w:t>Acesso Remoto Seguro (SSH)</w:t>
+      </w:r>
+      <w:r>
+        <w:rPr>
+          <w:b/>
+          <w:bCs/>
+          <w:sz w:val="32"/>
+          <w:szCs w:val="32"/>
+        </w:rPr>
+        <w:t xml:space="preserve"> (4.0)</w:t>
+      </w:r>
+    </w:p>
+    <w:p>
+      <w:pPr>
+        <w:jc w:val="both"/>
+        <w:rPr>
+          <w:sz w:val="28"/>
+          <w:szCs w:val="28"/>
+        </w:rPr>
+      </w:pPr>
+    </w:p>
+    <w:p>
+      <w:pPr>
+        <w:jc w:val="both"/>
+        <w:rPr>
+          <w:sz w:val="28"/>
+          <w:szCs w:val="28"/>
+        </w:rPr>
+      </w:pPr>
+    </w:p>
+    <w:p>
+      <w:pPr>
+        <w:jc w:val="both"/>
+        <w:rPr>
+          <w:sz w:val="28"/>
+          <w:szCs w:val="28"/>
+        </w:rPr>
+      </w:pPr>
+      <w:r>
+        <w:rPr>
+          <w:noProof/>
+          <w:sz w:val="28"/>
+          <w:szCs w:val="28"/>
+        </w:rPr>
+        <w:drawing>
+          <wp:inline distT="0" distB="0" distL="0" distR="0" wp14:anchorId="2E589053" wp14:editId="590988F4">
+            <wp:extent cx="4191000" cy="1533525"/>
+            <wp:effectExtent l="0" t="0" r="0" b="9525"/>
+            <wp:docPr id="191873952" name="Imagem 45"/>
+            <wp:cNvGraphicFramePr>
+              <a:graphicFrameLocks xmlns:a="http://schemas.openxmlformats.org/drawingml/2006/main" noChangeAspect="1"/>
+            </wp:cNvGraphicFramePr>
+            <a:graphic xmlns:a="http://schemas.openxmlformats.org/drawingml/2006/main">
+              <a:graphicData uri="http://schemas.openxmlformats.org/drawingml/2006/picture">
+                <pic:pic xmlns:pic="http://schemas.openxmlformats.org/drawingml/2006/picture">
+                  <pic:nvPicPr>
+                    <pic:cNvPr id="0" name="Picture 16"/>
+                    <pic:cNvPicPr>
+                      <a:picLocks noChangeAspect="1" noChangeArrowheads="1"/>
+                    </pic:cNvPicPr>
+                  </pic:nvPicPr>
+                  <pic:blipFill>
+                    <a:blip r:embed="rId41">
+                      <a:extLst>
+                        <a:ext uri="{28A0092B-C50C-407E-A947-70E740481C1C}">
+                          <a14:useLocalDpi xmlns:a14="http://schemas.microsoft.com/office/drawing/2010/main" val="0"/>
+                        </a:ext>
+                      </a:extLst>
+                    </a:blip>
+                    <a:srcRect/>
+                    <a:stretch>
+                      <a:fillRect/>
+                    </a:stretch>
+                  </pic:blipFill>
+                  <pic:spPr bwMode="auto">
+                    <a:xfrm>
+                      <a:off x="0" y="0"/>
+                      <a:ext cx="4191000" cy="1533525"/>
+                    </a:xfrm>
+                    <a:prstGeom prst="rect">
+                      <a:avLst/>
+                    </a:prstGeom>
+                    <a:noFill/>
+                  </pic:spPr>
+                </pic:pic>
+              </a:graphicData>
+            </a:graphic>
+          </wp:inline>
+        </w:drawing>
+      </w:r>
+    </w:p>
+    <w:p>
+      <w:pPr>
+        <w:jc w:val="both"/>
+        <w:rPr>
+          <w:sz w:val="28"/>
+          <w:szCs w:val="28"/>
+        </w:rPr>
+      </w:pPr>
+    </w:p>
+    <w:p>
+      <w:pPr>
+        <w:jc w:val="both"/>
+        <w:rPr>
+          <w:b/>
+          <w:bCs/>
+          <w:sz w:val="32"/>
+          <w:szCs w:val="32"/>
+        </w:rPr>
+      </w:pPr>
+      <w:r>
+        <w:rPr>
+          <w:b/>
+          <w:bCs/>
+          <w:sz w:val="32"/>
+          <w:szCs w:val="32"/>
+        </w:rPr>
+        <w:t>Sincronização NTP</w:t>
+      </w:r>
+      <w:r>
+        <w:rPr>
+          <w:b/>
+          <w:bCs/>
+          <w:sz w:val="32"/>
+          <w:szCs w:val="32"/>
+        </w:rPr>
+        <w:t xml:space="preserve"> (4.2)</w:t>
+      </w:r>
+    </w:p>
+    <w:p>
+      <w:pPr>
+        <w:jc w:val="both"/>
+        <w:rPr>
+          <w:sz w:val="28"/>
+          <w:szCs w:val="28"/>
+        </w:rPr>
+      </w:pPr>
+    </w:p>
+    <w:p>
+      <w:pPr>
+        <w:jc w:val="both"/>
+        <w:rPr>
+          <w:sz w:val="28"/>
+          <w:szCs w:val="28"/>
+        </w:rPr>
+      </w:pPr>
+    </w:p>
+    <w:p>
+      <w:pPr>
+        <w:jc w:val="both"/>
+        <w:rPr>
+          <w:sz w:val="28"/>
+          <w:szCs w:val="28"/>
+        </w:rPr>
+      </w:pPr>
+      <w:r>
+        <w:rPr>
+          <w:noProof/>
+          <w:sz w:val="28"/>
+          <w:szCs w:val="28"/>
+        </w:rPr>
+        <w:lastRenderedPageBreak/>
+        <w:drawing>
+          <wp:inline distT="0" distB="0" distL="0" distR="0" wp14:anchorId="11C83F79" wp14:editId="51DB0F67">
+            <wp:extent cx="5943600" cy="1104900"/>
+            <wp:effectExtent l="0" t="0" r="0" b="0"/>
+            <wp:docPr id="749289207" name="Imagem 46"/>
+            <wp:cNvGraphicFramePr>
+              <a:graphicFrameLocks xmlns:a="http://schemas.openxmlformats.org/drawingml/2006/main" noChangeAspect="1"/>
+            </wp:cNvGraphicFramePr>
+            <a:graphic xmlns:a="http://schemas.openxmlformats.org/drawingml/2006/main">
+              <a:graphicData uri="http://schemas.openxmlformats.org/drawingml/2006/picture">
+                <pic:pic xmlns:pic="http://schemas.openxmlformats.org/drawingml/2006/picture">
+                  <pic:nvPicPr>
+                    <pic:cNvPr id="0" name="Picture 17"/>
+                    <pic:cNvPicPr>
+                      <a:picLocks noChangeAspect="1" noChangeArrowheads="1"/>
+                    </pic:cNvPicPr>
+                  </pic:nvPicPr>
+                  <pic:blipFill>
+                    <a:blip r:embed="rId42">
+                      <a:extLst>
+                        <a:ext uri="{28A0092B-C50C-407E-A947-70E740481C1C}">
+                          <a14:useLocalDpi xmlns:a14="http://schemas.microsoft.com/office/drawing/2010/main" val="0"/>
+                        </a:ext>
+                      </a:extLst>
+                    </a:blip>
+                    <a:srcRect/>
+                    <a:stretch>
+                      <a:fillRect/>
+                    </a:stretch>
+                  </pic:blipFill>
+                  <pic:spPr bwMode="auto">
+                    <a:xfrm>
+                      <a:off x="0" y="0"/>
+                      <a:ext cx="5943600" cy="1104900"/>
+                    </a:xfrm>
+                    <a:prstGeom prst="rect">
+                      <a:avLst/>
+                    </a:prstGeom>
+                    <a:noFill/>
+                  </pic:spPr>
+                </pic:pic>
+              </a:graphicData>
+            </a:graphic>
+          </wp:inline>
+        </w:drawing>
+      </w:r>
     </w:p>
     <w:sectPr>
-      <w:headerReference w:type="default" r:id="rId31"/>
-      <w:footerReference w:type="default" r:id="rId32"/>
+      <w:headerReference w:type="default" r:id="rId43"/>
+      <w:footerReference w:type="default" r:id="rId44"/>
       <w:pgSz w:w="11906" w:h="16838"/>
       <w:pgMar w:top="1440" w:right="1080" w:bottom="1440" w:left="1080" w:header="708" w:footer="708" w:gutter="0"/>
       <w:cols w:space="720"/>
@@ -19388,95 +21955,9 @@
     </w:lvl>
   </w:abstractNum>
   <w:abstractNum w:abstractNumId="5" w15:restartNumberingAfterBreak="0">
-    <w:nsid w:val="4B0829C1"/>
-    <w:multiLevelType w:val="hybridMultilevel"/>
-    <w:tmpl w:val="913E833E"/>
-    <w:lvl w:ilvl="0" w:tplc="48ECFAD4">
-      <w:start w:val="1"/>
-      <w:numFmt w:val="bullet"/>
-      <w:lvlText w:val="●"/>
-      <w:lvlJc w:val="left"/>
-      <w:pPr>
-        <w:ind w:left="720" w:hanging="360"/>
-      </w:pPr>
-    </w:lvl>
-    <w:lvl w:ilvl="1" w:tplc="301AD356">
-      <w:start w:val="1"/>
-      <w:numFmt w:val="bullet"/>
-      <w:lvlText w:val="○"/>
-      <w:lvlJc w:val="left"/>
-      <w:pPr>
-        <w:ind w:left="1440" w:hanging="360"/>
-      </w:pPr>
-    </w:lvl>
-    <w:lvl w:ilvl="2" w:tplc="345AD6A2">
-      <w:start w:val="1"/>
-      <w:numFmt w:val="bullet"/>
-      <w:lvlText w:val="■"/>
-      <w:lvlJc w:val="left"/>
-      <w:pPr>
-        <w:ind w:left="2160" w:hanging="360"/>
-      </w:pPr>
-    </w:lvl>
-    <w:lvl w:ilvl="3" w:tplc="ADD0BADE">
-      <w:start w:val="1"/>
-      <w:numFmt w:val="bullet"/>
-      <w:lvlText w:val="●"/>
-      <w:lvlJc w:val="left"/>
-      <w:pPr>
-        <w:ind w:left="2880" w:hanging="360"/>
-      </w:pPr>
-    </w:lvl>
-    <w:lvl w:ilvl="4" w:tplc="8168EE56">
-      <w:start w:val="1"/>
-      <w:numFmt w:val="bullet"/>
-      <w:lvlText w:val="○"/>
-      <w:lvlJc w:val="left"/>
-      <w:pPr>
-        <w:ind w:left="3600" w:hanging="360"/>
-      </w:pPr>
-    </w:lvl>
-    <w:lvl w:ilvl="5" w:tplc="0B1CB278">
-      <w:start w:val="1"/>
-      <w:numFmt w:val="bullet"/>
-      <w:lvlText w:val="■"/>
-      <w:lvlJc w:val="left"/>
-      <w:pPr>
-        <w:ind w:left="4320" w:hanging="360"/>
-      </w:pPr>
-    </w:lvl>
-    <w:lvl w:ilvl="6" w:tplc="54C80D96">
-      <w:start w:val="1"/>
-      <w:numFmt w:val="bullet"/>
-      <w:lvlText w:val="●"/>
-      <w:lvlJc w:val="left"/>
-      <w:pPr>
-        <w:ind w:left="5040" w:hanging="360"/>
-      </w:pPr>
-    </w:lvl>
-    <w:lvl w:ilvl="7" w:tplc="B5C84DEA">
-      <w:start w:val="1"/>
-      <w:numFmt w:val="bullet"/>
-      <w:lvlText w:val="●"/>
-      <w:lvlJc w:val="left"/>
-      <w:pPr>
-        <w:ind w:left="5760" w:hanging="360"/>
-      </w:pPr>
-    </w:lvl>
-    <w:lvl w:ilvl="8" w:tplc="8A042B74">
-      <w:start w:val="1"/>
-      <w:numFmt w:val="bullet"/>
-      <w:lvlText w:val="●"/>
-      <w:lvlJc w:val="left"/>
-      <w:pPr>
-        <w:ind w:left="6480" w:hanging="360"/>
-      </w:pPr>
-    </w:lvl>
-  </w:abstractNum>
-  <w:abstractNum w:abstractNumId="6" w15:restartNumberingAfterBreak="0">
-    <w:nsid w:val="6F0609D0"/>
+    <w:nsid w:val="427545FF"/>
     <w:multiLevelType w:val="multilevel"/>
-    <w:tmpl w:val="1EE6A3FA"/>
+    <w:tmpl w:val="26E8FD42"/>
     <w:lvl w:ilvl="0">
       <w:start w:val="1"/>
       <w:numFmt w:val="bullet"/>
@@ -19622,10 +22103,209 @@
       </w:rPr>
     </w:lvl>
   </w:abstractNum>
+  <w:abstractNum w:abstractNumId="6" w15:restartNumberingAfterBreak="0">
+    <w:nsid w:val="4B0829C1"/>
+    <w:multiLevelType w:val="hybridMultilevel"/>
+    <w:tmpl w:val="913E833E"/>
+    <w:lvl w:ilvl="0" w:tplc="48ECFAD4">
+      <w:start w:val="1"/>
+      <w:numFmt w:val="bullet"/>
+      <w:lvlText w:val="●"/>
+      <w:lvlJc w:val="left"/>
+      <w:pPr>
+        <w:ind w:left="720" w:hanging="360"/>
+      </w:pPr>
+    </w:lvl>
+    <w:lvl w:ilvl="1" w:tplc="301AD356">
+      <w:start w:val="1"/>
+      <w:numFmt w:val="bullet"/>
+      <w:lvlText w:val="○"/>
+      <w:lvlJc w:val="left"/>
+      <w:pPr>
+        <w:ind w:left="1440" w:hanging="360"/>
+      </w:pPr>
+    </w:lvl>
+    <w:lvl w:ilvl="2" w:tplc="345AD6A2">
+      <w:start w:val="1"/>
+      <w:numFmt w:val="bullet"/>
+      <w:lvlText w:val="■"/>
+      <w:lvlJc w:val="left"/>
+      <w:pPr>
+        <w:ind w:left="2160" w:hanging="360"/>
+      </w:pPr>
+    </w:lvl>
+    <w:lvl w:ilvl="3" w:tplc="ADD0BADE">
+      <w:start w:val="1"/>
+      <w:numFmt w:val="bullet"/>
+      <w:lvlText w:val="●"/>
+      <w:lvlJc w:val="left"/>
+      <w:pPr>
+        <w:ind w:left="2880" w:hanging="360"/>
+      </w:pPr>
+    </w:lvl>
+    <w:lvl w:ilvl="4" w:tplc="8168EE56">
+      <w:start w:val="1"/>
+      <w:numFmt w:val="bullet"/>
+      <w:lvlText w:val="○"/>
+      <w:lvlJc w:val="left"/>
+      <w:pPr>
+        <w:ind w:left="3600" w:hanging="360"/>
+      </w:pPr>
+    </w:lvl>
+    <w:lvl w:ilvl="5" w:tplc="0B1CB278">
+      <w:start w:val="1"/>
+      <w:numFmt w:val="bullet"/>
+      <w:lvlText w:val="■"/>
+      <w:lvlJc w:val="left"/>
+      <w:pPr>
+        <w:ind w:left="4320" w:hanging="360"/>
+      </w:pPr>
+    </w:lvl>
+    <w:lvl w:ilvl="6" w:tplc="54C80D96">
+      <w:start w:val="1"/>
+      <w:numFmt w:val="bullet"/>
+      <w:lvlText w:val="●"/>
+      <w:lvlJc w:val="left"/>
+      <w:pPr>
+        <w:ind w:left="5040" w:hanging="360"/>
+      </w:pPr>
+    </w:lvl>
+    <w:lvl w:ilvl="7" w:tplc="B5C84DEA">
+      <w:start w:val="1"/>
+      <w:numFmt w:val="bullet"/>
+      <w:lvlText w:val="●"/>
+      <w:lvlJc w:val="left"/>
+      <w:pPr>
+        <w:ind w:left="5760" w:hanging="360"/>
+      </w:pPr>
+    </w:lvl>
+    <w:lvl w:ilvl="8" w:tplc="8A042B74">
+      <w:start w:val="1"/>
+      <w:numFmt w:val="bullet"/>
+      <w:lvlText w:val="●"/>
+      <w:lvlJc w:val="left"/>
+      <w:pPr>
+        <w:ind w:left="6480" w:hanging="360"/>
+      </w:pPr>
+    </w:lvl>
+  </w:abstractNum>
   <w:abstractNum w:abstractNumId="7" w15:restartNumberingAfterBreak="0">
-    <w:nsid w:val="767C321F"/>
+    <w:nsid w:val="56456423"/>
+    <w:multiLevelType w:val="hybridMultilevel"/>
+    <w:tmpl w:val="C53AB40C"/>
+    <w:lvl w:ilvl="0" w:tplc="08160001">
+      <w:start w:val="1"/>
+      <w:numFmt w:val="bullet"/>
+      <w:lvlText w:val=""/>
+      <w:lvlJc w:val="left"/>
+      <w:pPr>
+        <w:ind w:left="720" w:hanging="360"/>
+      </w:pPr>
+      <w:rPr>
+        <w:rFonts w:ascii="Symbol" w:hAnsi="Symbol" w:hint="default"/>
+      </w:rPr>
+    </w:lvl>
+    <w:lvl w:ilvl="1" w:tplc="08160003" w:tentative="1">
+      <w:start w:val="1"/>
+      <w:numFmt w:val="bullet"/>
+      <w:lvlText w:val="o"/>
+      <w:lvlJc w:val="left"/>
+      <w:pPr>
+        <w:ind w:left="1440" w:hanging="360"/>
+      </w:pPr>
+      <w:rPr>
+        <w:rFonts w:ascii="Courier New" w:hAnsi="Courier New" w:cs="Courier New" w:hint="default"/>
+      </w:rPr>
+    </w:lvl>
+    <w:lvl w:ilvl="2" w:tplc="08160005" w:tentative="1">
+      <w:start w:val="1"/>
+      <w:numFmt w:val="bullet"/>
+      <w:lvlText w:val=""/>
+      <w:lvlJc w:val="left"/>
+      <w:pPr>
+        <w:ind w:left="2160" w:hanging="360"/>
+      </w:pPr>
+      <w:rPr>
+        <w:rFonts w:ascii="Wingdings" w:hAnsi="Wingdings" w:hint="default"/>
+      </w:rPr>
+    </w:lvl>
+    <w:lvl w:ilvl="3" w:tplc="08160001" w:tentative="1">
+      <w:start w:val="1"/>
+      <w:numFmt w:val="bullet"/>
+      <w:lvlText w:val=""/>
+      <w:lvlJc w:val="left"/>
+      <w:pPr>
+        <w:ind w:left="2880" w:hanging="360"/>
+      </w:pPr>
+      <w:rPr>
+        <w:rFonts w:ascii="Symbol" w:hAnsi="Symbol" w:hint="default"/>
+      </w:rPr>
+    </w:lvl>
+    <w:lvl w:ilvl="4" w:tplc="08160003" w:tentative="1">
+      <w:start w:val="1"/>
+      <w:numFmt w:val="bullet"/>
+      <w:lvlText w:val="o"/>
+      <w:lvlJc w:val="left"/>
+      <w:pPr>
+        <w:ind w:left="3600" w:hanging="360"/>
+      </w:pPr>
+      <w:rPr>
+        <w:rFonts w:ascii="Courier New" w:hAnsi="Courier New" w:cs="Courier New" w:hint="default"/>
+      </w:rPr>
+    </w:lvl>
+    <w:lvl w:ilvl="5" w:tplc="08160005" w:tentative="1">
+      <w:start w:val="1"/>
+      <w:numFmt w:val="bullet"/>
+      <w:lvlText w:val=""/>
+      <w:lvlJc w:val="left"/>
+      <w:pPr>
+        <w:ind w:left="4320" w:hanging="360"/>
+      </w:pPr>
+      <w:rPr>
+        <w:rFonts w:ascii="Wingdings" w:hAnsi="Wingdings" w:hint="default"/>
+      </w:rPr>
+    </w:lvl>
+    <w:lvl w:ilvl="6" w:tplc="08160001" w:tentative="1">
+      <w:start w:val="1"/>
+      <w:numFmt w:val="bullet"/>
+      <w:lvlText w:val=""/>
+      <w:lvlJc w:val="left"/>
+      <w:pPr>
+        <w:ind w:left="5040" w:hanging="360"/>
+      </w:pPr>
+      <w:rPr>
+        <w:rFonts w:ascii="Symbol" w:hAnsi="Symbol" w:hint="default"/>
+      </w:rPr>
+    </w:lvl>
+    <w:lvl w:ilvl="7" w:tplc="08160003" w:tentative="1">
+      <w:start w:val="1"/>
+      <w:numFmt w:val="bullet"/>
+      <w:lvlText w:val="o"/>
+      <w:lvlJc w:val="left"/>
+      <w:pPr>
+        <w:ind w:left="5760" w:hanging="360"/>
+      </w:pPr>
+      <w:rPr>
+        <w:rFonts w:ascii="Courier New" w:hAnsi="Courier New" w:cs="Courier New" w:hint="default"/>
+      </w:rPr>
+    </w:lvl>
+    <w:lvl w:ilvl="8" w:tplc="08160005" w:tentative="1">
+      <w:start w:val="1"/>
+      <w:numFmt w:val="bullet"/>
+      <w:lvlText w:val=""/>
+      <w:lvlJc w:val="left"/>
+      <w:pPr>
+        <w:ind w:left="6480" w:hanging="360"/>
+      </w:pPr>
+      <w:rPr>
+        <w:rFonts w:ascii="Wingdings" w:hAnsi="Wingdings" w:hint="default"/>
+      </w:rPr>
+    </w:lvl>
+  </w:abstractNum>
+  <w:abstractNum w:abstractNumId="8" w15:restartNumberingAfterBreak="0">
+    <w:nsid w:val="6F0609D0"/>
     <w:multiLevelType w:val="multilevel"/>
-    <w:tmpl w:val="F95603F6"/>
+    <w:tmpl w:val="1EE6A3FA"/>
     <w:lvl w:ilvl="0">
       <w:start w:val="1"/>
       <w:numFmt w:val="bullet"/>
@@ -19771,7 +22451,418 @@
       </w:rPr>
     </w:lvl>
   </w:abstractNum>
-  <w:abstractNum w:abstractNumId="8" w15:restartNumberingAfterBreak="0">
+  <w:abstractNum w:abstractNumId="9" w15:restartNumberingAfterBreak="0">
+    <w:nsid w:val="767C321F"/>
+    <w:multiLevelType w:val="multilevel"/>
+    <w:tmpl w:val="F95603F6"/>
+    <w:lvl w:ilvl="0">
+      <w:start w:val="1"/>
+      <w:numFmt w:val="bullet"/>
+      <w:lvlText w:val=""/>
+      <w:lvlJc w:val="left"/>
+      <w:pPr>
+        <w:tabs>
+          <w:tab w:val="num" w:pos="720"/>
+        </w:tabs>
+        <w:ind w:left="720" w:hanging="360"/>
+      </w:pPr>
+      <w:rPr>
+        <w:rFonts w:ascii="Symbol" w:hAnsi="Symbol" w:hint="default"/>
+        <w:sz w:val="20"/>
+      </w:rPr>
+    </w:lvl>
+    <w:lvl w:ilvl="1" w:tentative="1">
+      <w:start w:val="1"/>
+      <w:numFmt w:val="bullet"/>
+      <w:lvlText w:val="o"/>
+      <w:lvlJc w:val="left"/>
+      <w:pPr>
+        <w:tabs>
+          <w:tab w:val="num" w:pos="1440"/>
+        </w:tabs>
+        <w:ind w:left="1440" w:hanging="360"/>
+      </w:pPr>
+      <w:rPr>
+        <w:rFonts w:ascii="Courier New" w:hAnsi="Courier New" w:hint="default"/>
+        <w:sz w:val="20"/>
+      </w:rPr>
+    </w:lvl>
+    <w:lvl w:ilvl="2" w:tentative="1">
+      <w:start w:val="1"/>
+      <w:numFmt w:val="bullet"/>
+      <w:lvlText w:val=""/>
+      <w:lvlJc w:val="left"/>
+      <w:pPr>
+        <w:tabs>
+          <w:tab w:val="num" w:pos="2160"/>
+        </w:tabs>
+        <w:ind w:left="2160" w:hanging="360"/>
+      </w:pPr>
+      <w:rPr>
+        <w:rFonts w:ascii="Wingdings" w:hAnsi="Wingdings" w:hint="default"/>
+        <w:sz w:val="20"/>
+      </w:rPr>
+    </w:lvl>
+    <w:lvl w:ilvl="3" w:tentative="1">
+      <w:start w:val="1"/>
+      <w:numFmt w:val="bullet"/>
+      <w:lvlText w:val=""/>
+      <w:lvlJc w:val="left"/>
+      <w:pPr>
+        <w:tabs>
+          <w:tab w:val="num" w:pos="2880"/>
+        </w:tabs>
+        <w:ind w:left="2880" w:hanging="360"/>
+      </w:pPr>
+      <w:rPr>
+        <w:rFonts w:ascii="Wingdings" w:hAnsi="Wingdings" w:hint="default"/>
+        <w:sz w:val="20"/>
+      </w:rPr>
+    </w:lvl>
+    <w:lvl w:ilvl="4" w:tentative="1">
+      <w:start w:val="1"/>
+      <w:numFmt w:val="bullet"/>
+      <w:lvlText w:val=""/>
+      <w:lvlJc w:val="left"/>
+      <w:pPr>
+        <w:tabs>
+          <w:tab w:val="num" w:pos="3600"/>
+        </w:tabs>
+        <w:ind w:left="3600" w:hanging="360"/>
+      </w:pPr>
+      <w:rPr>
+        <w:rFonts w:ascii="Wingdings" w:hAnsi="Wingdings" w:hint="default"/>
+        <w:sz w:val="20"/>
+      </w:rPr>
+    </w:lvl>
+    <w:lvl w:ilvl="5" w:tentative="1">
+      <w:start w:val="1"/>
+      <w:numFmt w:val="bullet"/>
+      <w:lvlText w:val=""/>
+      <w:lvlJc w:val="left"/>
+      <w:pPr>
+        <w:tabs>
+          <w:tab w:val="num" w:pos="4320"/>
+        </w:tabs>
+        <w:ind w:left="4320" w:hanging="360"/>
+      </w:pPr>
+      <w:rPr>
+        <w:rFonts w:ascii="Wingdings" w:hAnsi="Wingdings" w:hint="default"/>
+        <w:sz w:val="20"/>
+      </w:rPr>
+    </w:lvl>
+    <w:lvl w:ilvl="6" w:tentative="1">
+      <w:start w:val="1"/>
+      <w:numFmt w:val="bullet"/>
+      <w:lvlText w:val=""/>
+      <w:lvlJc w:val="left"/>
+      <w:pPr>
+        <w:tabs>
+          <w:tab w:val="num" w:pos="5040"/>
+        </w:tabs>
+        <w:ind w:left="5040" w:hanging="360"/>
+      </w:pPr>
+      <w:rPr>
+        <w:rFonts w:ascii="Wingdings" w:hAnsi="Wingdings" w:hint="default"/>
+        <w:sz w:val="20"/>
+      </w:rPr>
+    </w:lvl>
+    <w:lvl w:ilvl="7" w:tentative="1">
+      <w:start w:val="1"/>
+      <w:numFmt w:val="bullet"/>
+      <w:lvlText w:val=""/>
+      <w:lvlJc w:val="left"/>
+      <w:pPr>
+        <w:tabs>
+          <w:tab w:val="num" w:pos="5760"/>
+        </w:tabs>
+        <w:ind w:left="5760" w:hanging="360"/>
+      </w:pPr>
+      <w:rPr>
+        <w:rFonts w:ascii="Wingdings" w:hAnsi="Wingdings" w:hint="default"/>
+        <w:sz w:val="20"/>
+      </w:rPr>
+    </w:lvl>
+    <w:lvl w:ilvl="8" w:tentative="1">
+      <w:start w:val="1"/>
+      <w:numFmt w:val="bullet"/>
+      <w:lvlText w:val=""/>
+      <w:lvlJc w:val="left"/>
+      <w:pPr>
+        <w:tabs>
+          <w:tab w:val="num" w:pos="6480"/>
+        </w:tabs>
+        <w:ind w:left="6480" w:hanging="360"/>
+      </w:pPr>
+      <w:rPr>
+        <w:rFonts w:ascii="Wingdings" w:hAnsi="Wingdings" w:hint="default"/>
+        <w:sz w:val="20"/>
+      </w:rPr>
+    </w:lvl>
+  </w:abstractNum>
+  <w:abstractNum w:abstractNumId="10" w15:restartNumberingAfterBreak="0">
+    <w:nsid w:val="78CE57CF"/>
+    <w:multiLevelType w:val="multilevel"/>
+    <w:tmpl w:val="EF52A5AA"/>
+    <w:lvl w:ilvl="0">
+      <w:start w:val="1"/>
+      <w:numFmt w:val="bullet"/>
+      <w:lvlText w:val=""/>
+      <w:lvlJc w:val="left"/>
+      <w:pPr>
+        <w:tabs>
+          <w:tab w:val="num" w:pos="720"/>
+        </w:tabs>
+        <w:ind w:left="720" w:hanging="360"/>
+      </w:pPr>
+      <w:rPr>
+        <w:rFonts w:ascii="Symbol" w:hAnsi="Symbol" w:hint="default"/>
+        <w:sz w:val="20"/>
+      </w:rPr>
+    </w:lvl>
+    <w:lvl w:ilvl="1" w:tentative="1">
+      <w:start w:val="1"/>
+      <w:numFmt w:val="bullet"/>
+      <w:lvlText w:val="o"/>
+      <w:lvlJc w:val="left"/>
+      <w:pPr>
+        <w:tabs>
+          <w:tab w:val="num" w:pos="1440"/>
+        </w:tabs>
+        <w:ind w:left="1440" w:hanging="360"/>
+      </w:pPr>
+      <w:rPr>
+        <w:rFonts w:ascii="Courier New" w:hAnsi="Courier New" w:hint="default"/>
+        <w:sz w:val="20"/>
+      </w:rPr>
+    </w:lvl>
+    <w:lvl w:ilvl="2" w:tentative="1">
+      <w:start w:val="1"/>
+      <w:numFmt w:val="bullet"/>
+      <w:lvlText w:val=""/>
+      <w:lvlJc w:val="left"/>
+      <w:pPr>
+        <w:tabs>
+          <w:tab w:val="num" w:pos="2160"/>
+        </w:tabs>
+        <w:ind w:left="2160" w:hanging="360"/>
+      </w:pPr>
+      <w:rPr>
+        <w:rFonts w:ascii="Wingdings" w:hAnsi="Wingdings" w:hint="default"/>
+        <w:sz w:val="20"/>
+      </w:rPr>
+    </w:lvl>
+    <w:lvl w:ilvl="3" w:tentative="1">
+      <w:start w:val="1"/>
+      <w:numFmt w:val="bullet"/>
+      <w:lvlText w:val=""/>
+      <w:lvlJc w:val="left"/>
+      <w:pPr>
+        <w:tabs>
+          <w:tab w:val="num" w:pos="2880"/>
+        </w:tabs>
+        <w:ind w:left="2880" w:hanging="360"/>
+      </w:pPr>
+      <w:rPr>
+        <w:rFonts w:ascii="Wingdings" w:hAnsi="Wingdings" w:hint="default"/>
+        <w:sz w:val="20"/>
+      </w:rPr>
+    </w:lvl>
+    <w:lvl w:ilvl="4" w:tentative="1">
+      <w:start w:val="1"/>
+      <w:numFmt w:val="bullet"/>
+      <w:lvlText w:val=""/>
+      <w:lvlJc w:val="left"/>
+      <w:pPr>
+        <w:tabs>
+          <w:tab w:val="num" w:pos="3600"/>
+        </w:tabs>
+        <w:ind w:left="3600" w:hanging="360"/>
+      </w:pPr>
+      <w:rPr>
+        <w:rFonts w:ascii="Wingdings" w:hAnsi="Wingdings" w:hint="default"/>
+        <w:sz w:val="20"/>
+      </w:rPr>
+    </w:lvl>
+    <w:lvl w:ilvl="5" w:tentative="1">
+      <w:start w:val="1"/>
+      <w:numFmt w:val="bullet"/>
+      <w:lvlText w:val=""/>
+      <w:lvlJc w:val="left"/>
+      <w:pPr>
+        <w:tabs>
+          <w:tab w:val="num" w:pos="4320"/>
+        </w:tabs>
+        <w:ind w:left="4320" w:hanging="360"/>
+      </w:pPr>
+      <w:rPr>
+        <w:rFonts w:ascii="Wingdings" w:hAnsi="Wingdings" w:hint="default"/>
+        <w:sz w:val="20"/>
+      </w:rPr>
+    </w:lvl>
+    <w:lvl w:ilvl="6" w:tentative="1">
+      <w:start w:val="1"/>
+      <w:numFmt w:val="bullet"/>
+      <w:lvlText w:val=""/>
+      <w:lvlJc w:val="left"/>
+      <w:pPr>
+        <w:tabs>
+          <w:tab w:val="num" w:pos="5040"/>
+        </w:tabs>
+        <w:ind w:left="5040" w:hanging="360"/>
+      </w:pPr>
+      <w:rPr>
+        <w:rFonts w:ascii="Wingdings" w:hAnsi="Wingdings" w:hint="default"/>
+        <w:sz w:val="20"/>
+      </w:rPr>
+    </w:lvl>
+    <w:lvl w:ilvl="7" w:tentative="1">
+      <w:start w:val="1"/>
+      <w:numFmt w:val="bullet"/>
+      <w:lvlText w:val=""/>
+      <w:lvlJc w:val="left"/>
+      <w:pPr>
+        <w:tabs>
+          <w:tab w:val="num" w:pos="5760"/>
+        </w:tabs>
+        <w:ind w:left="5760" w:hanging="360"/>
+      </w:pPr>
+      <w:rPr>
+        <w:rFonts w:ascii="Wingdings" w:hAnsi="Wingdings" w:hint="default"/>
+        <w:sz w:val="20"/>
+      </w:rPr>
+    </w:lvl>
+    <w:lvl w:ilvl="8" w:tentative="1">
+      <w:start w:val="1"/>
+      <w:numFmt w:val="bullet"/>
+      <w:lvlText w:val=""/>
+      <w:lvlJc w:val="left"/>
+      <w:pPr>
+        <w:tabs>
+          <w:tab w:val="num" w:pos="6480"/>
+        </w:tabs>
+        <w:ind w:left="6480" w:hanging="360"/>
+      </w:pPr>
+      <w:rPr>
+        <w:rFonts w:ascii="Wingdings" w:hAnsi="Wingdings" w:hint="default"/>
+        <w:sz w:val="20"/>
+      </w:rPr>
+    </w:lvl>
+  </w:abstractNum>
+  <w:abstractNum w:abstractNumId="11" w15:restartNumberingAfterBreak="0">
+    <w:nsid w:val="7937133C"/>
+    <w:multiLevelType w:val="multilevel"/>
+    <w:tmpl w:val="10D2CAB4"/>
+    <w:lvl w:ilvl="0">
+      <w:start w:val="1"/>
+      <w:numFmt w:val="decimal"/>
+      <w:lvlText w:val="%1."/>
+      <w:lvlJc w:val="left"/>
+      <w:pPr>
+        <w:tabs>
+          <w:tab w:val="num" w:pos="720"/>
+        </w:tabs>
+        <w:ind w:left="720" w:hanging="360"/>
+      </w:pPr>
+    </w:lvl>
+    <w:lvl w:ilvl="1" w:tentative="1">
+      <w:start w:val="1"/>
+      <w:numFmt w:val="decimal"/>
+      <w:lvlText w:val="%2."/>
+      <w:lvlJc w:val="left"/>
+      <w:pPr>
+        <w:tabs>
+          <w:tab w:val="num" w:pos="1440"/>
+        </w:tabs>
+        <w:ind w:left="1440" w:hanging="360"/>
+      </w:pPr>
+    </w:lvl>
+    <w:lvl w:ilvl="2" w:tentative="1">
+      <w:start w:val="1"/>
+      <w:numFmt w:val="decimal"/>
+      <w:lvlText w:val="%3."/>
+      <w:lvlJc w:val="left"/>
+      <w:pPr>
+        <w:tabs>
+          <w:tab w:val="num" w:pos="2160"/>
+        </w:tabs>
+        <w:ind w:left="2160" w:hanging="360"/>
+      </w:pPr>
+    </w:lvl>
+    <w:lvl w:ilvl="3" w:tentative="1">
+      <w:start w:val="1"/>
+      <w:numFmt w:val="decimal"/>
+      <w:lvlText w:val="%4."/>
+      <w:lvlJc w:val="left"/>
+      <w:pPr>
+        <w:tabs>
+          <w:tab w:val="num" w:pos="2880"/>
+        </w:tabs>
+        <w:ind w:left="2880" w:hanging="360"/>
+      </w:pPr>
+    </w:lvl>
+    <w:lvl w:ilvl="4" w:tentative="1">
+      <w:start w:val="1"/>
+      <w:numFmt w:val="decimal"/>
+      <w:lvlText w:val="%5."/>
+      <w:lvlJc w:val="left"/>
+      <w:pPr>
+        <w:tabs>
+          <w:tab w:val="num" w:pos="3600"/>
+        </w:tabs>
+        <w:ind w:left="3600" w:hanging="360"/>
+      </w:pPr>
+    </w:lvl>
+    <w:lvl w:ilvl="5" w:tentative="1">
+      <w:start w:val="1"/>
+      <w:numFmt w:val="decimal"/>
+      <w:lvlText w:val="%6."/>
+      <w:lvlJc w:val="left"/>
+      <w:pPr>
+        <w:tabs>
+          <w:tab w:val="num" w:pos="4320"/>
+        </w:tabs>
+        <w:ind w:left="4320" w:hanging="360"/>
+      </w:pPr>
+    </w:lvl>
+    <w:lvl w:ilvl="6" w:tentative="1">
+      <w:start w:val="1"/>
+      <w:numFmt w:val="decimal"/>
+      <w:lvlText w:val="%7."/>
+      <w:lvlJc w:val="left"/>
+      <w:pPr>
+        <w:tabs>
+          <w:tab w:val="num" w:pos="5040"/>
+        </w:tabs>
+        <w:ind w:left="5040" w:hanging="360"/>
+      </w:pPr>
+    </w:lvl>
+    <w:lvl w:ilvl="7" w:tentative="1">
+      <w:start w:val="1"/>
+      <w:numFmt w:val="decimal"/>
+      <w:lvlText w:val="%8."/>
+      <w:lvlJc w:val="left"/>
+      <w:pPr>
+        <w:tabs>
+          <w:tab w:val="num" w:pos="5760"/>
+        </w:tabs>
+        <w:ind w:left="5760" w:hanging="360"/>
+      </w:pPr>
+    </w:lvl>
+    <w:lvl w:ilvl="8" w:tentative="1">
+      <w:start w:val="1"/>
+      <w:numFmt w:val="decimal"/>
+      <w:lvlText w:val="%9."/>
+      <w:lvlJc w:val="left"/>
+      <w:pPr>
+        <w:tabs>
+          <w:tab w:val="num" w:pos="6480"/>
+        </w:tabs>
+        <w:ind w:left="6480" w:hanging="360"/>
+      </w:pPr>
+    </w:lvl>
+  </w:abstractNum>
+  <w:abstractNum w:abstractNumId="12" w15:restartNumberingAfterBreak="0">
     <w:nsid w:val="7A2A7554"/>
     <w:multiLevelType w:val="hybridMultilevel"/>
     <w:tmpl w:val="AC42FED4"/>
@@ -19885,7 +22976,7 @@
     </w:lvl>
   </w:abstractNum>
   <w:num w:numId="1" w16cid:durableId="1420909169">
-    <w:abstractNumId w:val="5"/>
+    <w:abstractNumId w:val="6"/>
     <w:lvlOverride w:ilvl="0">
       <w:startOverride w:val="1"/>
     </w:lvlOverride>
@@ -19900,10 +22991,10 @@
     <w:abstractNumId w:val="0"/>
   </w:num>
   <w:num w:numId="4" w16cid:durableId="451942644">
-    <w:abstractNumId w:val="6"/>
+    <w:abstractNumId w:val="8"/>
   </w:num>
   <w:num w:numId="5" w16cid:durableId="687677379">
-    <w:abstractNumId w:val="7"/>
+    <w:abstractNumId w:val="9"/>
   </w:num>
   <w:num w:numId="6" w16cid:durableId="2071615628">
     <w:abstractNumId w:val="4"/>
@@ -19912,10 +23003,22 @@
     <w:abstractNumId w:val="3"/>
   </w:num>
   <w:num w:numId="8" w16cid:durableId="1751389484">
-    <w:abstractNumId w:val="8"/>
+    <w:abstractNumId w:val="12"/>
   </w:num>
   <w:num w:numId="9" w16cid:durableId="459223393">
     <w:abstractNumId w:val="1"/>
+  </w:num>
+  <w:num w:numId="10" w16cid:durableId="2142990752">
+    <w:abstractNumId w:val="10"/>
+  </w:num>
+  <w:num w:numId="11" w16cid:durableId="812722370">
+    <w:abstractNumId w:val="5"/>
+  </w:num>
+  <w:num w:numId="12" w16cid:durableId="220403958">
+    <w:abstractNumId w:val="7"/>
+  </w:num>
+  <w:num w:numId="13" w16cid:durableId="47606453">
+    <w:abstractNumId w:val="11"/>
   </w:num>
 </w:numbering>
 </file>
@@ -20410,7 +23513,6 @@
   <w:style w:type="character" w:default="1" w:styleId="Tipodeletrapredefinidodopargrafo">
     <w:name w:val="Default Paragraph Font"/>
     <w:uiPriority w:val="1"/>
-    <w:semiHidden/>
     <w:unhideWhenUsed/>
   </w:style>
   <w:style w:type="table" w:default="1" w:styleId="Tabelanormal">
